--- a/mokdong1/2mid/word/md1s2_grammar_check_exam.docx
+++ b/mokdong1/2mid/word/md1s2_grammar_check_exam.docx
@@ -56,7 +56,7 @@
           <w:sz w:val="21"/>
           <w:u w:val="none"/>
         </w:rPr>
-        <w:t>■ 1부 비교급 · 최상급 (5-③ Grammar A · 변화표 · Practice A·B)</w:t>
+        <w:t>■ 1부 비교급 · 최상급 (5-③ Grammar A · 변화표 · Practice A·B · Grammar Review)</w:t>
       </w:r>
     </w:p>
     <w:p>
@@ -70,7 +70,7 @@
           <w:sz w:val="20"/>
           <w:u w:val="none"/>
         </w:rPr>
-        <w:t>A. 비교급·최상급 문장 판단 — 7문장 옳은 것만 · 개수 · 괄호 짝짓기</w:t>
+        <w:t>A. 비교급·최상급 문장 판단 — 7문장 옳은 것만 · 개수(영화 대사 · very 함정) · 괄호 짝짓기</w:t>
       </w:r>
     </w:p>
     <w:p>
@@ -173,7 +173,7 @@
           <w:sz w:val="20"/>
           <w:u w:val="none"/>
         </w:rPr>
-        <w:t>ⓓ Today is very hotter than yesterday.</w:t>
+        <w:t>ⓓ I'm very taller than you.</w:t>
       </w:r>
       <w:r>
         <w:br/>
@@ -317,7 +317,7 @@
           <w:sz w:val="20"/>
           <w:u w:val="none"/>
         </w:rPr>
-        <w:t xml:space="preserve">다음 빈칸에 들어갈 수 </w:t>
+        <w:t xml:space="preserve">다음은 영화·드라마 대사이다. ⓐ~ⓗ 중 어법상 </w:t>
       </w:r>
       <w:r>
         <w:rPr>
@@ -326,16 +326,16 @@
           <w:sz w:val="20"/>
           <w:u w:val="none"/>
         </w:rPr>
-        <w:t>있는</w:t>
-      </w:r>
-      <w:r>
-        <w:rPr>
-          <w:b w:val="0"/>
-          <w:i w:val="0"/>
-          <w:sz w:val="20"/>
-          <w:u w:val="none"/>
-        </w:rPr>
-        <w:t xml:space="preserve"> 말의 </w:t>
+        <w:t>옳은 것의 개수</w:t>
+      </w:r>
+      <w:r>
+        <w:rPr>
+          <w:b w:val="0"/>
+          <w:i w:val="0"/>
+          <w:sz w:val="20"/>
+          <w:u w:val="none"/>
+        </w:rPr>
+        <w:t xml:space="preserve">를 고르고, 틀린 문장의 very 자리에 쓸 수 있는 말을 〈보기〉에서 </w:t>
       </w:r>
       <w:r>
         <w:rPr>
@@ -344,25 +344,25 @@
           <w:sz w:val="20"/>
           <w:u w:val="none"/>
         </w:rPr>
-        <w:t>개수</w:t>
-      </w:r>
-      <w:r>
-        <w:rPr>
-          <w:b w:val="0"/>
-          <w:i w:val="0"/>
-          <w:sz w:val="20"/>
-          <w:u w:val="none"/>
-        </w:rPr>
-        <w:t xml:space="preserve">는? </w:t>
-      </w:r>
-      <w:r>
-        <w:rPr>
-          <w:b w:val="0"/>
-          <w:i w:val="0"/>
-          <w:sz w:val="20"/>
-          <w:u w:val="none"/>
-        </w:rPr>
-        <w:t>(표적: 개수 — 비교급 강조어)</w:t>
+        <w:t>모두</w:t>
+      </w:r>
+      <w:r>
+        <w:rPr>
+          <w:b w:val="0"/>
+          <w:i w:val="0"/>
+          <w:sz w:val="20"/>
+          <w:u w:val="none"/>
+        </w:rPr>
+        <w:t xml:space="preserve"> 고르시오. </w:t>
+      </w:r>
+      <w:r>
+        <w:rPr>
+          <w:b w:val="0"/>
+          <w:i w:val="0"/>
+          <w:sz w:val="20"/>
+          <w:u w:val="none"/>
+        </w:rPr>
+        <w:t>(표적: 개수 — 비교급 강조어 very 함정 · 이중 비교 / 2단계 강조어 모두)</w:t>
       </w:r>
     </w:p>
     <w:p>
@@ -378,82 +378,139 @@
           <w:sz w:val="20"/>
           <w:u w:val="none"/>
         </w:rPr>
-        <w:t>Today is ________ hotter than yesterday.</w:t>
-      </w:r>
-      <w:r>
-        <w:br/>
-      </w:r>
-      <w:r>
-        <w:rPr>
-          <w:b w:val="0"/>
-          <w:i w:val="0"/>
-          <w:sz w:val="20"/>
-          <w:u w:val="none"/>
-        </w:rPr>
-        <w:t>〈보기〉 much / very / still / even / far / a lot / more / so</w:t>
-      </w:r>
-      <w:r>
-        <w:br/>
-      </w:r>
-      <w:r>
-        <w:br/>
-      </w:r>
-      <w:r>
-        <w:rPr>
-          <w:b w:val="0"/>
-          <w:i w:val="0"/>
-          <w:sz w:val="20"/>
-          <w:u w:val="none"/>
-        </w:rPr>
-        <w:t>① 3개</w:t>
-      </w:r>
-      <w:r>
-        <w:br/>
-      </w:r>
-      <w:r>
-        <w:rPr>
-          <w:b w:val="0"/>
-          <w:i w:val="0"/>
-          <w:sz w:val="20"/>
-          <w:u w:val="none"/>
-        </w:rPr>
-        <w:t>② 4개</w:t>
-      </w:r>
-      <w:r>
-        <w:br/>
-      </w:r>
-      <w:r>
-        <w:rPr>
-          <w:b w:val="0"/>
-          <w:i w:val="0"/>
-          <w:sz w:val="20"/>
-          <w:u w:val="none"/>
-        </w:rPr>
-        <w:t>③ 5개</w:t>
-      </w:r>
-      <w:r>
-        <w:br/>
-      </w:r>
-      <w:r>
-        <w:rPr>
-          <w:b w:val="0"/>
-          <w:i w:val="0"/>
-          <w:sz w:val="20"/>
-          <w:u w:val="none"/>
-        </w:rPr>
-        <w:t>④ 6개</w:t>
-      </w:r>
-      <w:r>
-        <w:br/>
-      </w:r>
-      <w:r>
-        <w:rPr>
-          <w:b w:val="0"/>
-          <w:i w:val="0"/>
-          <w:sz w:val="20"/>
-          <w:u w:val="none"/>
-        </w:rPr>
-        <w:t>⑤ 7개</w:t>
+        <w:t>ⓐ They are cleverer than us, Thomas.</w:t>
+      </w:r>
+      <w:r>
+        <w:br/>
+      </w:r>
+      <w:r>
+        <w:rPr>
+          <w:b w:val="0"/>
+          <w:i w:val="0"/>
+          <w:sz w:val="20"/>
+          <w:u w:val="none"/>
+        </w:rPr>
+        <w:t>ⓑ Clinton was a far more elegant game player than that.</w:t>
+      </w:r>
+      <w:r>
+        <w:br/>
+      </w:r>
+      <w:r>
+        <w:rPr>
+          <w:b w:val="0"/>
+          <w:i w:val="0"/>
+          <w:sz w:val="20"/>
+          <w:u w:val="none"/>
+        </w:rPr>
+        <w:t>ⓒ They're usually very nicer than people.</w:t>
+      </w:r>
+      <w:r>
+        <w:br/>
+      </w:r>
+      <w:r>
+        <w:rPr>
+          <w:b w:val="0"/>
+          <w:i w:val="0"/>
+          <w:sz w:val="20"/>
+          <w:u w:val="none"/>
+        </w:rPr>
+        <w:t>ⓓ You are a lot bigger than me.</w:t>
+      </w:r>
+      <w:r>
+        <w:br/>
+      </w:r>
+      <w:r>
+        <w:rPr>
+          <w:b w:val="0"/>
+          <w:i w:val="0"/>
+          <w:sz w:val="20"/>
+          <w:u w:val="none"/>
+        </w:rPr>
+        <w:t>ⓔ And she's even more beautifuler out of costume.</w:t>
+      </w:r>
+      <w:r>
+        <w:br/>
+      </w:r>
+      <w:r>
+        <w:rPr>
+          <w:b w:val="0"/>
+          <w:i w:val="0"/>
+          <w:sz w:val="20"/>
+          <w:u w:val="none"/>
+        </w:rPr>
+        <w:t>ⓕ You'll be lighter, faster, more agile.</w:t>
+      </w:r>
+      <w:r>
+        <w:br/>
+      </w:r>
+      <w:r>
+        <w:rPr>
+          <w:b w:val="0"/>
+          <w:i w:val="0"/>
+          <w:sz w:val="20"/>
+          <w:u w:val="none"/>
+        </w:rPr>
+        <w:t>ⓖ I think the veil ended up very longer than the dress.</w:t>
+      </w:r>
+      <w:r>
+        <w:br/>
+      </w:r>
+      <w:r>
+        <w:rPr>
+          <w:b w:val="0"/>
+          <w:i w:val="0"/>
+          <w:sz w:val="20"/>
+          <w:u w:val="none"/>
+        </w:rPr>
+        <w:t>ⓗ Jackson's a lot more expensive.</w:t>
+      </w:r>
+      <w:r>
+        <w:br/>
+      </w:r>
+      <w:r>
+        <w:br/>
+      </w:r>
+      <w:r>
+        <w:rPr>
+          <w:b w:val="0"/>
+          <w:i w:val="0"/>
+          <w:sz w:val="20"/>
+          <w:u w:val="none"/>
+        </w:rPr>
+        <w:t>[1단계] ① 3개 ② 4개 ③ 5개 ④ 6개 ⑤ 7개</w:t>
+      </w:r>
+      <w:r>
+        <w:br/>
+      </w:r>
+      <w:r>
+        <w:rPr>
+          <w:b w:val="0"/>
+          <w:i w:val="0"/>
+          <w:sz w:val="20"/>
+          <w:u w:val="none"/>
+        </w:rPr>
+        <w:t xml:space="preserve">→ </w:t>
+      </w:r>
+      <w:r>
+        <w:rPr>
+          <w:b w:val="0"/>
+          <w:i w:val="0"/>
+          <w:sz w:val="20"/>
+          <w:u w:val="none"/>
+        </w:rPr>
+        <w:t>__________</w:t>
+      </w:r>
+      <w:r>
+        <w:br/>
+      </w:r>
+      <w:r>
+        <w:rPr>
+          <w:b w:val="0"/>
+          <w:i w:val="0"/>
+          <w:sz w:val="20"/>
+          <w:u w:val="none"/>
+        </w:rPr>
+        <w:t>[2단계] 〈보기〉 much / very / still / even / far / a lot / more / so</w:t>
       </w:r>
       <w:r>
         <w:br/>
@@ -868,7 +925,7 @@
           <w:sz w:val="20"/>
           <w:u w:val="none"/>
         </w:rPr>
-        <w:t>B. 철자 규칙 ①~④ · 원급–비교급–최상급 표</w:t>
+        <w:t>B. 철자 규칙 ①~④ · 원급–비교급–최상급 표 · Grammar Review 고쳐쓰기</w:t>
       </w:r>
     </w:p>
     <w:p>
@@ -892,7 +949,7 @@
           <w:sz w:val="20"/>
           <w:u w:val="none"/>
         </w:rPr>
-        <w:t xml:space="preserve">괄호 안의 단어를 알맞은 형태로 고쳐 쓴 결과이다. </w:t>
+        <w:t xml:space="preserve">다음은 영화·드라마 대사의 괄호 안 단어를 알맞은 형태로 고쳐 쓴 결과이다. </w:t>
       </w:r>
       <w:r>
         <w:rPr>
@@ -919,7 +976,7 @@
           <w:sz w:val="20"/>
           <w:u w:val="none"/>
         </w:rPr>
-        <w:t>(표적: 고쳐쓰기 결과 묶음 — 원형 노출 · 철자 규칙 ①~④)</w:t>
+        <w:t>(표적: 고쳐쓰기 결과 묶음 — 원형 노출 · 철자 규칙 ①~④ · 불규칙)</w:t>
       </w:r>
     </w:p>
     <w:p>
@@ -935,79 +992,91 @@
           <w:sz w:val="20"/>
           <w:u w:val="none"/>
         </w:rPr>
-        <w:t>ⓐ This cake is (nice) than that one.</w:t>
-      </w:r>
-      <w:r>
-        <w:br/>
-      </w:r>
-      <w:r>
-        <w:rPr>
-          <w:b w:val="0"/>
-          <w:i w:val="0"/>
-          <w:sz w:val="20"/>
-          <w:u w:val="none"/>
-        </w:rPr>
-        <w:t>ⓑ I'm (busy) than my brother.</w:t>
-      </w:r>
-      <w:r>
-        <w:br/>
-      </w:r>
-      <w:r>
-        <w:rPr>
-          <w:b w:val="0"/>
-          <w:i w:val="0"/>
-          <w:sz w:val="20"/>
-          <w:u w:val="none"/>
-        </w:rPr>
-        <w:t>ⓒ Today is (hot) than yesterday.</w:t>
-      </w:r>
-      <w:r>
-        <w:br/>
-      </w:r>
-      <w:r>
-        <w:rPr>
-          <w:b w:val="0"/>
-          <w:i w:val="0"/>
-          <w:sz w:val="20"/>
-          <w:u w:val="none"/>
-        </w:rPr>
-        <w:t>ⓓ He got up (early) than me.</w:t>
-      </w:r>
-      <w:r>
-        <w:br/>
-      </w:r>
-      <w:r>
-        <w:rPr>
-          <w:b w:val="0"/>
-          <w:i w:val="0"/>
-          <w:sz w:val="20"/>
-          <w:u w:val="none"/>
-        </w:rPr>
-        <w:t>ⓔ Your idea is (good) than mine.</w:t>
-      </w:r>
-      <w:r>
-        <w:br/>
-      </w:r>
-      <w:r>
-        <w:rPr>
-          <w:b w:val="0"/>
-          <w:i w:val="0"/>
-          <w:sz w:val="20"/>
-          <w:u w:val="none"/>
-        </w:rPr>
-        <w:t>ⓕ This is the (big) house in our town.</w:t>
-      </w:r>
-      <w:r>
-        <w:br/>
-      </w:r>
-      <w:r>
-        <w:rPr>
-          <w:b w:val="0"/>
-          <w:i w:val="0"/>
-          <w:sz w:val="20"/>
-          <w:u w:val="none"/>
-        </w:rPr>
-        <w:t>〈고친 결과〉 ⓐ nicer ⓑ busyer ⓒ hotter ⓓ more earlier ⓔ better ⓕ bigest</w:t>
+        <w:t>ⓐ (Old) than all of us here.</w:t>
+      </w:r>
+      <w:r>
+        <w:br/>
+      </w:r>
+      <w:r>
+        <w:rPr>
+          <w:b w:val="0"/>
+          <w:i w:val="0"/>
+          <w:sz w:val="20"/>
+          <w:u w:val="none"/>
+        </w:rPr>
+        <w:t>ⓑ You have to try and eat (healthy).</w:t>
+      </w:r>
+      <w:r>
+        <w:br/>
+      </w:r>
+      <w:r>
+        <w:rPr>
+          <w:b w:val="0"/>
+          <w:i w:val="0"/>
+          <w:sz w:val="20"/>
+          <w:u w:val="none"/>
+        </w:rPr>
+        <w:t>ⓒ But in Italian it sounds much (nice), you know?</w:t>
+      </w:r>
+      <w:r>
+        <w:br/>
+      </w:r>
+      <w:r>
+        <w:rPr>
+          <w:b w:val="0"/>
+          <w:i w:val="0"/>
+          <w:sz w:val="20"/>
+          <w:u w:val="none"/>
+        </w:rPr>
+        <w:t>ⓓ Good behavior in the first place is (important) than theatrical apologies afterwards.</w:t>
+      </w:r>
+      <w:r>
+        <w:br/>
+      </w:r>
+      <w:r>
+        <w:rPr>
+          <w:b w:val="0"/>
+          <w:i w:val="0"/>
+          <w:sz w:val="20"/>
+          <w:u w:val="none"/>
+        </w:rPr>
+        <w:t>ⓔ Courage is the (good) defense that you have now.</w:t>
+      </w:r>
+      <w:r>
+        <w:br/>
+      </w:r>
+      <w:r>
+        <w:rPr>
+          <w:b w:val="0"/>
+          <w:i w:val="0"/>
+          <w:sz w:val="20"/>
+          <w:u w:val="none"/>
+        </w:rPr>
+        <w:t>ⓕ I do believe those first two years were the (bad) for him.</w:t>
+      </w:r>
+      <w:r>
+        <w:br/>
+      </w:r>
+      <w:r>
+        <w:rPr>
+          <w:b w:val="0"/>
+          <w:i w:val="0"/>
+          <w:sz w:val="20"/>
+          <w:u w:val="none"/>
+        </w:rPr>
+        <w:t>ⓖ It doesn't make me any (little) smart.</w:t>
+      </w:r>
+      <w:r>
+        <w:br/>
+      </w:r>
+      <w:r>
+        <w:rPr>
+          <w:b w:val="0"/>
+          <w:i w:val="0"/>
+          <w:sz w:val="20"/>
+          <w:u w:val="none"/>
+        </w:rPr>
+        <w:t>〈고친 결과〉 ⓐ Older ⓑ healthyer ⓒ nicer ⓓ importanter ⓔ best ⓕ baddest ⓖ less</w:t>
       </w:r>
       <w:r>
         <w:br/>
@@ -1034,43 +1103,43 @@
           <w:sz w:val="20"/>
           <w:u w:val="none"/>
         </w:rPr>
-        <w:t>② ⓐ, ⓑ, ⓒ</w:t>
-      </w:r>
-      <w:r>
-        <w:br/>
-      </w:r>
-      <w:r>
-        <w:rPr>
-          <w:b w:val="0"/>
-          <w:i w:val="0"/>
-          <w:sz w:val="20"/>
-          <w:u w:val="none"/>
-        </w:rPr>
-        <w:t>③ ⓒ, ⓔ, ⓕ</w:t>
-      </w:r>
-      <w:r>
-        <w:br/>
-      </w:r>
-      <w:r>
-        <w:rPr>
-          <w:b w:val="0"/>
-          <w:i w:val="0"/>
-          <w:sz w:val="20"/>
-          <w:u w:val="none"/>
-        </w:rPr>
-        <w:t>④ ⓐ, ⓒ, ⓓ, ⓔ</w:t>
-      </w:r>
-      <w:r>
-        <w:br/>
-      </w:r>
-      <w:r>
-        <w:rPr>
-          <w:b w:val="0"/>
-          <w:i w:val="0"/>
-          <w:sz w:val="20"/>
-          <w:u w:val="none"/>
-        </w:rPr>
-        <w:t>⑤ ⓐ, ⓒ, ⓔ, ⓕ</w:t>
+        <w:t>② ⓐ, ⓒ, ⓔ, ⓖ</w:t>
+      </w:r>
+      <w:r>
+        <w:br/>
+      </w:r>
+      <w:r>
+        <w:rPr>
+          <w:b w:val="0"/>
+          <w:i w:val="0"/>
+          <w:sz w:val="20"/>
+          <w:u w:val="none"/>
+        </w:rPr>
+        <w:t>③ ⓐ, ⓑ, ⓒ, ⓖ</w:t>
+      </w:r>
+      <w:r>
+        <w:br/>
+      </w:r>
+      <w:r>
+        <w:rPr>
+          <w:b w:val="0"/>
+          <w:i w:val="0"/>
+          <w:sz w:val="20"/>
+          <w:u w:val="none"/>
+        </w:rPr>
+        <w:t>④ ⓒ, ⓔ, ⓕ, ⓖ</w:t>
+      </w:r>
+      <w:r>
+        <w:br/>
+      </w:r>
+      <w:r>
+        <w:rPr>
+          <w:b w:val="0"/>
+          <w:i w:val="0"/>
+          <w:sz w:val="20"/>
+          <w:u w:val="none"/>
+        </w:rPr>
+        <w:t>⑤ ⓐ, ⓒ, ⓓ, ⓔ, ⓖ</w:t>
       </w:r>
       <w:r>
         <w:br/>
@@ -1524,7 +1593,7 @@
           <w:sz w:val="20"/>
           <w:u w:val="none"/>
         </w:rPr>
-        <w:t>C. Practice A·B 변형 — 표 2단계 · 배열영작★ · 틀린 것 · 지문</w:t>
+        <w:t>C. Practice A·B · Grammar Review 변형 — 표 2단계 · 배열영작★ · 영화 대사 최상급 · 틀린 것 · 지문</w:t>
       </w:r>
     </w:p>
     <w:p>
@@ -2000,16 +2069,34 @@
           <w:sz w:val="20"/>
           <w:u w:val="none"/>
         </w:rPr>
-        <w:t xml:space="preserve">우리말과 의미가 같도록 〈보기〉의 말을 배열할 때, ★ 자리에 오는 말을 쓰시오. (〈보기〉에서 쓰지 않는 말 1개 포함) </w:t>
-      </w:r>
-      <w:r>
-        <w:rPr>
-          <w:b w:val="0"/>
-          <w:i w:val="0"/>
-          <w:sz w:val="20"/>
-          <w:u w:val="none"/>
-        </w:rPr>
-        <w:t>(표적: 배열영작★ — 최상급 + of)</w:t>
+        <w:t xml:space="preserve">다음 영화·드라마 대사 ⓐ~ⓖ 중 어법상 </w:t>
+      </w:r>
+      <w:r>
+        <w:rPr>
+          <w:b/>
+          <w:i w:val="0"/>
+          <w:sz w:val="20"/>
+          <w:u w:val="none"/>
+        </w:rPr>
+        <w:t>옳은 것만</w:t>
+      </w:r>
+      <w:r>
+        <w:rPr>
+          <w:b w:val="0"/>
+          <w:i w:val="0"/>
+          <w:sz w:val="20"/>
+          <w:u w:val="none"/>
+        </w:rPr>
+        <w:t xml:space="preserve"> 있는 대로 고른 것은? </w:t>
+      </w:r>
+      <w:r>
+        <w:rPr>
+          <w:b w:val="0"/>
+          <w:i w:val="0"/>
+          <w:sz w:val="20"/>
+          <w:u w:val="none"/>
+        </w:rPr>
+        <w:t>(표적: 7문장 옳은 것만 — 최상급 형태 · 소유격 + 최상급 · the least)</w:t>
       </w:r>
     </w:p>
     <w:p>
@@ -2025,61 +2112,154 @@
           <w:sz w:val="20"/>
           <w:u w:val="none"/>
         </w:rPr>
-        <w:t>수학이 모든 과목 중에서 제일 어렵다.</w:t>
-      </w:r>
-      <w:r>
-        <w:br/>
-      </w:r>
-      <w:r>
-        <w:rPr>
-          <w:b w:val="0"/>
-          <w:i w:val="0"/>
-          <w:sz w:val="20"/>
-          <w:u w:val="none"/>
-        </w:rPr>
-        <w:t>〈보기〉 ( math / is / the / most / difficult / of / in / all / the subjects )</w:t>
-      </w:r>
-      <w:r>
-        <w:br/>
-      </w:r>
-      <w:r>
-        <w:rPr>
-          <w:b w:val="0"/>
-          <w:i w:val="0"/>
-          <w:sz w:val="20"/>
-          <w:u w:val="none"/>
-        </w:rPr>
-        <w:t>→ ______ ______ ______ ______ ______ ★______ ______ ______ .</w:t>
-      </w:r>
-      <w:r>
-        <w:br/>
-      </w:r>
-      <w:r>
-        <w:rPr>
-          <w:b w:val="0"/>
-          <w:i w:val="0"/>
-          <w:sz w:val="20"/>
-          <w:u w:val="none"/>
-        </w:rPr>
-        <w:t xml:space="preserve">▶ ★ = </w:t>
-      </w:r>
-      <w:r>
-        <w:rPr>
-          <w:b w:val="0"/>
-          <w:i w:val="0"/>
-          <w:sz w:val="20"/>
-          <w:u w:val="none"/>
-        </w:rPr>
-        <w:t>__________</w:t>
-      </w:r>
-      <w:r>
-        <w:rPr>
-          <w:b w:val="0"/>
-          <w:i w:val="0"/>
-          <w:sz w:val="20"/>
-          <w:u w:val="none"/>
-        </w:rPr>
-        <w:t xml:space="preserve"> 문장 전체: </w:t>
+        <w:t>ⓐ It's okay. Have the most wonderful time.</w:t>
+      </w:r>
+      <w:r>
+        <w:br/>
+      </w:r>
+      <w:r>
+        <w:rPr>
+          <w:b w:val="0"/>
+          <w:i w:val="0"/>
+          <w:sz w:val="20"/>
+          <w:u w:val="none"/>
+        </w:rPr>
+        <w:t>ⓑ No doubt you'll be our most popularest student in no time.</w:t>
+      </w:r>
+      <w:r>
+        <w:br/>
+      </w:r>
+      <w:r>
+        <w:rPr>
+          <w:b w:val="0"/>
+          <w:i w:val="0"/>
+          <w:sz w:val="20"/>
+          <w:u w:val="none"/>
+        </w:rPr>
+        <w:t>ⓒ This is the most important function of the League of Shadows.</w:t>
+      </w:r>
+      <w:r>
+        <w:br/>
+      </w:r>
+      <w:r>
+        <w:rPr>
+          <w:b w:val="0"/>
+          <w:i w:val="0"/>
+          <w:sz w:val="20"/>
+          <w:u w:val="none"/>
+        </w:rPr>
+        <w:t>ⓓ It was the happyest moment of my life.</w:t>
+      </w:r>
+      <w:r>
+        <w:br/>
+      </w:r>
+      <w:r>
+        <w:rPr>
+          <w:b w:val="0"/>
+          <w:i w:val="0"/>
+          <w:sz w:val="20"/>
+          <w:u w:val="none"/>
+        </w:rPr>
+        <w:t>ⓔ This unit is new, and you are the most new members of it.</w:t>
+      </w:r>
+      <w:r>
+        <w:br/>
+      </w:r>
+      <w:r>
+        <w:rPr>
+          <w:b w:val="0"/>
+          <w:i w:val="0"/>
+          <w:sz w:val="20"/>
+          <w:u w:val="none"/>
+        </w:rPr>
+        <w:t>ⓕ I'm looking for the least possible amount of responsibility.</w:t>
+      </w:r>
+      <w:r>
+        <w:br/>
+      </w:r>
+      <w:r>
+        <w:rPr>
+          <w:b w:val="0"/>
+          <w:i w:val="0"/>
+          <w:sz w:val="20"/>
+          <w:u w:val="none"/>
+        </w:rPr>
+        <w:t>ⓖ When you get to the kitchen in the morning, look in the most large stockpot.</w:t>
+      </w:r>
+      <w:r>
+        <w:br/>
+      </w:r>
+      <w:r>
+        <w:br/>
+      </w:r>
+      <w:r>
+        <w:rPr>
+          <w:b w:val="0"/>
+          <w:i w:val="0"/>
+          <w:sz w:val="20"/>
+          <w:u w:val="none"/>
+        </w:rPr>
+        <w:t>① ⓐ, ⓒ, ⓕ</w:t>
+      </w:r>
+      <w:r>
+        <w:br/>
+      </w:r>
+      <w:r>
+        <w:rPr>
+          <w:b w:val="0"/>
+          <w:i w:val="0"/>
+          <w:sz w:val="20"/>
+          <w:u w:val="none"/>
+        </w:rPr>
+        <w:t>② ⓐ, ⓒ, ⓔ</w:t>
+      </w:r>
+      <w:r>
+        <w:br/>
+      </w:r>
+      <w:r>
+        <w:rPr>
+          <w:b w:val="0"/>
+          <w:i w:val="0"/>
+          <w:sz w:val="20"/>
+          <w:u w:val="none"/>
+        </w:rPr>
+        <w:t>③ ⓐ, ⓒ, ⓔ, ⓕ</w:t>
+      </w:r>
+      <w:r>
+        <w:br/>
+      </w:r>
+      <w:r>
+        <w:rPr>
+          <w:b w:val="0"/>
+          <w:i w:val="0"/>
+          <w:sz w:val="20"/>
+          <w:u w:val="none"/>
+        </w:rPr>
+        <w:t>④ ⓐ, ⓑ, ⓒ, ⓕ</w:t>
+      </w:r>
+      <w:r>
+        <w:br/>
+      </w:r>
+      <w:r>
+        <w:rPr>
+          <w:b w:val="0"/>
+          <w:i w:val="0"/>
+          <w:sz w:val="20"/>
+          <w:u w:val="none"/>
+        </w:rPr>
+        <w:t>⑤ ⓒ, ⓓ, ⓕ</w:t>
+      </w:r>
+      <w:r>
+        <w:br/>
+      </w:r>
+      <w:r>
+        <w:rPr>
+          <w:b w:val="0"/>
+          <w:i w:val="0"/>
+          <w:sz w:val="20"/>
+          <w:u w:val="none"/>
+        </w:rPr>
+        <w:t xml:space="preserve">→ </w:t>
       </w:r>
       <w:r>
         <w:rPr>
@@ -4186,7 +4366,7 @@
           <w:sz w:val="21"/>
           <w:u w:val="none"/>
         </w:rPr>
-        <w:t>■ 3부 to부정사 명사적 용법 (6-③ 개념 · 6-④ Practice)</w:t>
+        <w:t>■ 3부 to부정사 명사적 용법 (6-③ 개념 · 6-④ Practice A~C)</w:t>
       </w:r>
     </w:p>
     <w:p>
@@ -4200,7 +4380,7 @@
           <w:sz w:val="20"/>
           <w:u w:val="none"/>
         </w:rPr>
-        <w:t>F. to부정사 / 동명사를 목적어로 취하는 동사</w:t>
+        <w:t>F. to부정사 / 동명사를 목적어로 취하는 동사 — 개수 · 7문장 · 대화 속 ⓐ~ⓔ</w:t>
       </w:r>
     </w:p>
     <w:p>
@@ -4233,25 +4413,43 @@
           <w:sz w:val="20"/>
           <w:u w:val="none"/>
         </w:rPr>
-        <w:t>없는</w:t>
-      </w:r>
-      <w:r>
-        <w:rPr>
-          <w:b w:val="0"/>
-          <w:i w:val="0"/>
-          <w:sz w:val="20"/>
-          <w:u w:val="none"/>
-        </w:rPr>
-        <w:t xml:space="preserve"> 동사는? </w:t>
-      </w:r>
-      <w:r>
-        <w:rPr>
-          <w:b w:val="0"/>
-          <w:i w:val="0"/>
-          <w:sz w:val="20"/>
-          <w:u w:val="none"/>
-        </w:rPr>
-        <w:t>(표적: 빈칸에 들어갈 수 없는 동사)</w:t>
+        <w:t>있는</w:t>
+      </w:r>
+      <w:r>
+        <w:rPr>
+          <w:b w:val="0"/>
+          <w:i w:val="0"/>
+          <w:sz w:val="20"/>
+          <w:u w:val="none"/>
+        </w:rPr>
+        <w:t xml:space="preserve"> 말의 </w:t>
+      </w:r>
+      <w:r>
+        <w:rPr>
+          <w:b/>
+          <w:i w:val="0"/>
+          <w:sz w:val="20"/>
+          <w:u w:val="none"/>
+        </w:rPr>
+        <w:t>개수</w:t>
+      </w:r>
+      <w:r>
+        <w:rPr>
+          <w:b w:val="0"/>
+          <w:i w:val="0"/>
+          <w:sz w:val="20"/>
+          <w:u w:val="none"/>
+        </w:rPr>
+        <w:t xml:space="preserve">는? </w:t>
+      </w:r>
+      <w:r>
+        <w:rPr>
+          <w:b w:val="0"/>
+          <w:i w:val="0"/>
+          <w:sz w:val="20"/>
+          <w:u w:val="none"/>
+        </w:rPr>
+        <w:t>(표적: 개수 — to부정사 목적어 동사 vs 동명사 목적어 동사)</w:t>
       </w:r>
     </w:p>
     <w:p>
@@ -4267,70 +4465,82 @@
           <w:sz w:val="20"/>
           <w:u w:val="none"/>
         </w:rPr>
-        <w:t>Mina ________ to study abroad next year.</w:t>
-      </w:r>
-      <w:r>
-        <w:br/>
-      </w:r>
-      <w:r>
-        <w:br/>
-      </w:r>
-      <w:r>
-        <w:rPr>
-          <w:b w:val="0"/>
-          <w:i w:val="0"/>
-          <w:sz w:val="20"/>
-          <w:u w:val="none"/>
-        </w:rPr>
-        <w:t>① wishes</w:t>
-      </w:r>
-      <w:r>
-        <w:br/>
-      </w:r>
-      <w:r>
-        <w:rPr>
-          <w:b w:val="0"/>
-          <w:i w:val="0"/>
-          <w:sz w:val="20"/>
-          <w:u w:val="none"/>
-        </w:rPr>
-        <w:t>② expects</w:t>
-      </w:r>
-      <w:r>
-        <w:br/>
-      </w:r>
-      <w:r>
-        <w:rPr>
-          <w:b w:val="0"/>
-          <w:i w:val="0"/>
-          <w:sz w:val="20"/>
-          <w:u w:val="none"/>
-        </w:rPr>
-        <w:t>③ promised</w:t>
-      </w:r>
-      <w:r>
-        <w:br/>
-      </w:r>
-      <w:r>
-        <w:rPr>
-          <w:b w:val="0"/>
-          <w:i w:val="0"/>
-          <w:sz w:val="20"/>
-          <w:u w:val="none"/>
-        </w:rPr>
-        <w:t>④ imagines</w:t>
-      </w:r>
-      <w:r>
-        <w:br/>
-      </w:r>
-      <w:r>
-        <w:rPr>
-          <w:b w:val="0"/>
-          <w:i w:val="0"/>
-          <w:sz w:val="20"/>
-          <w:u w:val="none"/>
-        </w:rPr>
-        <w:t>⑤ intends</w:t>
+        <w:t>Minsu ________ to help his mom.</w:t>
+      </w:r>
+      <w:r>
+        <w:br/>
+      </w:r>
+      <w:r>
+        <w:rPr>
+          <w:b w:val="0"/>
+          <w:i w:val="0"/>
+          <w:sz w:val="20"/>
+          <w:u w:val="none"/>
+        </w:rPr>
+        <w:t>〈보기〉 asked / needed / kept / refused / delayed / promised / gave up / avoided / decided / tends / quit / minded</w:t>
+      </w:r>
+      <w:r>
+        <w:br/>
+      </w:r>
+      <w:r>
+        <w:br/>
+      </w:r>
+      <w:r>
+        <w:rPr>
+          <w:b w:val="0"/>
+          <w:i w:val="0"/>
+          <w:sz w:val="20"/>
+          <w:u w:val="none"/>
+        </w:rPr>
+        <w:t>① 4개</w:t>
+      </w:r>
+      <w:r>
+        <w:br/>
+      </w:r>
+      <w:r>
+        <w:rPr>
+          <w:b w:val="0"/>
+          <w:i w:val="0"/>
+          <w:sz w:val="20"/>
+          <w:u w:val="none"/>
+        </w:rPr>
+        <w:t>② 5개</w:t>
+      </w:r>
+      <w:r>
+        <w:br/>
+      </w:r>
+      <w:r>
+        <w:rPr>
+          <w:b w:val="0"/>
+          <w:i w:val="0"/>
+          <w:sz w:val="20"/>
+          <w:u w:val="none"/>
+        </w:rPr>
+        <w:t>③ 6개</w:t>
+      </w:r>
+      <w:r>
+        <w:br/>
+      </w:r>
+      <w:r>
+        <w:rPr>
+          <w:b w:val="0"/>
+          <w:i w:val="0"/>
+          <w:sz w:val="20"/>
+          <w:u w:val="none"/>
+        </w:rPr>
+        <w:t>④ 7개</w:t>
+      </w:r>
+      <w:r>
+        <w:br/>
+      </w:r>
+      <w:r>
+        <w:rPr>
+          <w:b w:val="0"/>
+          <w:i w:val="0"/>
+          <w:sz w:val="20"/>
+          <w:u w:val="none"/>
+        </w:rPr>
+        <w:t>⑤ 8개</w:t>
       </w:r>
       <w:r>
         <w:br/>
@@ -4375,7 +4585,7 @@
           <w:sz w:val="20"/>
           <w:u w:val="none"/>
         </w:rPr>
-        <w:t xml:space="preserve">다음 빈칸에 들어갈 수 </w:t>
+        <w:t xml:space="preserve">다음 ⓐ~ⓖ 중 어법상 </w:t>
       </w:r>
       <w:r>
         <w:rPr>
@@ -4384,43 +4594,25 @@
           <w:sz w:val="20"/>
           <w:u w:val="none"/>
         </w:rPr>
-        <w:t>있는</w:t>
-      </w:r>
-      <w:r>
-        <w:rPr>
-          <w:b w:val="0"/>
-          <w:i w:val="0"/>
-          <w:sz w:val="20"/>
-          <w:u w:val="none"/>
-        </w:rPr>
-        <w:t xml:space="preserve"> 말의 </w:t>
-      </w:r>
-      <w:r>
-        <w:rPr>
-          <w:b/>
-          <w:i w:val="0"/>
-          <w:sz w:val="20"/>
-          <w:u w:val="none"/>
-        </w:rPr>
-        <w:t>개수</w:t>
-      </w:r>
-      <w:r>
-        <w:rPr>
-          <w:b w:val="0"/>
-          <w:i w:val="0"/>
-          <w:sz w:val="20"/>
-          <w:u w:val="none"/>
-        </w:rPr>
-        <w:t xml:space="preserve">는? </w:t>
-      </w:r>
-      <w:r>
-        <w:rPr>
-          <w:b w:val="0"/>
-          <w:i w:val="0"/>
-          <w:sz w:val="20"/>
-          <w:u w:val="none"/>
-        </w:rPr>
-        <w:t>(표적: 개수 — to부정사 목적어 동사 vs 동명사 목적어 동사)</w:t>
+        <w:t>옳은 것만</w:t>
+      </w:r>
+      <w:r>
+        <w:rPr>
+          <w:b w:val="0"/>
+          <w:i w:val="0"/>
+          <w:sz w:val="20"/>
+          <w:u w:val="none"/>
+        </w:rPr>
+        <w:t xml:space="preserve"> 있는 대로 고른 것은? </w:t>
+      </w:r>
+      <w:r>
+        <w:rPr>
+          <w:b w:val="0"/>
+          <w:i w:val="0"/>
+          <w:sz w:val="20"/>
+          <w:u w:val="none"/>
+        </w:rPr>
+        <w:t>(표적: 7문장 옳은 것만 — 목적어 to부정사/동명사)</w:t>
       </w:r>
     </w:p>
     <w:p>
@@ -4436,82 +4628,142 @@
           <w:sz w:val="20"/>
           <w:u w:val="none"/>
         </w:rPr>
-        <w:t>Minsu ________ to help his mom.</w:t>
-      </w:r>
-      <w:r>
-        <w:br/>
-      </w:r>
-      <w:r>
-        <w:rPr>
-          <w:b w:val="0"/>
-          <w:i w:val="0"/>
-          <w:sz w:val="20"/>
-          <w:u w:val="none"/>
-        </w:rPr>
-        <w:t>〈보기〉 asked / needed / kept / refused / delayed / promised / gave up / avoided / decided / tends / quit / minded</w:t>
-      </w:r>
-      <w:r>
-        <w:br/>
-      </w:r>
-      <w:r>
-        <w:br/>
-      </w:r>
-      <w:r>
-        <w:rPr>
-          <w:b w:val="0"/>
-          <w:i w:val="0"/>
-          <w:sz w:val="20"/>
-          <w:u w:val="none"/>
-        </w:rPr>
-        <w:t>① 4개</w:t>
-      </w:r>
-      <w:r>
-        <w:br/>
-      </w:r>
-      <w:r>
-        <w:rPr>
-          <w:b w:val="0"/>
-          <w:i w:val="0"/>
-          <w:sz w:val="20"/>
-          <w:u w:val="none"/>
-        </w:rPr>
-        <w:t>② 5개</w:t>
-      </w:r>
-      <w:r>
-        <w:br/>
-      </w:r>
-      <w:r>
-        <w:rPr>
-          <w:b w:val="0"/>
-          <w:i w:val="0"/>
-          <w:sz w:val="20"/>
-          <w:u w:val="none"/>
-        </w:rPr>
-        <w:t>③ 6개</w:t>
-      </w:r>
-      <w:r>
-        <w:br/>
-      </w:r>
-      <w:r>
-        <w:rPr>
-          <w:b w:val="0"/>
-          <w:i w:val="0"/>
-          <w:sz w:val="20"/>
-          <w:u w:val="none"/>
-        </w:rPr>
-        <w:t>④ 7개</w:t>
-      </w:r>
-      <w:r>
-        <w:br/>
-      </w:r>
-      <w:r>
-        <w:rPr>
-          <w:b w:val="0"/>
-          <w:i w:val="0"/>
-          <w:sz w:val="20"/>
-          <w:u w:val="none"/>
-        </w:rPr>
-        <w:t>⑤ 8개</w:t>
+        <w:t>ⓐ I want to be a doctor.</w:t>
+      </w:r>
+      <w:r>
+        <w:br/>
+      </w:r>
+      <w:r>
+        <w:rPr>
+          <w:b w:val="0"/>
+          <w:i w:val="0"/>
+          <w:sz w:val="20"/>
+          <w:u w:val="none"/>
+        </w:rPr>
+        <w:t>ⓑ She hopes visiting Paris someday.</w:t>
+      </w:r>
+      <w:r>
+        <w:br/>
+      </w:r>
+      <w:r>
+        <w:rPr>
+          <w:b w:val="0"/>
+          <w:i w:val="0"/>
+          <w:sz w:val="20"/>
+          <w:u w:val="none"/>
+        </w:rPr>
+        <w:t>ⓒ Please stop making noise in the library.</w:t>
+      </w:r>
+      <w:r>
+        <w:br/>
+      </w:r>
+      <w:r>
+        <w:rPr>
+          <w:b w:val="0"/>
+          <w:i w:val="0"/>
+          <w:sz w:val="20"/>
+          <w:u w:val="none"/>
+        </w:rPr>
+        <w:t>ⓓ He enjoys to reading comic books.</w:t>
+      </w:r>
+      <w:r>
+        <w:br/>
+      </w:r>
+      <w:r>
+        <w:rPr>
+          <w:b w:val="0"/>
+          <w:i w:val="0"/>
+          <w:sz w:val="20"/>
+          <w:u w:val="none"/>
+        </w:rPr>
+        <w:t>ⓔ He finished painting the picture.</w:t>
+      </w:r>
+      <w:r>
+        <w:br/>
+      </w:r>
+      <w:r>
+        <w:rPr>
+          <w:b w:val="0"/>
+          <w:i w:val="0"/>
+          <w:sz w:val="20"/>
+          <w:u w:val="none"/>
+        </w:rPr>
+        <w:t>ⓕ They decided going home.</w:t>
+      </w:r>
+      <w:r>
+        <w:br/>
+      </w:r>
+      <w:r>
+        <w:rPr>
+          <w:b w:val="0"/>
+          <w:i w:val="0"/>
+          <w:sz w:val="20"/>
+          <w:u w:val="none"/>
+        </w:rPr>
+        <w:t>ⓖ Don't postpone doing your homework.</w:t>
+      </w:r>
+      <w:r>
+        <w:br/>
+      </w:r>
+      <w:r>
+        <w:br/>
+      </w:r>
+      <w:r>
+        <w:rPr>
+          <w:b w:val="0"/>
+          <w:i w:val="0"/>
+          <w:sz w:val="20"/>
+          <w:u w:val="none"/>
+        </w:rPr>
+        <w:t>① ⓐ, ⓒ, ⓔ</w:t>
+      </w:r>
+      <w:r>
+        <w:br/>
+      </w:r>
+      <w:r>
+        <w:rPr>
+          <w:b w:val="0"/>
+          <w:i w:val="0"/>
+          <w:sz w:val="20"/>
+          <w:u w:val="none"/>
+        </w:rPr>
+        <w:t>② ⓐ, ⓑ, ⓔ, ⓖ</w:t>
+      </w:r>
+      <w:r>
+        <w:br/>
+      </w:r>
+      <w:r>
+        <w:rPr>
+          <w:b w:val="0"/>
+          <w:i w:val="0"/>
+          <w:sz w:val="20"/>
+          <w:u w:val="none"/>
+        </w:rPr>
+        <w:t>③ ⓐ, ⓒ, ⓔ, ⓖ</w:t>
+      </w:r>
+      <w:r>
+        <w:br/>
+      </w:r>
+      <w:r>
+        <w:rPr>
+          <w:b w:val="0"/>
+          <w:i w:val="0"/>
+          <w:sz w:val="20"/>
+          <w:u w:val="none"/>
+        </w:rPr>
+        <w:t>④ ⓒ, ⓓ, ⓔ, ⓖ</w:t>
+      </w:r>
+      <w:r>
+        <w:br/>
+      </w:r>
+      <w:r>
+        <w:rPr>
+          <w:b w:val="0"/>
+          <w:i w:val="0"/>
+          <w:sz w:val="20"/>
+          <w:u w:val="none"/>
+        </w:rPr>
+        <w:t>⑤ ⓐ, ⓒ, ⓔ, ⓕ, ⓖ</w:t>
       </w:r>
       <w:r>
         <w:br/>
@@ -4556,7 +4808,7 @@
           <w:sz w:val="20"/>
           <w:u w:val="none"/>
         </w:rPr>
-        <w:t xml:space="preserve">다음 ⓐ~ⓖ 중 어법상 </w:t>
+        <w:t xml:space="preserve">다음 대화의 밑줄 친 ⓐ~ⓔ 중 어법상 </w:t>
       </w:r>
       <w:r>
         <w:rPr>
@@ -4565,25 +4817,25 @@
           <w:sz w:val="20"/>
           <w:u w:val="none"/>
         </w:rPr>
-        <w:t>옳은 것만</w:t>
-      </w:r>
-      <w:r>
-        <w:rPr>
-          <w:b w:val="0"/>
-          <w:i w:val="0"/>
-          <w:sz w:val="20"/>
-          <w:u w:val="none"/>
-        </w:rPr>
-        <w:t xml:space="preserve"> 있는 대로 고른 것은? </w:t>
-      </w:r>
-      <w:r>
-        <w:rPr>
-          <w:b w:val="0"/>
-          <w:i w:val="0"/>
-          <w:sz w:val="20"/>
-          <w:u w:val="none"/>
-        </w:rPr>
-        <w:t>(표적: 7문장 옳은 것만 — 목적어 to부정사/동명사)</w:t>
+        <w:t>옳은 것을 모두</w:t>
+      </w:r>
+      <w:r>
+        <w:rPr>
+          <w:b w:val="0"/>
+          <w:i w:val="0"/>
+          <w:sz w:val="20"/>
+          <w:u w:val="none"/>
+        </w:rPr>
+        <w:t xml:space="preserve"> 고른 것은? 또 틀린 것을 바르게 고치시오. </w:t>
+      </w:r>
+      <w:r>
+        <w:rPr>
+          <w:b w:val="0"/>
+          <w:i w:val="0"/>
+          <w:sz w:val="20"/>
+          <w:u w:val="none"/>
+        </w:rPr>
+        <w:t>(표적: 대화 속 어법 있는 대로 — 목적어 to부정사 / 2단계 고쳐쓰기)</w:t>
       </w:r>
     </w:p>
     <w:p>
@@ -4599,142 +4851,244 @@
           <w:sz w:val="20"/>
           <w:u w:val="none"/>
         </w:rPr>
-        <w:t>ⓐ I want to be a doctor.</w:t>
-      </w:r>
-      <w:r>
-        <w:br/>
-      </w:r>
-      <w:r>
-        <w:rPr>
-          <w:b w:val="0"/>
-          <w:i w:val="0"/>
-          <w:sz w:val="20"/>
-          <w:u w:val="none"/>
-        </w:rPr>
-        <w:t>ⓑ She hopes visiting Paris someday.</w:t>
-      </w:r>
-      <w:r>
-        <w:br/>
-      </w:r>
-      <w:r>
-        <w:rPr>
-          <w:b w:val="0"/>
-          <w:i w:val="0"/>
-          <w:sz w:val="20"/>
-          <w:u w:val="none"/>
-        </w:rPr>
-        <w:t>ⓒ Please stop making noise in the library.</w:t>
-      </w:r>
-      <w:r>
-        <w:br/>
-      </w:r>
-      <w:r>
-        <w:rPr>
-          <w:b w:val="0"/>
-          <w:i w:val="0"/>
-          <w:sz w:val="20"/>
-          <w:u w:val="none"/>
-        </w:rPr>
-        <w:t>ⓓ He enjoys to reading comic books.</w:t>
-      </w:r>
-      <w:r>
-        <w:br/>
-      </w:r>
-      <w:r>
-        <w:rPr>
-          <w:b w:val="0"/>
-          <w:i w:val="0"/>
-          <w:sz w:val="20"/>
-          <w:u w:val="none"/>
-        </w:rPr>
-        <w:t>ⓔ He finished painting the picture.</w:t>
-      </w:r>
-      <w:r>
-        <w:br/>
-      </w:r>
-      <w:r>
-        <w:rPr>
-          <w:b w:val="0"/>
-          <w:i w:val="0"/>
-          <w:sz w:val="20"/>
-          <w:u w:val="none"/>
-        </w:rPr>
-        <w:t>ⓕ They decided going home.</w:t>
-      </w:r>
-      <w:r>
-        <w:br/>
-      </w:r>
-      <w:r>
-        <w:rPr>
-          <w:b w:val="0"/>
-          <w:i w:val="0"/>
-          <w:sz w:val="20"/>
-          <w:u w:val="none"/>
-        </w:rPr>
-        <w:t>ⓖ Don't postpone doing your homework.</w:t>
-      </w:r>
-      <w:r>
-        <w:br/>
-      </w:r>
-      <w:r>
-        <w:br/>
-      </w:r>
-      <w:r>
-        <w:rPr>
-          <w:b w:val="0"/>
-          <w:i w:val="0"/>
-          <w:sz w:val="20"/>
-          <w:u w:val="none"/>
-        </w:rPr>
-        <w:t>① ⓐ, ⓒ, ⓔ</w:t>
-      </w:r>
-      <w:r>
-        <w:br/>
-      </w:r>
-      <w:r>
-        <w:rPr>
-          <w:b w:val="0"/>
-          <w:i w:val="0"/>
-          <w:sz w:val="20"/>
-          <w:u w:val="none"/>
-        </w:rPr>
-        <w:t>② ⓐ, ⓑ, ⓔ, ⓖ</w:t>
-      </w:r>
-      <w:r>
-        <w:br/>
-      </w:r>
-      <w:r>
-        <w:rPr>
-          <w:b w:val="0"/>
-          <w:i w:val="0"/>
-          <w:sz w:val="20"/>
-          <w:u w:val="none"/>
-        </w:rPr>
-        <w:t>③ ⓐ, ⓒ, ⓔ, ⓖ</w:t>
-      </w:r>
-      <w:r>
-        <w:br/>
-      </w:r>
-      <w:r>
-        <w:rPr>
-          <w:b w:val="0"/>
-          <w:i w:val="0"/>
-          <w:sz w:val="20"/>
-          <w:u w:val="none"/>
-        </w:rPr>
-        <w:t>④ ⓒ, ⓓ, ⓔ, ⓖ</w:t>
-      </w:r>
-      <w:r>
-        <w:br/>
-      </w:r>
-      <w:r>
-        <w:rPr>
-          <w:b w:val="0"/>
-          <w:i w:val="0"/>
-          <w:sz w:val="20"/>
-          <w:u w:val="none"/>
-        </w:rPr>
-        <w:t>⑤ ⓐ, ⓒ, ⓔ, ⓕ, ⓖ</w:t>
+        <w:t xml:space="preserve">(1) A: What do you plan </w:t>
+      </w:r>
+      <w:r>
+        <w:rPr>
+          <w:b w:val="0"/>
+          <w:i w:val="0"/>
+          <w:sz w:val="20"/>
+          <w:u w:val="single"/>
+        </w:rPr>
+        <w:t>ⓐ to do</w:t>
+      </w:r>
+      <w:r>
+        <w:rPr>
+          <w:b w:val="0"/>
+          <w:i w:val="0"/>
+          <w:sz w:val="20"/>
+          <w:u w:val="none"/>
+        </w:rPr>
+        <w:t xml:space="preserve"> this weekend?</w:t>
+      </w:r>
+      <w:r>
+        <w:br/>
+      </w:r>
+      <w:r>
+        <w:rPr>
+          <w:b w:val="0"/>
+          <w:i w:val="0"/>
+          <w:sz w:val="20"/>
+          <w:u w:val="none"/>
+        </w:rPr>
+        <w:t xml:space="preserve"> B: I plan </w:t>
+      </w:r>
+      <w:r>
+        <w:rPr>
+          <w:b w:val="0"/>
+          <w:i w:val="0"/>
+          <w:sz w:val="20"/>
+          <w:u w:val="single"/>
+        </w:rPr>
+        <w:t>ⓑ go</w:t>
+      </w:r>
+      <w:r>
+        <w:rPr>
+          <w:b w:val="0"/>
+          <w:i w:val="0"/>
+          <w:sz w:val="20"/>
+          <w:u w:val="none"/>
+        </w:rPr>
+        <w:t xml:space="preserve"> shopping with my friends.</w:t>
+      </w:r>
+      <w:r>
+        <w:br/>
+      </w:r>
+      <w:r>
+        <w:rPr>
+          <w:b w:val="0"/>
+          <w:i w:val="0"/>
+          <w:sz w:val="20"/>
+          <w:u w:val="none"/>
+        </w:rPr>
+        <w:t xml:space="preserve">(2) A: What do you want </w:t>
+      </w:r>
+      <w:r>
+        <w:rPr>
+          <w:b w:val="0"/>
+          <w:i w:val="0"/>
+          <w:sz w:val="20"/>
+          <w:u w:val="single"/>
+        </w:rPr>
+        <w:t>ⓒ to have</w:t>
+      </w:r>
+      <w:r>
+        <w:rPr>
+          <w:b w:val="0"/>
+          <w:i w:val="0"/>
+          <w:sz w:val="20"/>
+          <w:u w:val="none"/>
+        </w:rPr>
+        <w:t xml:space="preserve"> for dinner?</w:t>
+      </w:r>
+      <w:r>
+        <w:br/>
+      </w:r>
+      <w:r>
+        <w:rPr>
+          <w:b w:val="0"/>
+          <w:i w:val="0"/>
+          <w:sz w:val="20"/>
+          <w:u w:val="none"/>
+        </w:rPr>
+        <w:t xml:space="preserve"> B: I want chicken soup.</w:t>
+      </w:r>
+      <w:r>
+        <w:br/>
+      </w:r>
+      <w:r>
+        <w:rPr>
+          <w:b w:val="0"/>
+          <w:i w:val="0"/>
+          <w:sz w:val="20"/>
+          <w:u w:val="none"/>
+        </w:rPr>
+        <w:t>(3) A: Did you hear the news about Jimmy?</w:t>
+      </w:r>
+      <w:r>
+        <w:br/>
+      </w:r>
+      <w:r>
+        <w:rPr>
+          <w:b w:val="0"/>
+          <w:i w:val="0"/>
+          <w:sz w:val="20"/>
+          <w:u w:val="none"/>
+        </w:rPr>
+        <w:t xml:space="preserve"> B: Yes. He decided </w:t>
+      </w:r>
+      <w:r>
+        <w:rPr>
+          <w:b w:val="0"/>
+          <w:i w:val="0"/>
+          <w:sz w:val="20"/>
+          <w:u w:val="single"/>
+        </w:rPr>
+        <w:t>ⓓ to quit</w:t>
+      </w:r>
+      <w:r>
+        <w:rPr>
+          <w:b w:val="0"/>
+          <w:i w:val="0"/>
+          <w:sz w:val="20"/>
+          <w:u w:val="none"/>
+        </w:rPr>
+        <w:t xml:space="preserve"> his job.</w:t>
+      </w:r>
+      <w:r>
+        <w:br/>
+      </w:r>
+      <w:r>
+        <w:rPr>
+          <w:b w:val="0"/>
+          <w:i w:val="0"/>
+          <w:sz w:val="20"/>
+          <w:u w:val="none"/>
+        </w:rPr>
+        <w:t>(4) A: When can we meet them again?</w:t>
+      </w:r>
+      <w:r>
+        <w:br/>
+      </w:r>
+      <w:r>
+        <w:rPr>
+          <w:b w:val="0"/>
+          <w:i w:val="0"/>
+          <w:sz w:val="20"/>
+          <w:u w:val="none"/>
+        </w:rPr>
+        <w:t xml:space="preserve"> B: I don't know. I really hope </w:t>
+      </w:r>
+      <w:r>
+        <w:rPr>
+          <w:b w:val="0"/>
+          <w:i w:val="0"/>
+          <w:sz w:val="20"/>
+          <w:u w:val="single"/>
+        </w:rPr>
+        <w:t>ⓔ seeing</w:t>
+      </w:r>
+      <w:r>
+        <w:rPr>
+          <w:b w:val="0"/>
+          <w:i w:val="0"/>
+          <w:sz w:val="20"/>
+          <w:u w:val="none"/>
+        </w:rPr>
+        <w:t xml:space="preserve"> them again in the near future.</w:t>
+      </w:r>
+      <w:r>
+        <w:br/>
+      </w:r>
+      <w:r>
+        <w:br/>
+      </w:r>
+      <w:r>
+        <w:rPr>
+          <w:b w:val="0"/>
+          <w:i w:val="0"/>
+          <w:sz w:val="20"/>
+          <w:u w:val="none"/>
+        </w:rPr>
+        <w:t>① ⓐ, ⓑ</w:t>
+      </w:r>
+      <w:r>
+        <w:br/>
+      </w:r>
+      <w:r>
+        <w:rPr>
+          <w:b w:val="0"/>
+          <w:i w:val="0"/>
+          <w:sz w:val="20"/>
+          <w:u w:val="none"/>
+        </w:rPr>
+        <w:t>② ⓐ, ⓒ</w:t>
+      </w:r>
+      <w:r>
+        <w:br/>
+      </w:r>
+      <w:r>
+        <w:rPr>
+          <w:b w:val="0"/>
+          <w:i w:val="0"/>
+          <w:sz w:val="20"/>
+          <w:u w:val="none"/>
+        </w:rPr>
+        <w:t>③ ⓑ, ⓓ, ⓔ</w:t>
+      </w:r>
+      <w:r>
+        <w:br/>
+      </w:r>
+      <w:r>
+        <w:rPr>
+          <w:b w:val="0"/>
+          <w:i w:val="0"/>
+          <w:sz w:val="20"/>
+          <w:u w:val="none"/>
+        </w:rPr>
+        <w:t>④ ⓐ, ⓒ, ⓓ</w:t>
+      </w:r>
+      <w:r>
+        <w:br/>
+      </w:r>
+      <w:r>
+        <w:rPr>
+          <w:b w:val="0"/>
+          <w:i w:val="0"/>
+          <w:sz w:val="20"/>
+          <w:u w:val="none"/>
+        </w:rPr>
+        <w:t>⑤ ⓐ, ⓒ, ⓓ, ⓔ</w:t>
       </w:r>
       <w:r>
         <w:br/>
@@ -4747,6 +5101,45 @@
           <w:u w:val="none"/>
         </w:rPr>
         <w:t xml:space="preserve">→ </w:t>
+      </w:r>
+      <w:r>
+        <w:rPr>
+          <w:b w:val="0"/>
+          <w:i w:val="0"/>
+          <w:sz w:val="20"/>
+          <w:u w:val="none"/>
+        </w:rPr>
+        <w:t>__________</w:t>
+      </w:r>
+      <w:r>
+        <w:br/>
+      </w:r>
+      <w:r>
+        <w:rPr>
+          <w:b w:val="0"/>
+          <w:i w:val="0"/>
+          <w:sz w:val="20"/>
+          <w:u w:val="none"/>
+        </w:rPr>
+        <w:t xml:space="preserve">고치기: ⓑ </w:t>
+      </w:r>
+      <w:r>
+        <w:rPr>
+          <w:b w:val="0"/>
+          <w:i w:val="0"/>
+          <w:sz w:val="20"/>
+          <w:u w:val="none"/>
+        </w:rPr>
+        <w:t>__________</w:t>
+      </w:r>
+      <w:r>
+        <w:rPr>
+          <w:b w:val="0"/>
+          <w:i w:val="0"/>
+          <w:sz w:val="20"/>
+          <w:u w:val="none"/>
+        </w:rPr>
+        <w:t xml:space="preserve"> · ⓔ </w:t>
       </w:r>
       <w:r>
         <w:rPr>
@@ -4793,7 +5186,7 @@
           <w:sz w:val="20"/>
           <w:u w:val="none"/>
         </w:rPr>
-        <w:t xml:space="preserve">밑줄 친 to부정사가 ★ 문장의 to부정사와 </w:t>
+        <w:t xml:space="preserve">밑줄 친 ⓐ~ⓔ 중 ★의 to부정사와 </w:t>
       </w:r>
       <w:r>
         <w:rPr>
@@ -4802,25 +5195,25 @@
           <w:sz w:val="20"/>
           <w:u w:val="none"/>
         </w:rPr>
-        <w:t>같은 역할</w:t>
-      </w:r>
-      <w:r>
-        <w:rPr>
-          <w:b w:val="0"/>
-          <w:i w:val="0"/>
-          <w:sz w:val="20"/>
-          <w:u w:val="none"/>
-        </w:rPr>
-        <w:t xml:space="preserve">로 쓰인 것은? </w:t>
-      </w:r>
-      <w:r>
-        <w:rPr>
-          <w:b w:val="0"/>
-          <w:i w:val="0"/>
-          <w:sz w:val="20"/>
-          <w:u w:val="none"/>
-        </w:rPr>
-        <w:t>(표적: ★와 같은 용법 — 주어·목적어·보어 역할 구별)</w:t>
+        <w:t>쓰임이 같은 것을 모두</w:t>
+      </w:r>
+      <w:r>
+        <w:rPr>
+          <w:b w:val="0"/>
+          <w:i w:val="0"/>
+          <w:sz w:val="20"/>
+          <w:u w:val="none"/>
+        </w:rPr>
+        <w:t xml:space="preserve"> 고른 것은? </w:t>
+      </w:r>
+      <w:r>
+        <w:rPr>
+          <w:b w:val="0"/>
+          <w:i w:val="0"/>
+          <w:sz w:val="20"/>
+          <w:u w:val="none"/>
+        </w:rPr>
+        <w:t>(표적: ★와 같은 용법 모두 — 명사적 vs 형용사적·부사적)</w:t>
       </w:r>
     </w:p>
     <w:p>
@@ -4836,7 +5229,7 @@
           <w:sz w:val="20"/>
           <w:u w:val="none"/>
         </w:rPr>
-        <w:t xml:space="preserve">★ My goal is </w:t>
+        <w:t xml:space="preserve">★ Does he plan </w:t>
       </w:r>
       <w:r>
         <w:rPr>
@@ -4845,31 +5238,31 @@
           <w:sz w:val="20"/>
           <w:u w:val="single"/>
         </w:rPr>
-        <w:t>to study</w:t>
-      </w:r>
-      <w:r>
-        <w:rPr>
-          <w:b w:val="0"/>
-          <w:i w:val="0"/>
-          <w:sz w:val="20"/>
-          <w:u w:val="none"/>
-        </w:rPr>
-        <w:t xml:space="preserve"> harder.</w:t>
-      </w:r>
-      <w:r>
-        <w:br/>
-      </w:r>
-      <w:r>
-        <w:br/>
-      </w:r>
-      <w:r>
-        <w:rPr>
-          <w:b w:val="0"/>
-          <w:i w:val="0"/>
-          <w:sz w:val="20"/>
-          <w:u w:val="none"/>
-        </w:rPr>
-        <w:t xml:space="preserve">① </w:t>
+        <w:t>to run</w:t>
+      </w:r>
+      <w:r>
+        <w:rPr>
+          <w:b w:val="0"/>
+          <w:i w:val="0"/>
+          <w:sz w:val="20"/>
+          <w:u w:val="none"/>
+        </w:rPr>
+        <w:t xml:space="preserve"> a marathon next month?</w:t>
+      </w:r>
+      <w:r>
+        <w:br/>
+      </w:r>
+      <w:r>
+        <w:br/>
+      </w:r>
+      <w:r>
+        <w:rPr>
+          <w:b w:val="0"/>
+          <w:i w:val="0"/>
+          <w:sz w:val="20"/>
+          <w:u w:val="none"/>
+        </w:rPr>
+        <w:t xml:space="preserve">ⓐ She went to the library </w:t>
       </w:r>
       <w:r>
         <w:rPr>
@@ -4878,28 +5271,28 @@
           <w:sz w:val="20"/>
           <w:u w:val="single"/>
         </w:rPr>
-        <w:t>To read</w:t>
-      </w:r>
-      <w:r>
-        <w:rPr>
-          <w:b w:val="0"/>
-          <w:i w:val="0"/>
-          <w:sz w:val="20"/>
-          <w:u w:val="none"/>
-        </w:rPr>
-        <w:t xml:space="preserve"> books is fun.</w:t>
-      </w:r>
-      <w:r>
-        <w:br/>
-      </w:r>
-      <w:r>
-        <w:rPr>
-          <w:b w:val="0"/>
-          <w:i w:val="0"/>
-          <w:sz w:val="20"/>
-          <w:u w:val="none"/>
-        </w:rPr>
-        <w:t xml:space="preserve">② </w:t>
+        <w:t>to read</w:t>
+      </w:r>
+      <w:r>
+        <w:rPr>
+          <w:b w:val="0"/>
+          <w:i w:val="0"/>
+          <w:sz w:val="20"/>
+          <w:u w:val="none"/>
+        </w:rPr>
+        <w:t xml:space="preserve"> books.</w:t>
+      </w:r>
+      <w:r>
+        <w:br/>
+      </w:r>
+      <w:r>
+        <w:rPr>
+          <w:b w:val="0"/>
+          <w:i w:val="0"/>
+          <w:sz w:val="20"/>
+          <w:u w:val="none"/>
+        </w:rPr>
+        <w:t xml:space="preserve">ⓑ I need something </w:t>
       </w:r>
       <w:r>
         <w:rPr>
@@ -4908,28 +5301,28 @@
           <w:sz w:val="20"/>
           <w:u w:val="single"/>
         </w:rPr>
-        <w:t>To learn</w:t>
-      </w:r>
-      <w:r>
-        <w:rPr>
-          <w:b w:val="0"/>
-          <w:i w:val="0"/>
-          <w:sz w:val="20"/>
-          <w:u w:val="none"/>
-        </w:rPr>
-        <w:t xml:space="preserve"> English is important.</w:t>
-      </w:r>
-      <w:r>
-        <w:br/>
-      </w:r>
-      <w:r>
-        <w:rPr>
-          <w:b w:val="0"/>
-          <w:i w:val="0"/>
-          <w:sz w:val="20"/>
-          <w:u w:val="none"/>
-        </w:rPr>
-        <w:t xml:space="preserve">③ They decided </w:t>
+        <w:t>to drink</w:t>
+      </w:r>
+      <w:r>
+        <w:rPr>
+          <w:b w:val="0"/>
+          <w:i w:val="0"/>
+          <w:sz w:val="20"/>
+          <w:u w:val="none"/>
+        </w:rPr>
+        <w:t>.</w:t>
+      </w:r>
+      <w:r>
+        <w:br/>
+      </w:r>
+      <w:r>
+        <w:rPr>
+          <w:b w:val="0"/>
+          <w:i w:val="0"/>
+          <w:sz w:val="20"/>
+          <w:u w:val="none"/>
+        </w:rPr>
+        <w:t xml:space="preserve">ⓒ We hope </w:t>
       </w:r>
       <w:r>
         <w:rPr>
@@ -4938,28 +5331,28 @@
           <w:sz w:val="20"/>
           <w:u w:val="single"/>
         </w:rPr>
-        <w:t>to go</w:t>
-      </w:r>
-      <w:r>
-        <w:rPr>
-          <w:b w:val="0"/>
-          <w:i w:val="0"/>
-          <w:sz w:val="20"/>
-          <w:u w:val="none"/>
-        </w:rPr>
-        <w:t xml:space="preserve"> home.</w:t>
-      </w:r>
-      <w:r>
-        <w:br/>
-      </w:r>
-      <w:r>
-        <w:rPr>
-          <w:b w:val="0"/>
-          <w:i w:val="0"/>
-          <w:sz w:val="20"/>
-          <w:u w:val="none"/>
-        </w:rPr>
-        <w:t xml:space="preserve">④ My dream is </w:t>
+        <w:t>to win</w:t>
+      </w:r>
+      <w:r>
+        <w:rPr>
+          <w:b w:val="0"/>
+          <w:i w:val="0"/>
+          <w:sz w:val="20"/>
+          <w:u w:val="none"/>
+        </w:rPr>
+        <w:t xml:space="preserve"> the game.</w:t>
+      </w:r>
+      <w:r>
+        <w:br/>
+      </w:r>
+      <w:r>
+        <w:rPr>
+          <w:b w:val="0"/>
+          <w:i w:val="0"/>
+          <w:sz w:val="20"/>
+          <w:u w:val="none"/>
+        </w:rPr>
+        <w:t xml:space="preserve">ⓓ My dream is </w:t>
       </w:r>
       <w:r>
         <w:rPr>
@@ -4989,7 +5382,7 @@
           <w:sz w:val="20"/>
           <w:u w:val="none"/>
         </w:rPr>
-        <w:t xml:space="preserve">⑤ I want </w:t>
+        <w:t xml:space="preserve">ⓔ He got up early </w:t>
       </w:r>
       <w:r>
         <w:rPr>
@@ -4998,16 +5391,79 @@
           <w:sz w:val="20"/>
           <w:u w:val="single"/>
         </w:rPr>
-        <w:t>to be</w:t>
-      </w:r>
-      <w:r>
-        <w:rPr>
-          <w:b w:val="0"/>
-          <w:i w:val="0"/>
-          <w:sz w:val="20"/>
-          <w:u w:val="none"/>
-        </w:rPr>
-        <w:t xml:space="preserve"> a doctor.</w:t>
+        <w:t>to catch</w:t>
+      </w:r>
+      <w:r>
+        <w:rPr>
+          <w:b w:val="0"/>
+          <w:i w:val="0"/>
+          <w:sz w:val="20"/>
+          <w:u w:val="none"/>
+        </w:rPr>
+        <w:t xml:space="preserve"> the first bus.</w:t>
+      </w:r>
+      <w:r>
+        <w:br/>
+      </w:r>
+      <w:r>
+        <w:br/>
+      </w:r>
+      <w:r>
+        <w:rPr>
+          <w:b w:val="0"/>
+          <w:i w:val="0"/>
+          <w:sz w:val="20"/>
+          <w:u w:val="none"/>
+        </w:rPr>
+        <w:t>① ⓐ, ⓒ</w:t>
+      </w:r>
+      <w:r>
+        <w:br/>
+      </w:r>
+      <w:r>
+        <w:rPr>
+          <w:b w:val="0"/>
+          <w:i w:val="0"/>
+          <w:sz w:val="20"/>
+          <w:u w:val="none"/>
+        </w:rPr>
+        <w:t>② ⓑ, ⓓ</w:t>
+      </w:r>
+      <w:r>
+        <w:br/>
+      </w:r>
+      <w:r>
+        <w:rPr>
+          <w:b w:val="0"/>
+          <w:i w:val="0"/>
+          <w:sz w:val="20"/>
+          <w:u w:val="none"/>
+        </w:rPr>
+        <w:t>③ ⓒ, ⓓ</w:t>
+      </w:r>
+      <w:r>
+        <w:br/>
+      </w:r>
+      <w:r>
+        <w:rPr>
+          <w:b w:val="0"/>
+          <w:i w:val="0"/>
+          <w:sz w:val="20"/>
+          <w:u w:val="none"/>
+        </w:rPr>
+        <w:t>④ ⓐ, ⓑ, ⓒ</w:t>
+      </w:r>
+      <w:r>
+        <w:br/>
+      </w:r>
+      <w:r>
+        <w:rPr>
+          <w:b w:val="0"/>
+          <w:i w:val="0"/>
+          <w:sz w:val="20"/>
+          <w:u w:val="none"/>
+        </w:rPr>
+        <w:t>⑤ ⓒ, ⓓ, ⓔ</w:t>
       </w:r>
       <w:r>
         <w:br/>
@@ -5052,34 +5508,16 @@
           <w:sz w:val="20"/>
           <w:u w:val="none"/>
         </w:rPr>
-        <w:t xml:space="preserve">밑줄 친 ⓐ~ⓔ 중 ★의 to부정사와 </w:t>
-      </w:r>
-      <w:r>
-        <w:rPr>
-          <w:b/>
-          <w:i w:val="0"/>
-          <w:sz w:val="20"/>
-          <w:u w:val="none"/>
-        </w:rPr>
-        <w:t>쓰임이 같은 것을 모두</w:t>
-      </w:r>
-      <w:r>
-        <w:rPr>
-          <w:b w:val="0"/>
-          <w:i w:val="0"/>
-          <w:sz w:val="20"/>
-          <w:u w:val="none"/>
-        </w:rPr>
-        <w:t xml:space="preserve"> 고른 것은? </w:t>
-      </w:r>
-      <w:r>
-        <w:rPr>
-          <w:b w:val="0"/>
-          <w:i w:val="0"/>
-          <w:sz w:val="20"/>
-          <w:u w:val="none"/>
-        </w:rPr>
-        <w:t>(표적: ★와 같은 용법 모두 — 명사적 vs 형용사적·부사적)</w:t>
+        <w:t xml:space="preserve">(A)~(C)의 각 괄호 안에서 어법상 알맞은 것끼리 짝지은 것은? </w:t>
+      </w:r>
+      <w:r>
+        <w:rPr>
+          <w:b w:val="0"/>
+          <w:i w:val="0"/>
+          <w:sz w:val="20"/>
+          <w:u w:val="none"/>
+        </w:rPr>
+        <w:t>(표적: 괄호 짝짓기 — 주어·보어·목적어 자리의 to부정사/동명사)</w:t>
       </w:r>
     </w:p>
     <w:p>
@@ -5095,241 +5533,94 @@
           <w:sz w:val="20"/>
           <w:u w:val="none"/>
         </w:rPr>
-        <w:t xml:space="preserve">★ Does he plan </w:t>
-      </w:r>
-      <w:r>
-        <w:rPr>
-          <w:b w:val="0"/>
-          <w:i w:val="0"/>
-          <w:sz w:val="20"/>
-          <w:u w:val="single"/>
-        </w:rPr>
-        <w:t>to run</w:t>
-      </w:r>
-      <w:r>
-        <w:rPr>
-          <w:b w:val="0"/>
-          <w:i w:val="0"/>
-          <w:sz w:val="20"/>
-          <w:u w:val="none"/>
-        </w:rPr>
-        <w:t xml:space="preserve"> a marathon next month?</w:t>
-      </w:r>
-      <w:r>
-        <w:br/>
-      </w:r>
-      <w:r>
-        <w:br/>
-      </w:r>
-      <w:r>
-        <w:rPr>
-          <w:b w:val="0"/>
-          <w:i w:val="0"/>
-          <w:sz w:val="20"/>
-          <w:u w:val="none"/>
-        </w:rPr>
-        <w:t xml:space="preserve">ⓐ She went to the library </w:t>
-      </w:r>
-      <w:r>
-        <w:rPr>
-          <w:b w:val="0"/>
-          <w:i w:val="0"/>
-          <w:sz w:val="20"/>
-          <w:u w:val="single"/>
-        </w:rPr>
-        <w:t>to read</w:t>
-      </w:r>
-      <w:r>
-        <w:rPr>
-          <w:b w:val="0"/>
-          <w:i w:val="0"/>
-          <w:sz w:val="20"/>
-          <w:u w:val="none"/>
-        </w:rPr>
-        <w:t xml:space="preserve"> books.</w:t>
-      </w:r>
-      <w:r>
-        <w:br/>
-      </w:r>
-      <w:r>
-        <w:rPr>
-          <w:b w:val="0"/>
-          <w:i w:val="0"/>
-          <w:sz w:val="20"/>
-          <w:u w:val="none"/>
-        </w:rPr>
-        <w:t xml:space="preserve">ⓑ I need something </w:t>
-      </w:r>
-      <w:r>
-        <w:rPr>
-          <w:b w:val="0"/>
-          <w:i w:val="0"/>
-          <w:sz w:val="20"/>
-          <w:u w:val="single"/>
-        </w:rPr>
-        <w:t>to drink</w:t>
-      </w:r>
-      <w:r>
-        <w:rPr>
-          <w:b w:val="0"/>
-          <w:i w:val="0"/>
-          <w:sz w:val="20"/>
-          <w:u w:val="none"/>
-        </w:rPr>
-        <w:t>.</w:t>
-      </w:r>
-      <w:r>
-        <w:br/>
-      </w:r>
-      <w:r>
-        <w:rPr>
-          <w:b w:val="0"/>
-          <w:i w:val="0"/>
-          <w:sz w:val="20"/>
-          <w:u w:val="none"/>
-        </w:rPr>
-        <w:t xml:space="preserve">ⓒ We hope </w:t>
-      </w:r>
-      <w:r>
-        <w:rPr>
-          <w:b w:val="0"/>
-          <w:i w:val="0"/>
-          <w:sz w:val="20"/>
-          <w:u w:val="single"/>
-        </w:rPr>
-        <w:t>to win</w:t>
-      </w:r>
-      <w:r>
-        <w:rPr>
-          <w:b w:val="0"/>
-          <w:i w:val="0"/>
-          <w:sz w:val="20"/>
-          <w:u w:val="none"/>
-        </w:rPr>
-        <w:t xml:space="preserve"> the game.</w:t>
-      </w:r>
-      <w:r>
-        <w:br/>
-      </w:r>
-      <w:r>
-        <w:rPr>
-          <w:b w:val="0"/>
-          <w:i w:val="0"/>
-          <w:sz w:val="20"/>
-          <w:u w:val="none"/>
-        </w:rPr>
-        <w:t xml:space="preserve">ⓓ My dream is </w:t>
-      </w:r>
-      <w:r>
-        <w:rPr>
-          <w:b w:val="0"/>
-          <w:i w:val="0"/>
-          <w:sz w:val="20"/>
-          <w:u w:val="single"/>
-        </w:rPr>
-        <w:t>to travel</w:t>
-      </w:r>
-      <w:r>
-        <w:rPr>
-          <w:b w:val="0"/>
-          <w:i w:val="0"/>
-          <w:sz w:val="20"/>
-          <w:u w:val="none"/>
-        </w:rPr>
-        <w:t xml:space="preserve"> the world.</w:t>
-      </w:r>
-      <w:r>
-        <w:br/>
-      </w:r>
-      <w:r>
-        <w:rPr>
-          <w:b w:val="0"/>
-          <w:i w:val="0"/>
-          <w:sz w:val="20"/>
-          <w:u w:val="none"/>
-        </w:rPr>
-        <w:t xml:space="preserve">ⓔ He got up early </w:t>
-      </w:r>
-      <w:r>
-        <w:rPr>
-          <w:b w:val="0"/>
-          <w:i w:val="0"/>
-          <w:sz w:val="20"/>
-          <w:u w:val="single"/>
-        </w:rPr>
-        <w:t>to catch</w:t>
-      </w:r>
-      <w:r>
-        <w:rPr>
-          <w:b w:val="0"/>
-          <w:i w:val="0"/>
-          <w:sz w:val="20"/>
-          <w:u w:val="none"/>
-        </w:rPr>
-        <w:t xml:space="preserve"> the first bus.</w:t>
-      </w:r>
-      <w:r>
-        <w:br/>
-      </w:r>
-      <w:r>
-        <w:br/>
-      </w:r>
-      <w:r>
-        <w:rPr>
-          <w:b w:val="0"/>
-          <w:i w:val="0"/>
-          <w:sz w:val="20"/>
-          <w:u w:val="none"/>
-        </w:rPr>
-        <w:t>① ⓐ, ⓒ</w:t>
-      </w:r>
-      <w:r>
-        <w:br/>
-      </w:r>
-      <w:r>
-        <w:rPr>
-          <w:b w:val="0"/>
-          <w:i w:val="0"/>
-          <w:sz w:val="20"/>
-          <w:u w:val="none"/>
-        </w:rPr>
-        <w:t>② ⓑ, ⓓ</w:t>
-      </w:r>
-      <w:r>
-        <w:br/>
-      </w:r>
-      <w:r>
-        <w:rPr>
-          <w:b w:val="0"/>
-          <w:i w:val="0"/>
-          <w:sz w:val="20"/>
-          <w:u w:val="none"/>
-        </w:rPr>
-        <w:t>③ ⓒ, ⓓ</w:t>
-      </w:r>
-      <w:r>
-        <w:br/>
-      </w:r>
-      <w:r>
-        <w:rPr>
-          <w:b w:val="0"/>
-          <w:i w:val="0"/>
-          <w:sz w:val="20"/>
-          <w:u w:val="none"/>
-        </w:rPr>
-        <w:t>④ ⓐ, ⓑ, ⓒ</w:t>
-      </w:r>
-      <w:r>
-        <w:br/>
-      </w:r>
-      <w:r>
-        <w:rPr>
-          <w:b w:val="0"/>
-          <w:i w:val="0"/>
-          <w:sz w:val="20"/>
-          <w:u w:val="none"/>
-        </w:rPr>
-        <w:t>⑤ ⓒ, ⓓ, ⓔ</w:t>
+        <w:t>(A) (Exercise / To exercise / Exercising) regularly is not easy.</w:t>
+      </w:r>
+      <w:r>
+        <w:br/>
+      </w:r>
+      <w:r>
+        <w:rPr>
+          <w:b w:val="0"/>
+          <w:i w:val="0"/>
+          <w:sz w:val="20"/>
+          <w:u w:val="none"/>
+        </w:rPr>
+        <w:t>(B) Her dream is (travel / to travel / traveling) the world.</w:t>
+      </w:r>
+      <w:r>
+        <w:br/>
+      </w:r>
+      <w:r>
+        <w:rPr>
+          <w:b w:val="0"/>
+          <w:i w:val="0"/>
+          <w:sz w:val="20"/>
+          <w:u w:val="none"/>
+        </w:rPr>
+        <w:t>(C) Would you mind (open / to open / opening) the window?</w:t>
+      </w:r>
+      <w:r>
+        <w:br/>
+      </w:r>
+      <w:r>
+        <w:br/>
+      </w:r>
+      <w:r>
+        <w:rPr>
+          <w:b w:val="0"/>
+          <w:i w:val="0"/>
+          <w:sz w:val="20"/>
+          <w:u w:val="none"/>
+        </w:rPr>
+        <w:t>① To exercise – to travel – to open</w:t>
+      </w:r>
+      <w:r>
+        <w:br/>
+      </w:r>
+      <w:r>
+        <w:rPr>
+          <w:b w:val="0"/>
+          <w:i w:val="0"/>
+          <w:sz w:val="20"/>
+          <w:u w:val="none"/>
+        </w:rPr>
+        <w:t>② Exercise – traveling – opening</w:t>
+      </w:r>
+      <w:r>
+        <w:br/>
+      </w:r>
+      <w:r>
+        <w:rPr>
+          <w:b w:val="0"/>
+          <w:i w:val="0"/>
+          <w:sz w:val="20"/>
+          <w:u w:val="none"/>
+        </w:rPr>
+        <w:t>③ Exercising – to travel – to open</w:t>
+      </w:r>
+      <w:r>
+        <w:br/>
+      </w:r>
+      <w:r>
+        <w:rPr>
+          <w:b w:val="0"/>
+          <w:i w:val="0"/>
+          <w:sz w:val="20"/>
+          <w:u w:val="none"/>
+        </w:rPr>
+        <w:t>④ To exercise – travel – opening</w:t>
+      </w:r>
+      <w:r>
+        <w:br/>
+      </w:r>
+      <w:r>
+        <w:rPr>
+          <w:b w:val="0"/>
+          <w:i w:val="0"/>
+          <w:sz w:val="20"/>
+          <w:u w:val="none"/>
+        </w:rPr>
+        <w:t>⑤ Exercising – to travel – opening</w:t>
       </w:r>
       <w:r>
         <w:br/>
@@ -5351,6 +5642,20 @@
           <w:u w:val="none"/>
         </w:rPr>
         <w:t>__________</w:t>
+      </w:r>
+    </w:p>
+    <w:p>
+      <w:pPr>
+        <w:spacing w:after="20" w:before="60"/>
+      </w:pPr>
+      <w:r>
+        <w:rPr>
+          <w:b/>
+          <w:i w:val="0"/>
+          <w:sz w:val="20"/>
+          <w:u w:val="none"/>
+        </w:rPr>
+        <w:t>H. Practice 영작 — 배열★(Practice C) · 고쳐쓰기 결과</w:t>
       </w:r>
     </w:p>
     <w:p>
@@ -5374,16 +5679,34 @@
           <w:sz w:val="20"/>
           <w:u w:val="none"/>
         </w:rPr>
-        <w:t xml:space="preserve">(A)~(C)의 각 괄호 안에서 어법상 알맞은 것끼리 짝지은 것은? </w:t>
-      </w:r>
-      <w:r>
-        <w:rPr>
-          <w:b w:val="0"/>
-          <w:i w:val="0"/>
-          <w:sz w:val="20"/>
-          <w:u w:val="none"/>
-        </w:rPr>
-        <w:t>(표적: 괄호 짝짓기 — 주어·보어·목적어 자리의 to부정사/동명사)</w:t>
+        <w:t xml:space="preserve">우리말과 의미가 같도록 괄호 안의 단어를 </w:t>
+      </w:r>
+      <w:r>
+        <w:rPr>
+          <w:b/>
+          <w:i w:val="0"/>
+          <w:sz w:val="20"/>
+          <w:u w:val="none"/>
+        </w:rPr>
+        <w:t>모두</w:t>
+      </w:r>
+      <w:r>
+        <w:rPr>
+          <w:b w:val="0"/>
+          <w:i w:val="0"/>
+          <w:sz w:val="20"/>
+          <w:u w:val="none"/>
+        </w:rPr>
+        <w:t xml:space="preserve"> 활용하여 배열할 때, ★ 자리에 오는 말을 쓰시오. ((5)는 〈보기〉에서 쓰지 않는 말 1개 포함) </w:t>
+      </w:r>
+      <w:r>
+        <w:rPr>
+          <w:b w:val="0"/>
+          <w:i w:val="0"/>
+          <w:sz w:val="20"/>
+          <w:u w:val="none"/>
+        </w:rPr>
+        <w:t>(표적: 배열영작★ — to부정사 목적어 · 의문문 어순 · to부정사 주어)</w:t>
       </w:r>
     </w:p>
     <w:p>
@@ -5399,106 +5722,31 @@
           <w:sz w:val="20"/>
           <w:u w:val="none"/>
         </w:rPr>
-        <w:t>(A) (Exercise / To exercise / Exercising) regularly is not easy.</w:t>
-      </w:r>
-      <w:r>
-        <w:br/>
-      </w:r>
-      <w:r>
-        <w:rPr>
-          <w:b w:val="0"/>
-          <w:i w:val="0"/>
-          <w:sz w:val="20"/>
-          <w:u w:val="none"/>
-        </w:rPr>
-        <w:t>(B) Her dream is (travel / to travel / traveling) the world.</w:t>
-      </w:r>
-      <w:r>
-        <w:br/>
-      </w:r>
-      <w:r>
-        <w:rPr>
-          <w:b w:val="0"/>
-          <w:i w:val="0"/>
-          <w:sz w:val="20"/>
-          <w:u w:val="none"/>
-        </w:rPr>
-        <w:t>(C) Would you mind (open / to open / opening) the window?</w:t>
-      </w:r>
-      <w:r>
-        <w:br/>
-      </w:r>
-      <w:r>
-        <w:br/>
-      </w:r>
-      <w:r>
-        <w:rPr>
-          <w:b w:val="0"/>
-          <w:i w:val="0"/>
-          <w:sz w:val="20"/>
-          <w:u w:val="none"/>
-        </w:rPr>
-        <w:t>① To exercise – to travel – to open</w:t>
-      </w:r>
-      <w:r>
-        <w:br/>
-      </w:r>
-      <w:r>
-        <w:rPr>
-          <w:b w:val="0"/>
-          <w:i w:val="0"/>
-          <w:sz w:val="20"/>
-          <w:u w:val="none"/>
-        </w:rPr>
-        <w:t>② Exercise – traveling – opening</w:t>
-      </w:r>
-      <w:r>
-        <w:br/>
-      </w:r>
-      <w:r>
-        <w:rPr>
-          <w:b w:val="0"/>
-          <w:i w:val="0"/>
-          <w:sz w:val="20"/>
-          <w:u w:val="none"/>
-        </w:rPr>
-        <w:t>③ Exercising – to travel – to open</w:t>
-      </w:r>
-      <w:r>
-        <w:br/>
-      </w:r>
-      <w:r>
-        <w:rPr>
-          <w:b w:val="0"/>
-          <w:i w:val="0"/>
-          <w:sz w:val="20"/>
-          <w:u w:val="none"/>
-        </w:rPr>
-        <w:t>④ To exercise – travel – opening</w:t>
-      </w:r>
-      <w:r>
-        <w:br/>
-      </w:r>
-      <w:r>
-        <w:rPr>
-          <w:b w:val="0"/>
-          <w:i w:val="0"/>
-          <w:sz w:val="20"/>
-          <w:u w:val="none"/>
-        </w:rPr>
-        <w:t>⑤ Exercising – to travel – opening</w:t>
-      </w:r>
-      <w:r>
-        <w:br/>
-      </w:r>
-      <w:r>
-        <w:rPr>
-          <w:b w:val="0"/>
-          <w:i w:val="0"/>
-          <w:sz w:val="20"/>
-          <w:u w:val="none"/>
-        </w:rPr>
-        <w:t xml:space="preserve">→ </w:t>
+        <w:t>(1) 너는 이 새로운 컴퓨터를 사고 싶니? (computer, buy, do, want, new, you, to, this)</w:t>
+      </w:r>
+      <w:r>
+        <w:br/>
+      </w:r>
+      <w:r>
+        <w:rPr>
+          <w:b w:val="0"/>
+          <w:i w:val="0"/>
+          <w:sz w:val="20"/>
+          <w:u w:val="none"/>
+        </w:rPr>
+        <w:t>→ ______ ______ ★______ ______ ______ ______ ______ ______ ?</w:t>
+      </w:r>
+      <w:r>
+        <w:br/>
+      </w:r>
+      <w:r>
+        <w:rPr>
+          <w:b w:val="0"/>
+          <w:i w:val="0"/>
+          <w:sz w:val="20"/>
+          <w:u w:val="none"/>
+        </w:rPr>
+        <w:t xml:space="preserve">▶ ★ = </w:t>
       </w:r>
       <w:r>
         <w:rPr>
@@ -5509,19 +5757,275 @@
         </w:rPr>
         <w:t>__________</w:t>
       </w:r>
-    </w:p>
-    <w:p>
-      <w:pPr>
-        <w:spacing w:after="20" w:before="60"/>
-      </w:pPr>
-      <w:r>
-        <w:rPr>
-          <w:b/>
-          <w:i w:val="0"/>
-          <w:sz w:val="20"/>
-          <w:u w:val="none"/>
-        </w:rPr>
-        <w:t>H. Practice 영작 — 배열★ · 고쳐쓰기 결과</w:t>
+      <w:r>
+        <w:rPr>
+          <w:b w:val="0"/>
+          <w:i w:val="0"/>
+          <w:sz w:val="20"/>
+          <w:u w:val="none"/>
+        </w:rPr>
+        <w:t xml:space="preserve"> 문장 전체: </w:t>
+      </w:r>
+      <w:r>
+        <w:rPr>
+          <w:b w:val="0"/>
+          <w:i w:val="0"/>
+          <w:sz w:val="20"/>
+          <w:u w:val="none"/>
+        </w:rPr>
+        <w:t>__________</w:t>
+      </w:r>
+      <w:r>
+        <w:br/>
+      </w:r>
+      <w:r>
+        <w:rPr>
+          <w:b w:val="0"/>
+          <w:i w:val="0"/>
+          <w:sz w:val="20"/>
+          <w:u w:val="none"/>
+        </w:rPr>
+        <w:t>(2) 나의 여동생은 그 노래를 함께 부르기를 원한다. (sing, my, song, to, sister, together, hopes, the)</w:t>
+      </w:r>
+      <w:r>
+        <w:br/>
+      </w:r>
+      <w:r>
+        <w:rPr>
+          <w:b w:val="0"/>
+          <w:i w:val="0"/>
+          <w:sz w:val="20"/>
+          <w:u w:val="none"/>
+        </w:rPr>
+        <w:t>→ ______ ______ ______ ★______ ______ ______ ______ ______ .</w:t>
+      </w:r>
+      <w:r>
+        <w:br/>
+      </w:r>
+      <w:r>
+        <w:rPr>
+          <w:b w:val="0"/>
+          <w:i w:val="0"/>
+          <w:sz w:val="20"/>
+          <w:u w:val="none"/>
+        </w:rPr>
+        <w:t xml:space="preserve">▶ ★ = </w:t>
+      </w:r>
+      <w:r>
+        <w:rPr>
+          <w:b w:val="0"/>
+          <w:i w:val="0"/>
+          <w:sz w:val="20"/>
+          <w:u w:val="none"/>
+        </w:rPr>
+        <w:t>__________</w:t>
+      </w:r>
+      <w:r>
+        <w:rPr>
+          <w:b w:val="0"/>
+          <w:i w:val="0"/>
+          <w:sz w:val="20"/>
+          <w:u w:val="none"/>
+        </w:rPr>
+        <w:t xml:space="preserve"> 문장 전체: </w:t>
+      </w:r>
+      <w:r>
+        <w:rPr>
+          <w:b w:val="0"/>
+          <w:i w:val="0"/>
+          <w:sz w:val="20"/>
+          <w:u w:val="none"/>
+        </w:rPr>
+        <w:t>__________</w:t>
+      </w:r>
+      <w:r>
+        <w:br/>
+      </w:r>
+      <w:r>
+        <w:rPr>
+          <w:b w:val="0"/>
+          <w:i w:val="0"/>
+          <w:sz w:val="20"/>
+          <w:u w:val="none"/>
+        </w:rPr>
+        <w:t>(3) Lily는 일주일에 세 번 운동하겠다고 계획했다. (three, week, Lily, to, work, times, planned, out, a)</w:t>
+      </w:r>
+      <w:r>
+        <w:br/>
+      </w:r>
+      <w:r>
+        <w:rPr>
+          <w:b w:val="0"/>
+          <w:i w:val="0"/>
+          <w:sz w:val="20"/>
+          <w:u w:val="none"/>
+        </w:rPr>
+        <w:t>→ ______ ★______ ______ ______ ______ ______ ______ ______ ______ .</w:t>
+      </w:r>
+      <w:r>
+        <w:br/>
+      </w:r>
+      <w:r>
+        <w:rPr>
+          <w:b w:val="0"/>
+          <w:i w:val="0"/>
+          <w:sz w:val="20"/>
+          <w:u w:val="none"/>
+        </w:rPr>
+        <w:t xml:space="preserve">▶ ★ = </w:t>
+      </w:r>
+      <w:r>
+        <w:rPr>
+          <w:b w:val="0"/>
+          <w:i w:val="0"/>
+          <w:sz w:val="20"/>
+          <w:u w:val="none"/>
+        </w:rPr>
+        <w:t>__________</w:t>
+      </w:r>
+      <w:r>
+        <w:rPr>
+          <w:b w:val="0"/>
+          <w:i w:val="0"/>
+          <w:sz w:val="20"/>
+          <w:u w:val="none"/>
+        </w:rPr>
+        <w:t xml:space="preserve"> 문장 전체: </w:t>
+      </w:r>
+      <w:r>
+        <w:rPr>
+          <w:b w:val="0"/>
+          <w:i w:val="0"/>
+          <w:sz w:val="20"/>
+          <w:u w:val="none"/>
+        </w:rPr>
+        <w:t>__________</w:t>
+      </w:r>
+      <w:r>
+        <w:br/>
+      </w:r>
+      <w:r>
+        <w:rPr>
+          <w:b w:val="0"/>
+          <w:i w:val="0"/>
+          <w:sz w:val="20"/>
+          <w:u w:val="none"/>
+        </w:rPr>
+        <w:t>(4) 언제 Tom이 베트남에 가겠다고 결정했니? (to, Tom, decide, Vietnam, when, go, did, to)</w:t>
+      </w:r>
+      <w:r>
+        <w:br/>
+      </w:r>
+      <w:r>
+        <w:rPr>
+          <w:b w:val="0"/>
+          <w:i w:val="0"/>
+          <w:sz w:val="20"/>
+          <w:u w:val="none"/>
+        </w:rPr>
+        <w:t>→ ______ ______ ______ ★______ ______ ______ ______ ______ ?</w:t>
+      </w:r>
+      <w:r>
+        <w:br/>
+      </w:r>
+      <w:r>
+        <w:rPr>
+          <w:b w:val="0"/>
+          <w:i w:val="0"/>
+          <w:sz w:val="20"/>
+          <w:u w:val="none"/>
+        </w:rPr>
+        <w:t xml:space="preserve">▶ ★ = </w:t>
+      </w:r>
+      <w:r>
+        <w:rPr>
+          <w:b w:val="0"/>
+          <w:i w:val="0"/>
+          <w:sz w:val="20"/>
+          <w:u w:val="none"/>
+        </w:rPr>
+        <w:t>__________</w:t>
+      </w:r>
+      <w:r>
+        <w:rPr>
+          <w:b w:val="0"/>
+          <w:i w:val="0"/>
+          <w:sz w:val="20"/>
+          <w:u w:val="none"/>
+        </w:rPr>
+        <w:t xml:space="preserve"> 문장 전체: </w:t>
+      </w:r>
+      <w:r>
+        <w:rPr>
+          <w:b w:val="0"/>
+          <w:i w:val="0"/>
+          <w:sz w:val="20"/>
+          <w:u w:val="none"/>
+        </w:rPr>
+        <w:t>__________</w:t>
+      </w:r>
+      <w:r>
+        <w:br/>
+      </w:r>
+      <w:r>
+        <w:rPr>
+          <w:b w:val="0"/>
+          <w:i w:val="0"/>
+          <w:sz w:val="20"/>
+          <w:u w:val="none"/>
+        </w:rPr>
+        <w:t>(5) 다른 사람들을 돕는 것은 나를 행복하게 한다. 〈보기〉 ( to / help / others / makes / make / me / happy )</w:t>
+      </w:r>
+      <w:r>
+        <w:br/>
+      </w:r>
+      <w:r>
+        <w:rPr>
+          <w:b w:val="0"/>
+          <w:i w:val="0"/>
+          <w:sz w:val="20"/>
+          <w:u w:val="none"/>
+        </w:rPr>
+        <w:t>→ ______ ______ ______ ★______ ______ ______ .</w:t>
+      </w:r>
+      <w:r>
+        <w:br/>
+      </w:r>
+      <w:r>
+        <w:rPr>
+          <w:b w:val="0"/>
+          <w:i w:val="0"/>
+          <w:sz w:val="20"/>
+          <w:u w:val="none"/>
+        </w:rPr>
+        <w:t xml:space="preserve">▶ ★ = </w:t>
+      </w:r>
+      <w:r>
+        <w:rPr>
+          <w:b w:val="0"/>
+          <w:i w:val="0"/>
+          <w:sz w:val="20"/>
+          <w:u w:val="none"/>
+        </w:rPr>
+        <w:t>__________</w:t>
+      </w:r>
+      <w:r>
+        <w:rPr>
+          <w:b w:val="0"/>
+          <w:i w:val="0"/>
+          <w:sz w:val="20"/>
+          <w:u w:val="none"/>
+        </w:rPr>
+        <w:t xml:space="preserve"> 문장 전체: </w:t>
+      </w:r>
+      <w:r>
+        <w:rPr>
+          <w:b w:val="0"/>
+          <w:i w:val="0"/>
+          <w:sz w:val="20"/>
+          <w:u w:val="none"/>
+        </w:rPr>
+        <w:t>__________</w:t>
       </w:r>
     </w:p>
     <w:p>
@@ -5545,16 +6049,34 @@
           <w:sz w:val="20"/>
           <w:u w:val="none"/>
         </w:rPr>
-        <w:t xml:space="preserve">우리말과 의미가 같도록 〈보기〉의 말을 배열할 때, ★ 자리에 오는 말을 쓰시오. (〈보기〉에서 쓰지 않는 말 1개 포함) </w:t>
-      </w:r>
-      <w:r>
-        <w:rPr>
-          <w:b w:val="0"/>
-          <w:i w:val="0"/>
-          <w:sz w:val="20"/>
-          <w:u w:val="none"/>
-        </w:rPr>
-        <w:t>(표적: 배열영작★ — to부정사 주어 + 단수 동사)</w:t>
+        <w:t xml:space="preserve">우리말에 맞게 괄호 안의 단어를 알맞은 형태로 고쳐 쓴 결과이다. </w:t>
+      </w:r>
+      <w:r>
+        <w:rPr>
+          <w:b/>
+          <w:i w:val="0"/>
+          <w:sz w:val="20"/>
+          <w:u w:val="none"/>
+        </w:rPr>
+        <w:t>바르게 고친 것끼리</w:t>
+      </w:r>
+      <w:r>
+        <w:rPr>
+          <w:b w:val="0"/>
+          <w:i w:val="0"/>
+          <w:sz w:val="20"/>
+          <w:u w:val="none"/>
+        </w:rPr>
+        <w:t xml:space="preserve"> 묶인 것은? </w:t>
+      </w:r>
+      <w:r>
+        <w:rPr>
+          <w:b w:val="0"/>
+          <w:i w:val="0"/>
+          <w:sz w:val="20"/>
+          <w:u w:val="none"/>
+        </w:rPr>
+        <w:t>(표적: 고쳐쓰기 결과 묶음 — 원형 노출 · Practice A 1~6)</w:t>
       </w:r>
     </w:p>
     <w:p>
@@ -5570,43 +6092,154 @@
           <w:sz w:val="20"/>
           <w:u w:val="none"/>
         </w:rPr>
-        <w:t>다른 사람들을 돕는 것은 나를 행복하게 한다.</w:t>
-      </w:r>
-      <w:r>
-        <w:br/>
-      </w:r>
-      <w:r>
-        <w:rPr>
-          <w:b w:val="0"/>
-          <w:i w:val="0"/>
-          <w:sz w:val="20"/>
-          <w:u w:val="none"/>
-        </w:rPr>
-        <w:t>〈보기〉 ( to / help / others / makes / make / me / happy )</w:t>
-      </w:r>
-      <w:r>
-        <w:br/>
-      </w:r>
-      <w:r>
-        <w:rPr>
-          <w:b w:val="0"/>
-          <w:i w:val="0"/>
-          <w:sz w:val="20"/>
-          <w:u w:val="none"/>
-        </w:rPr>
-        <w:t>→ ______ ______ ______ ★______ ______ ______ .</w:t>
-      </w:r>
-      <w:r>
-        <w:br/>
-      </w:r>
-      <w:r>
-        <w:rPr>
-          <w:b w:val="0"/>
-          <w:i w:val="0"/>
-          <w:sz w:val="20"/>
-          <w:u w:val="none"/>
-        </w:rPr>
-        <w:t xml:space="preserve">▶ ★ = </w:t>
+        <w:t>ⓐ 규칙적으로 운동하는 것은 쉽지 않다. (exercise) regularly is not easy.</w:t>
+      </w:r>
+      <w:r>
+        <w:br/>
+      </w:r>
+      <w:r>
+        <w:rPr>
+          <w:b w:val="0"/>
+          <w:i w:val="0"/>
+          <w:sz w:val="20"/>
+          <w:u w:val="none"/>
+        </w:rPr>
+        <w:t>ⓑ 그녀의 꿈은 세계를 여행하는 것이다. Her dream is (travel) the world.</w:t>
+      </w:r>
+      <w:r>
+        <w:br/>
+      </w:r>
+      <w:r>
+        <w:rPr>
+          <w:b w:val="0"/>
+          <w:i w:val="0"/>
+          <w:sz w:val="20"/>
+          <w:u w:val="none"/>
+        </w:rPr>
+        <w:t>ⓒ 나는 영어 말하기를 잘하고 싶다. I (want, be) good at speaking English.</w:t>
+      </w:r>
+      <w:r>
+        <w:br/>
+      </w:r>
+      <w:r>
+        <w:rPr>
+          <w:b w:val="0"/>
+          <w:i w:val="0"/>
+          <w:sz w:val="20"/>
+          <w:u w:val="none"/>
+        </w:rPr>
+        <w:t>ⓓ 나는 주말에 쇼핑하러 가는 것을 좋아하지 않는다. I don't (like, go) shopping on weekends.</w:t>
+      </w:r>
+      <w:r>
+        <w:br/>
+      </w:r>
+      <w:r>
+        <w:rPr>
+          <w:b w:val="0"/>
+          <w:i w:val="0"/>
+          <w:sz w:val="20"/>
+          <w:u w:val="none"/>
+        </w:rPr>
+        <w:t>ⓔ 그들은 새 아파트로 이사하기로 결정했다. They (decide, move) to a new apartment.</w:t>
+      </w:r>
+      <w:r>
+        <w:br/>
+      </w:r>
+      <w:r>
+        <w:rPr>
+          <w:b w:val="0"/>
+          <w:i w:val="0"/>
+          <w:sz w:val="20"/>
+          <w:u w:val="none"/>
+        </w:rPr>
+        <w:t>ⓕ 그는 다음 달에 마라톤을 뛸 계획이니? Does he (plan, run) a marathon next month?</w:t>
+      </w:r>
+      <w:r>
+        <w:br/>
+      </w:r>
+      <w:r>
+        <w:rPr>
+          <w:b w:val="0"/>
+          <w:i w:val="0"/>
+          <w:sz w:val="20"/>
+          <w:u w:val="none"/>
+        </w:rPr>
+        <w:t>〈고친 결과〉 ⓐ To exercise ⓑ to traveling ⓒ want to be ⓓ like go ⓔ decided to move ⓕ plan running</w:t>
+      </w:r>
+      <w:r>
+        <w:br/>
+      </w:r>
+      <w:r>
+        <w:br/>
+      </w:r>
+      <w:r>
+        <w:rPr>
+          <w:b w:val="0"/>
+          <w:i w:val="0"/>
+          <w:sz w:val="20"/>
+          <w:u w:val="none"/>
+        </w:rPr>
+        <w:t>① ⓐ, ⓒ, ⓔ</w:t>
+      </w:r>
+      <w:r>
+        <w:br/>
+      </w:r>
+      <w:r>
+        <w:rPr>
+          <w:b w:val="0"/>
+          <w:i w:val="0"/>
+          <w:sz w:val="20"/>
+          <w:u w:val="none"/>
+        </w:rPr>
+        <w:t>② ⓐ, ⓑ, ⓒ</w:t>
+      </w:r>
+      <w:r>
+        <w:br/>
+      </w:r>
+      <w:r>
+        <w:rPr>
+          <w:b w:val="0"/>
+          <w:i w:val="0"/>
+          <w:sz w:val="20"/>
+          <w:u w:val="none"/>
+        </w:rPr>
+        <w:t>③ ⓒ, ⓔ, ⓕ</w:t>
+      </w:r>
+      <w:r>
+        <w:br/>
+      </w:r>
+      <w:r>
+        <w:rPr>
+          <w:b w:val="0"/>
+          <w:i w:val="0"/>
+          <w:sz w:val="20"/>
+          <w:u w:val="none"/>
+        </w:rPr>
+        <w:t>④ ⓐ, ⓒ, ⓓ, ⓔ</w:t>
+      </w:r>
+      <w:r>
+        <w:br/>
+      </w:r>
+      <w:r>
+        <w:rPr>
+          <w:b w:val="0"/>
+          <w:i w:val="0"/>
+          <w:sz w:val="20"/>
+          <w:u w:val="none"/>
+        </w:rPr>
+        <w:t>⑤ ⓐ, ⓒ, ⓔ, ⓕ</w:t>
+      </w:r>
+      <w:r>
+        <w:br/>
+      </w:r>
+      <w:r>
+        <w:rPr>
+          <w:b w:val="0"/>
+          <w:i w:val="0"/>
+          <w:sz w:val="20"/>
+          <w:u w:val="none"/>
+        </w:rPr>
+        <w:t xml:space="preserve">→ </w:t>
       </w:r>
       <w:r>
         <w:rPr>
@@ -5617,23 +6250,34 @@
         </w:rPr>
         <w:t>__________</w:t>
       </w:r>
-      <w:r>
-        <w:rPr>
-          <w:b w:val="0"/>
-          <w:i w:val="0"/>
-          <w:sz w:val="20"/>
-          <w:u w:val="none"/>
-        </w:rPr>
-        <w:t xml:space="preserve"> 문장 전체: </w:t>
-      </w:r>
-      <w:r>
-        <w:rPr>
-          <w:b w:val="0"/>
-          <w:i w:val="0"/>
-          <w:sz w:val="20"/>
-          <w:u w:val="none"/>
-        </w:rPr>
-        <w:t>__________</w:t>
+    </w:p>
+    <w:p>
+      <w:pPr>
+        <w:spacing w:after="30" w:before="100"/>
+      </w:pPr>
+      <w:r>
+        <w:rPr>
+          <w:b/>
+          <w:i w:val="0"/>
+          <w:color w:val="1F3864"/>
+          <w:sz w:val="21"/>
+          <w:u w:val="none"/>
+        </w:rPr>
+        <w:t>■ 4부 접속사 that — 명사절 (6-⑤ 개념 · 6-⑥ Practice)</w:t>
+      </w:r>
+    </w:p>
+    <w:p>
+      <w:pPr>
+        <w:spacing w:after="20" w:before="60"/>
+      </w:pPr>
+      <w:r>
+        <w:rPr>
+          <w:b/>
+          <w:i w:val="0"/>
+          <w:sz w:val="20"/>
+          <w:u w:val="none"/>
+        </w:rPr>
+        <w:t>I. that의 자리 · 생략 · 주어 that절의 수</w:t>
       </w:r>
     </w:p>
     <w:p>
@@ -5657,7 +6301,7 @@
           <w:sz w:val="20"/>
           <w:u w:val="none"/>
         </w:rPr>
-        <w:t xml:space="preserve">우리말에 맞게 괄호 안의 단어를 알맞은 형태로 고쳐 쓴 결과이다. </w:t>
+        <w:t xml:space="preserve">다음 빈칸에 </w:t>
       </w:r>
       <w:r>
         <w:rPr>
@@ -5666,25 +6310,43 @@
           <w:sz w:val="20"/>
           <w:u w:val="none"/>
         </w:rPr>
-        <w:t>바르게 고친 것끼리</w:t>
-      </w:r>
-      <w:r>
-        <w:rPr>
-          <w:b w:val="0"/>
-          <w:i w:val="0"/>
-          <w:sz w:val="20"/>
-          <w:u w:val="none"/>
-        </w:rPr>
-        <w:t xml:space="preserve"> 묶인 것은? </w:t>
-      </w:r>
-      <w:r>
-        <w:rPr>
-          <w:b w:val="0"/>
-          <w:i w:val="0"/>
-          <w:sz w:val="20"/>
-          <w:u w:val="none"/>
-        </w:rPr>
-        <w:t>(표적: 고쳐쓰기 결과 묶음 — 원형 노출 · Practice A 1~6)</w:t>
+        <w:t>that</w:t>
+      </w:r>
+      <w:r>
+        <w:rPr>
+          <w:b w:val="0"/>
+          <w:i w:val="0"/>
+          <w:sz w:val="20"/>
+          <w:u w:val="none"/>
+        </w:rPr>
+        <w:t xml:space="preserve">이 들어갈 수 </w:t>
+      </w:r>
+      <w:r>
+        <w:rPr>
+          <w:b/>
+          <w:i w:val="0"/>
+          <w:sz w:val="20"/>
+          <w:u w:val="none"/>
+        </w:rPr>
+        <w:t>없는</w:t>
+      </w:r>
+      <w:r>
+        <w:rPr>
+          <w:b w:val="0"/>
+          <w:i w:val="0"/>
+          <w:sz w:val="20"/>
+          <w:u w:val="none"/>
+        </w:rPr>
+        <w:t xml:space="preserve"> 것은? </w:t>
+      </w:r>
+      <w:r>
+        <w:rPr>
+          <w:b w:val="0"/>
+          <w:i w:val="0"/>
+          <w:sz w:val="20"/>
+          <w:u w:val="none"/>
+        </w:rPr>
+        <w:t>(표적: that 들어갈 수 없는 것 — 명사절 · 지시형용사 · to 자리)</w:t>
       </w:r>
     </w:p>
     <w:p>
@@ -5700,142 +6362,55 @@
           <w:sz w:val="20"/>
           <w:u w:val="none"/>
         </w:rPr>
-        <w:t>ⓐ 규칙적으로 운동하는 것은 쉽지 않다. (exercise) regularly is not easy.</w:t>
-      </w:r>
-      <w:r>
-        <w:br/>
-      </w:r>
-      <w:r>
-        <w:rPr>
-          <w:b w:val="0"/>
-          <w:i w:val="0"/>
-          <w:sz w:val="20"/>
-          <w:u w:val="none"/>
-        </w:rPr>
-        <w:t>ⓑ 그녀의 꿈은 세계를 여행하는 것이다. Her dream is (travel) the world.</w:t>
-      </w:r>
-      <w:r>
-        <w:br/>
-      </w:r>
-      <w:r>
-        <w:rPr>
-          <w:b w:val="0"/>
-          <w:i w:val="0"/>
-          <w:sz w:val="20"/>
-          <w:u w:val="none"/>
-        </w:rPr>
-        <w:t>ⓒ 나는 영어 말하기를 잘하고 싶다. I (want, be) good at speaking English.</w:t>
-      </w:r>
-      <w:r>
-        <w:br/>
-      </w:r>
-      <w:r>
-        <w:rPr>
-          <w:b w:val="0"/>
-          <w:i w:val="0"/>
-          <w:sz w:val="20"/>
-          <w:u w:val="none"/>
-        </w:rPr>
-        <w:t>ⓓ 나는 주말에 쇼핑하러 가는 것을 좋아하지 않는다. I don't (like, go) shopping on weekends.</w:t>
-      </w:r>
-      <w:r>
-        <w:br/>
-      </w:r>
-      <w:r>
-        <w:rPr>
-          <w:b w:val="0"/>
-          <w:i w:val="0"/>
-          <w:sz w:val="20"/>
-          <w:u w:val="none"/>
-        </w:rPr>
-        <w:t>ⓔ 그들은 새 아파트로 이사하기로 결정했다. They (decide, move) to a new apartment.</w:t>
-      </w:r>
-      <w:r>
-        <w:br/>
-      </w:r>
-      <w:r>
-        <w:rPr>
-          <w:b w:val="0"/>
-          <w:i w:val="0"/>
-          <w:sz w:val="20"/>
-          <w:u w:val="none"/>
-        </w:rPr>
-        <w:t>ⓕ 그는 다음 달에 마라톤을 뛸 계획이니? Does he (plan, run) a marathon next month?</w:t>
-      </w:r>
-      <w:r>
-        <w:br/>
-      </w:r>
-      <w:r>
-        <w:rPr>
-          <w:b w:val="0"/>
-          <w:i w:val="0"/>
-          <w:sz w:val="20"/>
-          <w:u w:val="none"/>
-        </w:rPr>
-        <w:t>〈고친 결과〉 ⓐ To exercise ⓑ to traveling ⓒ want to be ⓓ like go ⓔ decided to move ⓕ plan running</w:t>
-      </w:r>
-      <w:r>
-        <w:br/>
-      </w:r>
-      <w:r>
-        <w:br/>
-      </w:r>
-      <w:r>
-        <w:rPr>
-          <w:b w:val="0"/>
-          <w:i w:val="0"/>
-          <w:sz w:val="20"/>
-          <w:u w:val="none"/>
-        </w:rPr>
-        <w:t>① ⓐ, ⓒ, ⓔ</w:t>
-      </w:r>
-      <w:r>
-        <w:br/>
-      </w:r>
-      <w:r>
-        <w:rPr>
-          <w:b w:val="0"/>
-          <w:i w:val="0"/>
-          <w:sz w:val="20"/>
-          <w:u w:val="none"/>
-        </w:rPr>
-        <w:t>② ⓐ, ⓑ, ⓒ</w:t>
-      </w:r>
-      <w:r>
-        <w:br/>
-      </w:r>
-      <w:r>
-        <w:rPr>
-          <w:b w:val="0"/>
-          <w:i w:val="0"/>
-          <w:sz w:val="20"/>
-          <w:u w:val="none"/>
-        </w:rPr>
-        <w:t>③ ⓒ, ⓔ, ⓕ</w:t>
-      </w:r>
-      <w:r>
-        <w:br/>
-      </w:r>
-      <w:r>
-        <w:rPr>
-          <w:b w:val="0"/>
-          <w:i w:val="0"/>
-          <w:sz w:val="20"/>
-          <w:u w:val="none"/>
-        </w:rPr>
-        <w:t>④ ⓐ, ⓒ, ⓓ, ⓔ</w:t>
-      </w:r>
-      <w:r>
-        <w:br/>
-      </w:r>
-      <w:r>
-        <w:rPr>
-          <w:b w:val="0"/>
-          <w:i w:val="0"/>
-          <w:sz w:val="20"/>
-          <w:u w:val="none"/>
-        </w:rPr>
-        <w:t>⑤ ⓐ, ⓒ, ⓔ, ⓕ</w:t>
+        <w:t>① I know ______ she is kind.</w:t>
+      </w:r>
+      <w:r>
+        <w:br/>
+      </w:r>
+      <w:r>
+        <w:rPr>
+          <w:b w:val="0"/>
+          <w:i w:val="0"/>
+          <w:sz w:val="20"/>
+          <w:u w:val="none"/>
+        </w:rPr>
+        <w:t>② The truth is ______ he is innocent.</w:t>
+      </w:r>
+      <w:r>
+        <w:br/>
+      </w:r>
+      <w:r>
+        <w:rPr>
+          <w:b w:val="0"/>
+          <w:i w:val="0"/>
+          <w:sz w:val="20"/>
+          <w:u w:val="none"/>
+        </w:rPr>
+        <w:t>③ This bag is lighter than ______ bag.</w:t>
+      </w:r>
+      <w:r>
+        <w:br/>
+      </w:r>
+      <w:r>
+        <w:rPr>
+          <w:b w:val="0"/>
+          <w:i w:val="0"/>
+          <w:sz w:val="20"/>
+          <w:u w:val="none"/>
+        </w:rPr>
+        <w:t>④ She hopes ______ sing on the stage.</w:t>
+      </w:r>
+      <w:r>
+        <w:br/>
+      </w:r>
+      <w:r>
+        <w:rPr>
+          <w:b w:val="0"/>
+          <w:i w:val="0"/>
+          <w:sz w:val="20"/>
+          <w:u w:val="none"/>
+        </w:rPr>
+        <w:t>⑤ She knows ______ I like music.</w:t>
       </w:r>
       <w:r>
         <w:br/>
@@ -5857,35 +6432,6 @@
           <w:u w:val="none"/>
         </w:rPr>
         <w:t>__________</w:t>
-      </w:r>
-    </w:p>
-    <w:p>
-      <w:pPr>
-        <w:spacing w:after="30" w:before="100"/>
-      </w:pPr>
-      <w:r>
-        <w:rPr>
-          <w:b/>
-          <w:i w:val="0"/>
-          <w:color w:val="1F3864"/>
-          <w:sz w:val="21"/>
-          <w:u w:val="none"/>
-        </w:rPr>
-        <w:t>■ 4부 접속사 that — 명사절 (6-⑤ 개념 · 6-⑥ Practice)</w:t>
-      </w:r>
-    </w:p>
-    <w:p>
-      <w:pPr>
-        <w:spacing w:after="20" w:before="60"/>
-      </w:pPr>
-      <w:r>
-        <w:rPr>
-          <w:b/>
-          <w:i w:val="0"/>
-          <w:sz w:val="20"/>
-          <w:u w:val="none"/>
-        </w:rPr>
-        <w:t>I. that의 자리 · 생략 · 주어 that절의 수</w:t>
       </w:r>
     </w:p>
     <w:p>
@@ -5909,7 +6455,7 @@
           <w:sz w:val="20"/>
           <w:u w:val="none"/>
         </w:rPr>
-        <w:t xml:space="preserve">다음 빈칸에 </w:t>
+        <w:t xml:space="preserve">다음 글의 ⓐ~ⓕ 중 접속사 </w:t>
       </w:r>
       <w:r>
         <w:rPr>
@@ -5927,7 +6473,7 @@
           <w:sz w:val="20"/>
           <w:u w:val="none"/>
         </w:rPr>
-        <w:t xml:space="preserve">이 들어갈 수 </w:t>
+        <w:t xml:space="preserve">이 들어갈 수 있는 곳을 </w:t>
       </w:r>
       <w:r>
         <w:rPr>
@@ -5936,25 +6482,25 @@
           <w:sz w:val="20"/>
           <w:u w:val="none"/>
         </w:rPr>
-        <w:t>없는</w:t>
-      </w:r>
-      <w:r>
-        <w:rPr>
-          <w:b w:val="0"/>
-          <w:i w:val="0"/>
-          <w:sz w:val="20"/>
-          <w:u w:val="none"/>
-        </w:rPr>
-        <w:t xml:space="preserve"> 것은? </w:t>
-      </w:r>
-      <w:r>
-        <w:rPr>
-          <w:b w:val="0"/>
-          <w:i w:val="0"/>
-          <w:sz w:val="20"/>
-          <w:u w:val="none"/>
-        </w:rPr>
-        <w:t>(표적: that 들어갈 수 없는 것 — 명사절 · 지시형용사 · to 자리)</w:t>
+        <w:t>모두</w:t>
+      </w:r>
+      <w:r>
+        <w:rPr>
+          <w:b w:val="0"/>
+          <w:i w:val="0"/>
+          <w:sz w:val="20"/>
+          <w:u w:val="none"/>
+        </w:rPr>
+        <w:t xml:space="preserve"> 고른 것은? </w:t>
+      </w:r>
+      <w:r>
+        <w:rPr>
+          <w:b w:val="0"/>
+          <w:i w:val="0"/>
+          <w:sz w:val="20"/>
+          <w:u w:val="none"/>
+        </w:rPr>
+        <w:t>(표적: 지문 속 that 자리 모두 — 가짜 자리(문장 경계 · to 자리) 구별)</w:t>
       </w:r>
     </w:p>
     <w:p>
@@ -5970,55 +6516,70 @@
           <w:sz w:val="20"/>
           <w:u w:val="none"/>
         </w:rPr>
-        <w:t>① I know ______ she is kind.</w:t>
-      </w:r>
-      <w:r>
-        <w:br/>
-      </w:r>
-      <w:r>
-        <w:rPr>
-          <w:b w:val="0"/>
-          <w:i w:val="0"/>
-          <w:sz w:val="20"/>
-          <w:u w:val="none"/>
-        </w:rPr>
-        <w:t>② The truth is ______ he is innocent.</w:t>
-      </w:r>
-      <w:r>
-        <w:br/>
-      </w:r>
-      <w:r>
-        <w:rPr>
-          <w:b w:val="0"/>
-          <w:i w:val="0"/>
-          <w:sz w:val="20"/>
-          <w:u w:val="none"/>
-        </w:rPr>
-        <w:t>③ This bag is lighter than ______ bag.</w:t>
-      </w:r>
-      <w:r>
-        <w:br/>
-      </w:r>
-      <w:r>
-        <w:rPr>
-          <w:b w:val="0"/>
-          <w:i w:val="0"/>
-          <w:sz w:val="20"/>
-          <w:u w:val="none"/>
-        </w:rPr>
-        <w:t>④ She hopes ______ sing on the stage.</w:t>
-      </w:r>
-      <w:r>
-        <w:br/>
-      </w:r>
-      <w:r>
-        <w:rPr>
-          <w:b w:val="0"/>
-          <w:i w:val="0"/>
-          <w:sz w:val="20"/>
-          <w:u w:val="none"/>
-        </w:rPr>
-        <w:t>⑤ She knows ______ I like music.</w:t>
+        <w:t>Today was a busy day! ⓐ I heard ⓑ Max is sick, so I visited him after school. He has to see a doctor tomorrow ⓒ check his stomach. I think ⓓ he will be fine soon. The problem is ⓔ he has a big test next week. I hope ⓕ he will get well before the test.</w:t>
+      </w:r>
+      <w:r>
+        <w:br/>
+      </w:r>
+      <w:r>
+        <w:br/>
+      </w:r>
+      <w:r>
+        <w:rPr>
+          <w:b w:val="0"/>
+          <w:i w:val="0"/>
+          <w:sz w:val="20"/>
+          <w:u w:val="none"/>
+        </w:rPr>
+        <w:t>① ⓐ, ⓑ, ⓓ</w:t>
+      </w:r>
+      <w:r>
+        <w:br/>
+      </w:r>
+      <w:r>
+        <w:rPr>
+          <w:b w:val="0"/>
+          <w:i w:val="0"/>
+          <w:sz w:val="20"/>
+          <w:u w:val="none"/>
+        </w:rPr>
+        <w:t>② ⓑ, ⓓ, ⓔ</w:t>
+      </w:r>
+      <w:r>
+        <w:br/>
+      </w:r>
+      <w:r>
+        <w:rPr>
+          <w:b w:val="0"/>
+          <w:i w:val="0"/>
+          <w:sz w:val="20"/>
+          <w:u w:val="none"/>
+        </w:rPr>
+        <w:t>③ ⓑ, ⓓ, ⓔ, ⓕ</w:t>
+      </w:r>
+      <w:r>
+        <w:br/>
+      </w:r>
+      <w:r>
+        <w:rPr>
+          <w:b w:val="0"/>
+          <w:i w:val="0"/>
+          <w:sz w:val="20"/>
+          <w:u w:val="none"/>
+        </w:rPr>
+        <w:t>④ ⓐ, ⓑ, ⓓ, ⓕ</w:t>
+      </w:r>
+      <w:r>
+        <w:br/>
+      </w:r>
+      <w:r>
+        <w:rPr>
+          <w:b w:val="0"/>
+          <w:i w:val="0"/>
+          <w:sz w:val="20"/>
+          <w:u w:val="none"/>
+        </w:rPr>
+        <w:t>⑤ ⓑ, ⓒ, ⓔ, ⓕ</w:t>
       </w:r>
       <w:r>
         <w:br/>
@@ -6063,7 +6624,7 @@
           <w:sz w:val="20"/>
           <w:u w:val="none"/>
         </w:rPr>
-        <w:t xml:space="preserve">다음 글의 ⓐ~ⓕ 중 접속사 </w:t>
+        <w:t xml:space="preserve">다음 ⓐ~ⓖ 중 어법상 </w:t>
       </w:r>
       <w:r>
         <w:rPr>
@@ -6072,43 +6633,25 @@
           <w:sz w:val="20"/>
           <w:u w:val="none"/>
         </w:rPr>
-        <w:t>that</w:t>
-      </w:r>
-      <w:r>
-        <w:rPr>
-          <w:b w:val="0"/>
-          <w:i w:val="0"/>
-          <w:sz w:val="20"/>
-          <w:u w:val="none"/>
-        </w:rPr>
-        <w:t xml:space="preserve">이 들어갈 수 있는 곳을 </w:t>
-      </w:r>
-      <w:r>
-        <w:rPr>
-          <w:b/>
-          <w:i w:val="0"/>
-          <w:sz w:val="20"/>
-          <w:u w:val="none"/>
-        </w:rPr>
-        <w:t>모두</w:t>
-      </w:r>
-      <w:r>
-        <w:rPr>
-          <w:b w:val="0"/>
-          <w:i w:val="0"/>
-          <w:sz w:val="20"/>
-          <w:u w:val="none"/>
-        </w:rPr>
-        <w:t xml:space="preserve"> 고른 것은? </w:t>
-      </w:r>
-      <w:r>
-        <w:rPr>
-          <w:b w:val="0"/>
-          <w:i w:val="0"/>
-          <w:sz w:val="20"/>
-          <w:u w:val="none"/>
-        </w:rPr>
-        <w:t>(표적: 지문 속 that 자리 모두 — 가짜 자리(문장 경계 · to 자리) 구별)</w:t>
+        <w:t>옳은 것만</w:t>
+      </w:r>
+      <w:r>
+        <w:rPr>
+          <w:b w:val="0"/>
+          <w:i w:val="0"/>
+          <w:sz w:val="20"/>
+          <w:u w:val="none"/>
+        </w:rPr>
+        <w:t xml:space="preserve"> 있는 대로 고른 것은? </w:t>
+      </w:r>
+      <w:r>
+        <w:rPr>
+          <w:b w:val="0"/>
+          <w:i w:val="0"/>
+          <w:sz w:val="20"/>
+          <w:u w:val="none"/>
+        </w:rPr>
+        <w:t>(표적: 7문장 옳은 것만 — 명사절 that)</w:t>
       </w:r>
     </w:p>
     <w:p>
@@ -6124,70 +6667,142 @@
           <w:sz w:val="20"/>
           <w:u w:val="none"/>
         </w:rPr>
-        <w:t>Today was a busy day! ⓐ I heard ⓑ Max is sick, so I visited him after school. He has to see a doctor tomorrow ⓒ check his stomach. I think ⓓ he will be fine soon. The problem is ⓔ he has a big test next week. I hope ⓕ he will get well before the test.</w:t>
-      </w:r>
-      <w:r>
-        <w:br/>
-      </w:r>
-      <w:r>
-        <w:br/>
-      </w:r>
-      <w:r>
-        <w:rPr>
-          <w:b w:val="0"/>
-          <w:i w:val="0"/>
-          <w:sz w:val="20"/>
-          <w:u w:val="none"/>
-        </w:rPr>
-        <w:t>① ⓐ, ⓑ, ⓓ</w:t>
-      </w:r>
-      <w:r>
-        <w:br/>
-      </w:r>
-      <w:r>
-        <w:rPr>
-          <w:b w:val="0"/>
-          <w:i w:val="0"/>
-          <w:sz w:val="20"/>
-          <w:u w:val="none"/>
-        </w:rPr>
-        <w:t>② ⓑ, ⓓ, ⓔ</w:t>
-      </w:r>
-      <w:r>
-        <w:br/>
-      </w:r>
-      <w:r>
-        <w:rPr>
-          <w:b w:val="0"/>
-          <w:i w:val="0"/>
-          <w:sz w:val="20"/>
-          <w:u w:val="none"/>
-        </w:rPr>
-        <w:t>③ ⓑ, ⓓ, ⓔ, ⓕ</w:t>
-      </w:r>
-      <w:r>
-        <w:br/>
-      </w:r>
-      <w:r>
-        <w:rPr>
-          <w:b w:val="0"/>
-          <w:i w:val="0"/>
-          <w:sz w:val="20"/>
-          <w:u w:val="none"/>
-        </w:rPr>
-        <w:t>④ ⓐ, ⓑ, ⓓ, ⓕ</w:t>
-      </w:r>
-      <w:r>
-        <w:br/>
-      </w:r>
-      <w:r>
-        <w:rPr>
-          <w:b w:val="0"/>
-          <w:i w:val="0"/>
-          <w:sz w:val="20"/>
-          <w:u w:val="none"/>
-        </w:rPr>
-        <w:t>⑤ ⓑ, ⓒ, ⓔ, ⓕ</w:t>
+        <w:t>ⓐ That he is honest is true.</w:t>
+      </w:r>
+      <w:r>
+        <w:br/>
+      </w:r>
+      <w:r>
+        <w:rPr>
+          <w:b w:val="0"/>
+          <w:i w:val="0"/>
+          <w:sz w:val="20"/>
+          <w:u w:val="none"/>
+        </w:rPr>
+        <w:t>ⓑ That you are my friend make me happy.</w:t>
+      </w:r>
+      <w:r>
+        <w:br/>
+      </w:r>
+      <w:r>
+        <w:rPr>
+          <w:b w:val="0"/>
+          <w:i w:val="0"/>
+          <w:sz w:val="20"/>
+          <w:u w:val="none"/>
+        </w:rPr>
+        <w:t>ⓒ I think he is right.</w:t>
+      </w:r>
+      <w:r>
+        <w:br/>
+      </w:r>
+      <w:r>
+        <w:rPr>
+          <w:b w:val="0"/>
+          <w:i w:val="0"/>
+          <w:sz w:val="20"/>
+          <w:u w:val="none"/>
+        </w:rPr>
+        <w:t>ⓓ I hope that see you again soon.</w:t>
+      </w:r>
+      <w:r>
+        <w:br/>
+      </w:r>
+      <w:r>
+        <w:rPr>
+          <w:b w:val="0"/>
+          <w:i w:val="0"/>
+          <w:sz w:val="20"/>
+          <w:u w:val="none"/>
+        </w:rPr>
+        <w:t>ⓔ We believe that they will win.</w:t>
+      </w:r>
+      <w:r>
+        <w:br/>
+      </w:r>
+      <w:r>
+        <w:rPr>
+          <w:b w:val="0"/>
+          <w:i w:val="0"/>
+          <w:sz w:val="20"/>
+          <w:u w:val="none"/>
+        </w:rPr>
+        <w:t>ⓕ She knows that I likes music.</w:t>
+      </w:r>
+      <w:r>
+        <w:br/>
+      </w:r>
+      <w:r>
+        <w:rPr>
+          <w:b w:val="0"/>
+          <w:i w:val="0"/>
+          <w:sz w:val="20"/>
+          <w:u w:val="none"/>
+        </w:rPr>
+        <w:t>ⓖ The fact is that he is honest.</w:t>
+      </w:r>
+      <w:r>
+        <w:br/>
+      </w:r>
+      <w:r>
+        <w:br/>
+      </w:r>
+      <w:r>
+        <w:rPr>
+          <w:b w:val="0"/>
+          <w:i w:val="0"/>
+          <w:sz w:val="20"/>
+          <w:u w:val="none"/>
+        </w:rPr>
+        <w:t>① ⓐ, ⓒ, ⓔ</w:t>
+      </w:r>
+      <w:r>
+        <w:br/>
+      </w:r>
+      <w:r>
+        <w:rPr>
+          <w:b w:val="0"/>
+          <w:i w:val="0"/>
+          <w:sz w:val="20"/>
+          <w:u w:val="none"/>
+        </w:rPr>
+        <w:t>② ⓐ, ⓒ, ⓔ, ⓖ</w:t>
+      </w:r>
+      <w:r>
+        <w:br/>
+      </w:r>
+      <w:r>
+        <w:rPr>
+          <w:b w:val="0"/>
+          <w:i w:val="0"/>
+          <w:sz w:val="20"/>
+          <w:u w:val="none"/>
+        </w:rPr>
+        <w:t>③ ⓐ, ⓑ, ⓔ, ⓖ</w:t>
+      </w:r>
+      <w:r>
+        <w:br/>
+      </w:r>
+      <w:r>
+        <w:rPr>
+          <w:b w:val="0"/>
+          <w:i w:val="0"/>
+          <w:sz w:val="20"/>
+          <w:u w:val="none"/>
+        </w:rPr>
+        <w:t>④ ⓒ, ⓓ, ⓔ, ⓖ</w:t>
+      </w:r>
+      <w:r>
+        <w:br/>
+      </w:r>
+      <w:r>
+        <w:rPr>
+          <w:b w:val="0"/>
+          <w:i w:val="0"/>
+          <w:sz w:val="20"/>
+          <w:u w:val="none"/>
+        </w:rPr>
+        <w:t>⑤ ⓐ, ⓒ, ⓔ, ⓕ, ⓖ</w:t>
       </w:r>
       <w:r>
         <w:br/>
@@ -6232,7 +6847,7 @@
           <w:sz w:val="20"/>
           <w:u w:val="none"/>
         </w:rPr>
-        <w:t xml:space="preserve">다음 ⓐ~ⓖ 중 어법상 </w:t>
+        <w:t xml:space="preserve">밑줄 친 that을 </w:t>
       </w:r>
       <w:r>
         <w:rPr>
@@ -6241,25 +6856,43 @@
           <w:sz w:val="20"/>
           <w:u w:val="none"/>
         </w:rPr>
-        <w:t>옳은 것만</w:t>
-      </w:r>
-      <w:r>
-        <w:rPr>
-          <w:b w:val="0"/>
-          <w:i w:val="0"/>
-          <w:sz w:val="20"/>
-          <w:u w:val="none"/>
-        </w:rPr>
-        <w:t xml:space="preserve"> 있는 대로 고른 것은? </w:t>
-      </w:r>
-      <w:r>
-        <w:rPr>
-          <w:b w:val="0"/>
-          <w:i w:val="0"/>
-          <w:sz w:val="20"/>
-          <w:u w:val="none"/>
-        </w:rPr>
-        <w:t>(표적: 7문장 옳은 것만 — 명사절 that)</w:t>
+        <w:t>생략할 수 있는</w:t>
+      </w:r>
+      <w:r>
+        <w:rPr>
+          <w:b w:val="0"/>
+          <w:i w:val="0"/>
+          <w:sz w:val="20"/>
+          <w:u w:val="none"/>
+        </w:rPr>
+        <w:t xml:space="preserve"> 것의 </w:t>
+      </w:r>
+      <w:r>
+        <w:rPr>
+          <w:b/>
+          <w:i w:val="0"/>
+          <w:sz w:val="20"/>
+          <w:u w:val="none"/>
+        </w:rPr>
+        <w:t>개수</w:t>
+      </w:r>
+      <w:r>
+        <w:rPr>
+          <w:b w:val="0"/>
+          <w:i w:val="0"/>
+          <w:sz w:val="20"/>
+          <w:u w:val="none"/>
+        </w:rPr>
+        <w:t xml:space="preserve">는? </w:t>
+      </w:r>
+      <w:r>
+        <w:rPr>
+          <w:b w:val="0"/>
+          <w:i w:val="0"/>
+          <w:sz w:val="20"/>
+          <w:u w:val="none"/>
+        </w:rPr>
+        <w:t>(표적: 개수 — 목적어절 that 생략 / 주어절·지시사 that 구별)</w:t>
       </w:r>
     </w:p>
     <w:p>
@@ -6275,142 +6908,268 @@
           <w:sz w:val="20"/>
           <w:u w:val="none"/>
         </w:rPr>
-        <w:t>ⓐ That he is honest is true.</w:t>
-      </w:r>
-      <w:r>
-        <w:br/>
-      </w:r>
-      <w:r>
-        <w:rPr>
-          <w:b w:val="0"/>
-          <w:i w:val="0"/>
-          <w:sz w:val="20"/>
-          <w:u w:val="none"/>
-        </w:rPr>
-        <w:t>ⓑ That you are my friend make me happy.</w:t>
-      </w:r>
-      <w:r>
-        <w:br/>
-      </w:r>
-      <w:r>
-        <w:rPr>
-          <w:b w:val="0"/>
-          <w:i w:val="0"/>
-          <w:sz w:val="20"/>
-          <w:u w:val="none"/>
-        </w:rPr>
-        <w:t>ⓒ I think he is right.</w:t>
-      </w:r>
-      <w:r>
-        <w:br/>
-      </w:r>
-      <w:r>
-        <w:rPr>
-          <w:b w:val="0"/>
-          <w:i w:val="0"/>
-          <w:sz w:val="20"/>
-          <w:u w:val="none"/>
-        </w:rPr>
-        <w:t>ⓓ I hope that see you again soon.</w:t>
-      </w:r>
-      <w:r>
-        <w:br/>
-      </w:r>
-      <w:r>
-        <w:rPr>
-          <w:b w:val="0"/>
-          <w:i w:val="0"/>
-          <w:sz w:val="20"/>
-          <w:u w:val="none"/>
-        </w:rPr>
-        <w:t>ⓔ We believe that they will win.</w:t>
-      </w:r>
-      <w:r>
-        <w:br/>
-      </w:r>
-      <w:r>
-        <w:rPr>
-          <w:b w:val="0"/>
-          <w:i w:val="0"/>
-          <w:sz w:val="20"/>
-          <w:u w:val="none"/>
-        </w:rPr>
-        <w:t>ⓕ She knows that I likes music.</w:t>
-      </w:r>
-      <w:r>
-        <w:br/>
-      </w:r>
-      <w:r>
-        <w:rPr>
-          <w:b w:val="0"/>
-          <w:i w:val="0"/>
-          <w:sz w:val="20"/>
-          <w:u w:val="none"/>
-        </w:rPr>
-        <w:t>ⓖ The fact is that he is honest.</w:t>
-      </w:r>
-      <w:r>
-        <w:br/>
-      </w:r>
-      <w:r>
-        <w:br/>
-      </w:r>
-      <w:r>
-        <w:rPr>
-          <w:b w:val="0"/>
-          <w:i w:val="0"/>
-          <w:sz w:val="20"/>
-          <w:u w:val="none"/>
-        </w:rPr>
-        <w:t>① ⓐ, ⓒ, ⓔ</w:t>
-      </w:r>
-      <w:r>
-        <w:br/>
-      </w:r>
-      <w:r>
-        <w:rPr>
-          <w:b w:val="0"/>
-          <w:i w:val="0"/>
-          <w:sz w:val="20"/>
-          <w:u w:val="none"/>
-        </w:rPr>
-        <w:t>② ⓐ, ⓒ, ⓔ, ⓖ</w:t>
-      </w:r>
-      <w:r>
-        <w:br/>
-      </w:r>
-      <w:r>
-        <w:rPr>
-          <w:b w:val="0"/>
-          <w:i w:val="0"/>
-          <w:sz w:val="20"/>
-          <w:u w:val="none"/>
-        </w:rPr>
-        <w:t>③ ⓐ, ⓑ, ⓔ, ⓖ</w:t>
-      </w:r>
-      <w:r>
-        <w:br/>
-      </w:r>
-      <w:r>
-        <w:rPr>
-          <w:b w:val="0"/>
-          <w:i w:val="0"/>
-          <w:sz w:val="20"/>
-          <w:u w:val="none"/>
-        </w:rPr>
-        <w:t>④ ⓒ, ⓓ, ⓔ, ⓖ</w:t>
-      </w:r>
-      <w:r>
-        <w:br/>
-      </w:r>
-      <w:r>
-        <w:rPr>
-          <w:b w:val="0"/>
-          <w:i w:val="0"/>
-          <w:sz w:val="20"/>
-          <w:u w:val="none"/>
-        </w:rPr>
-        <w:t>⑤ ⓐ, ⓒ, ⓔ, ⓕ, ⓖ</w:t>
+        <w:t xml:space="preserve">ⓐ I know </w:t>
+      </w:r>
+      <w:r>
+        <w:rPr>
+          <w:b w:val="0"/>
+          <w:i w:val="0"/>
+          <w:sz w:val="20"/>
+          <w:u w:val="single"/>
+        </w:rPr>
+        <w:t>that</w:t>
+      </w:r>
+      <w:r>
+        <w:rPr>
+          <w:b w:val="0"/>
+          <w:i w:val="0"/>
+          <w:sz w:val="20"/>
+          <w:u w:val="none"/>
+        </w:rPr>
+        <w:t xml:space="preserve"> she is kind.</w:t>
+      </w:r>
+      <w:r>
+        <w:br/>
+      </w:r>
+      <w:r>
+        <w:rPr>
+          <w:b w:val="0"/>
+          <w:i w:val="0"/>
+          <w:sz w:val="20"/>
+          <w:u w:val="none"/>
+        </w:rPr>
+        <w:t xml:space="preserve">ⓑ </w:t>
+      </w:r>
+      <w:r>
+        <w:rPr>
+          <w:b w:val="0"/>
+          <w:i w:val="0"/>
+          <w:sz w:val="20"/>
+          <w:u w:val="single"/>
+        </w:rPr>
+        <w:t>That</w:t>
+      </w:r>
+      <w:r>
+        <w:rPr>
+          <w:b w:val="0"/>
+          <w:i w:val="0"/>
+          <w:sz w:val="20"/>
+          <w:u w:val="none"/>
+        </w:rPr>
+        <w:t xml:space="preserve"> she studies hard is surprising.</w:t>
+      </w:r>
+      <w:r>
+        <w:br/>
+      </w:r>
+      <w:r>
+        <w:rPr>
+          <w:b w:val="0"/>
+          <w:i w:val="0"/>
+          <w:sz w:val="20"/>
+          <w:u w:val="none"/>
+        </w:rPr>
+        <w:t xml:space="preserve">ⓒ I think </w:t>
+      </w:r>
+      <w:r>
+        <w:rPr>
+          <w:b w:val="0"/>
+          <w:i w:val="0"/>
+          <w:sz w:val="20"/>
+          <w:u w:val="single"/>
+        </w:rPr>
+        <w:t>that</w:t>
+      </w:r>
+      <w:r>
+        <w:rPr>
+          <w:b w:val="0"/>
+          <w:i w:val="0"/>
+          <w:sz w:val="20"/>
+          <w:u w:val="none"/>
+        </w:rPr>
+        <w:t xml:space="preserve"> he is right.</w:t>
+      </w:r>
+      <w:r>
+        <w:br/>
+      </w:r>
+      <w:r>
+        <w:rPr>
+          <w:b w:val="0"/>
+          <w:i w:val="0"/>
+          <w:sz w:val="20"/>
+          <w:u w:val="none"/>
+        </w:rPr>
+        <w:t xml:space="preserve">ⓓ I like </w:t>
+      </w:r>
+      <w:r>
+        <w:rPr>
+          <w:b w:val="0"/>
+          <w:i w:val="0"/>
+          <w:sz w:val="20"/>
+          <w:u w:val="single"/>
+        </w:rPr>
+        <w:t>that</w:t>
+      </w:r>
+      <w:r>
+        <w:rPr>
+          <w:b w:val="0"/>
+          <w:i w:val="0"/>
+          <w:sz w:val="20"/>
+          <w:u w:val="none"/>
+        </w:rPr>
+        <w:t xml:space="preserve"> song very much.</w:t>
+      </w:r>
+      <w:r>
+        <w:br/>
+      </w:r>
+      <w:r>
+        <w:rPr>
+          <w:b w:val="0"/>
+          <w:i w:val="0"/>
+          <w:sz w:val="20"/>
+          <w:u w:val="none"/>
+        </w:rPr>
+        <w:t xml:space="preserve">ⓔ We believe </w:t>
+      </w:r>
+      <w:r>
+        <w:rPr>
+          <w:b w:val="0"/>
+          <w:i w:val="0"/>
+          <w:sz w:val="20"/>
+          <w:u w:val="single"/>
+        </w:rPr>
+        <w:t>that</w:t>
+      </w:r>
+      <w:r>
+        <w:rPr>
+          <w:b w:val="0"/>
+          <w:i w:val="0"/>
+          <w:sz w:val="20"/>
+          <w:u w:val="none"/>
+        </w:rPr>
+        <w:t xml:space="preserve"> they will win.</w:t>
+      </w:r>
+      <w:r>
+        <w:br/>
+      </w:r>
+      <w:r>
+        <w:rPr>
+          <w:b w:val="0"/>
+          <w:i w:val="0"/>
+          <w:sz w:val="20"/>
+          <w:u w:val="none"/>
+        </w:rPr>
+        <w:t xml:space="preserve">ⓕ She knows </w:t>
+      </w:r>
+      <w:r>
+        <w:rPr>
+          <w:b w:val="0"/>
+          <w:i w:val="0"/>
+          <w:sz w:val="20"/>
+          <w:u w:val="single"/>
+        </w:rPr>
+        <w:t>that</w:t>
+      </w:r>
+      <w:r>
+        <w:rPr>
+          <w:b w:val="0"/>
+          <w:i w:val="0"/>
+          <w:sz w:val="20"/>
+          <w:u w:val="none"/>
+        </w:rPr>
+        <w:t xml:space="preserve"> I like music.</w:t>
+      </w:r>
+      <w:r>
+        <w:br/>
+      </w:r>
+      <w:r>
+        <w:rPr>
+          <w:b w:val="0"/>
+          <w:i w:val="0"/>
+          <w:sz w:val="20"/>
+          <w:u w:val="none"/>
+        </w:rPr>
+        <w:t xml:space="preserve">ⓖ </w:t>
+      </w:r>
+      <w:r>
+        <w:rPr>
+          <w:b w:val="0"/>
+          <w:i w:val="0"/>
+          <w:sz w:val="20"/>
+          <w:u w:val="single"/>
+        </w:rPr>
+        <w:t>That</w:t>
+      </w:r>
+      <w:r>
+        <w:rPr>
+          <w:b w:val="0"/>
+          <w:i w:val="0"/>
+          <w:sz w:val="20"/>
+          <w:u w:val="none"/>
+        </w:rPr>
+        <w:t xml:space="preserve"> is my new bike.</w:t>
+      </w:r>
+      <w:r>
+        <w:br/>
+      </w:r>
+      <w:r>
+        <w:br/>
+      </w:r>
+      <w:r>
+        <w:rPr>
+          <w:b w:val="0"/>
+          <w:i w:val="0"/>
+          <w:sz w:val="20"/>
+          <w:u w:val="none"/>
+        </w:rPr>
+        <w:t>① 2개</w:t>
+      </w:r>
+      <w:r>
+        <w:br/>
+      </w:r>
+      <w:r>
+        <w:rPr>
+          <w:b w:val="0"/>
+          <w:i w:val="0"/>
+          <w:sz w:val="20"/>
+          <w:u w:val="none"/>
+        </w:rPr>
+        <w:t>② 3개</w:t>
+      </w:r>
+      <w:r>
+        <w:br/>
+      </w:r>
+      <w:r>
+        <w:rPr>
+          <w:b w:val="0"/>
+          <w:i w:val="0"/>
+          <w:sz w:val="20"/>
+          <w:u w:val="none"/>
+        </w:rPr>
+        <w:t>③ 4개</w:t>
+      </w:r>
+      <w:r>
+        <w:br/>
+      </w:r>
+      <w:r>
+        <w:rPr>
+          <w:b w:val="0"/>
+          <w:i w:val="0"/>
+          <w:sz w:val="20"/>
+          <w:u w:val="none"/>
+        </w:rPr>
+        <w:t>④ 5개</w:t>
+      </w:r>
+      <w:r>
+        <w:br/>
+      </w:r>
+      <w:r>
+        <w:rPr>
+          <w:b w:val="0"/>
+          <w:i w:val="0"/>
+          <w:sz w:val="20"/>
+          <w:u w:val="none"/>
+        </w:rPr>
+        <w:t>⑤ 6개</w:t>
       </w:r>
       <w:r>
         <w:br/>
@@ -6432,6 +7191,20 @@
           <w:u w:val="none"/>
         </w:rPr>
         <w:t>__________</w:t>
+      </w:r>
+    </w:p>
+    <w:p>
+      <w:pPr>
+        <w:spacing w:after="20" w:before="60"/>
+      </w:pPr>
+      <w:r>
+        <w:rPr>
+          <w:b/>
+          <w:i w:val="0"/>
+          <w:sz w:val="20"/>
+          <w:u w:val="none"/>
+        </w:rPr>
+        <w:t>J. Practice A·B — 문장 전환 · 배열★ · 조건 영작</w:t>
       </w:r>
     </w:p>
     <w:p>
@@ -6455,7 +7228,7 @@
           <w:sz w:val="20"/>
           <w:u w:val="none"/>
         </w:rPr>
-        <w:t xml:space="preserve">밑줄 친 that을 </w:t>
+        <w:t xml:space="preserve">생각 풍선 속 말을 that절로 옮긴 문장 중 </w:t>
       </w:r>
       <w:r>
         <w:rPr>
@@ -6464,43 +7237,25 @@
           <w:sz w:val="20"/>
           <w:u w:val="none"/>
         </w:rPr>
-        <w:t>생략할 수 있는</w:t>
-      </w:r>
-      <w:r>
-        <w:rPr>
-          <w:b w:val="0"/>
-          <w:i w:val="0"/>
-          <w:sz w:val="20"/>
-          <w:u w:val="none"/>
-        </w:rPr>
-        <w:t xml:space="preserve"> 것의 </w:t>
-      </w:r>
-      <w:r>
-        <w:rPr>
-          <w:b/>
-          <w:i w:val="0"/>
-          <w:sz w:val="20"/>
-          <w:u w:val="none"/>
-        </w:rPr>
-        <w:t>개수</w:t>
-      </w:r>
-      <w:r>
-        <w:rPr>
-          <w:b w:val="0"/>
-          <w:i w:val="0"/>
-          <w:sz w:val="20"/>
-          <w:u w:val="none"/>
-        </w:rPr>
-        <w:t xml:space="preserve">는? </w:t>
-      </w:r>
-      <w:r>
-        <w:rPr>
-          <w:b w:val="0"/>
-          <w:i w:val="0"/>
-          <w:sz w:val="20"/>
-          <w:u w:val="none"/>
-        </w:rPr>
-        <w:t>(표적: 개수 — 목적어절 that 생략 / 주어절·지시사 that 구별)</w:t>
+        <w:t>옳은 것끼리</w:t>
+      </w:r>
+      <w:r>
+        <w:rPr>
+          <w:b w:val="0"/>
+          <w:i w:val="0"/>
+          <w:sz w:val="20"/>
+          <w:u w:val="none"/>
+        </w:rPr>
+        <w:t xml:space="preserve"> 묶인 것은? </w:t>
+      </w:r>
+      <w:r>
+        <w:rPr>
+          <w:b w:val="0"/>
+          <w:i w:val="0"/>
+          <w:sz w:val="20"/>
+          <w:u w:val="none"/>
+        </w:rPr>
+        <w:t>(표적: 고쳐쓰기(전환) 결과 묶음 — Practice A)</w:t>
       </w:r>
     </w:p>
     <w:p>
@@ -6516,268 +7271,106 @@
           <w:sz w:val="20"/>
           <w:u w:val="none"/>
         </w:rPr>
-        <w:t xml:space="preserve">ⓐ I know </w:t>
-      </w:r>
-      <w:r>
-        <w:rPr>
-          <w:b w:val="0"/>
-          <w:i w:val="0"/>
-          <w:sz w:val="20"/>
-          <w:u w:val="single"/>
-        </w:rPr>
-        <w:t>that</w:t>
-      </w:r>
-      <w:r>
-        <w:rPr>
-          <w:b w:val="0"/>
-          <w:i w:val="0"/>
-          <w:sz w:val="20"/>
-          <w:u w:val="none"/>
-        </w:rPr>
-        <w:t xml:space="preserve"> she is kind.</w:t>
-      </w:r>
-      <w:r>
-        <w:br/>
-      </w:r>
-      <w:r>
-        <w:rPr>
-          <w:b w:val="0"/>
-          <w:i w:val="0"/>
-          <w:sz w:val="20"/>
-          <w:u w:val="none"/>
-        </w:rPr>
-        <w:t xml:space="preserve">ⓑ </w:t>
-      </w:r>
-      <w:r>
-        <w:rPr>
-          <w:b w:val="0"/>
-          <w:i w:val="0"/>
-          <w:sz w:val="20"/>
-          <w:u w:val="single"/>
-        </w:rPr>
-        <w:t>That</w:t>
-      </w:r>
-      <w:r>
-        <w:rPr>
-          <w:b w:val="0"/>
-          <w:i w:val="0"/>
-          <w:sz w:val="20"/>
-          <w:u w:val="none"/>
-        </w:rPr>
-        <w:t xml:space="preserve"> she studies hard is surprising.</w:t>
-      </w:r>
-      <w:r>
-        <w:br/>
-      </w:r>
-      <w:r>
-        <w:rPr>
-          <w:b w:val="0"/>
-          <w:i w:val="0"/>
-          <w:sz w:val="20"/>
-          <w:u w:val="none"/>
-        </w:rPr>
-        <w:t xml:space="preserve">ⓒ I think </w:t>
-      </w:r>
-      <w:r>
-        <w:rPr>
-          <w:b w:val="0"/>
-          <w:i w:val="0"/>
-          <w:sz w:val="20"/>
-          <w:u w:val="single"/>
-        </w:rPr>
-        <w:t>that</w:t>
-      </w:r>
-      <w:r>
-        <w:rPr>
-          <w:b w:val="0"/>
-          <w:i w:val="0"/>
-          <w:sz w:val="20"/>
-          <w:u w:val="none"/>
-        </w:rPr>
-        <w:t xml:space="preserve"> he is right.</w:t>
-      </w:r>
-      <w:r>
-        <w:br/>
-      </w:r>
-      <w:r>
-        <w:rPr>
-          <w:b w:val="0"/>
-          <w:i w:val="0"/>
-          <w:sz w:val="20"/>
-          <w:u w:val="none"/>
-        </w:rPr>
-        <w:t xml:space="preserve">ⓓ I like </w:t>
-      </w:r>
-      <w:r>
-        <w:rPr>
-          <w:b w:val="0"/>
-          <w:i w:val="0"/>
-          <w:sz w:val="20"/>
-          <w:u w:val="single"/>
-        </w:rPr>
-        <w:t>that</w:t>
-      </w:r>
-      <w:r>
-        <w:rPr>
-          <w:b w:val="0"/>
-          <w:i w:val="0"/>
-          <w:sz w:val="20"/>
-          <w:u w:val="none"/>
-        </w:rPr>
-        <w:t xml:space="preserve"> song very much.</w:t>
-      </w:r>
-      <w:r>
-        <w:br/>
-      </w:r>
-      <w:r>
-        <w:rPr>
-          <w:b w:val="0"/>
-          <w:i w:val="0"/>
-          <w:sz w:val="20"/>
-          <w:u w:val="none"/>
-        </w:rPr>
-        <w:t xml:space="preserve">ⓔ We believe </w:t>
-      </w:r>
-      <w:r>
-        <w:rPr>
-          <w:b w:val="0"/>
-          <w:i w:val="0"/>
-          <w:sz w:val="20"/>
-          <w:u w:val="single"/>
-        </w:rPr>
-        <w:t>that</w:t>
-      </w:r>
-      <w:r>
-        <w:rPr>
-          <w:b w:val="0"/>
-          <w:i w:val="0"/>
-          <w:sz w:val="20"/>
-          <w:u w:val="none"/>
-        </w:rPr>
-        <w:t xml:space="preserve"> they will win.</w:t>
-      </w:r>
-      <w:r>
-        <w:br/>
-      </w:r>
-      <w:r>
-        <w:rPr>
-          <w:b w:val="0"/>
-          <w:i w:val="0"/>
-          <w:sz w:val="20"/>
-          <w:u w:val="none"/>
-        </w:rPr>
-        <w:t xml:space="preserve">ⓕ She knows </w:t>
-      </w:r>
-      <w:r>
-        <w:rPr>
-          <w:b w:val="0"/>
-          <w:i w:val="0"/>
-          <w:sz w:val="20"/>
-          <w:u w:val="single"/>
-        </w:rPr>
-        <w:t>that</w:t>
-      </w:r>
-      <w:r>
-        <w:rPr>
-          <w:b w:val="0"/>
-          <w:i w:val="0"/>
-          <w:sz w:val="20"/>
-          <w:u w:val="none"/>
-        </w:rPr>
-        <w:t xml:space="preserve"> I like music.</w:t>
-      </w:r>
-      <w:r>
-        <w:br/>
-      </w:r>
-      <w:r>
-        <w:rPr>
-          <w:b w:val="0"/>
-          <w:i w:val="0"/>
-          <w:sz w:val="20"/>
-          <w:u w:val="none"/>
-        </w:rPr>
-        <w:t xml:space="preserve">ⓖ </w:t>
-      </w:r>
-      <w:r>
-        <w:rPr>
-          <w:b w:val="0"/>
-          <w:i w:val="0"/>
-          <w:sz w:val="20"/>
-          <w:u w:val="single"/>
-        </w:rPr>
-        <w:t>That</w:t>
-      </w:r>
-      <w:r>
-        <w:rPr>
-          <w:b w:val="0"/>
-          <w:i w:val="0"/>
-          <w:sz w:val="20"/>
-          <w:u w:val="none"/>
-        </w:rPr>
-        <w:t xml:space="preserve"> is my new bike.</w:t>
-      </w:r>
-      <w:r>
-        <w:br/>
-      </w:r>
-      <w:r>
-        <w:br/>
-      </w:r>
-      <w:r>
-        <w:rPr>
-          <w:b w:val="0"/>
-          <w:i w:val="0"/>
-          <w:sz w:val="20"/>
-          <w:u w:val="none"/>
-        </w:rPr>
-        <w:t>① 2개</w:t>
-      </w:r>
-      <w:r>
-        <w:br/>
-      </w:r>
-      <w:r>
-        <w:rPr>
-          <w:b w:val="0"/>
-          <w:i w:val="0"/>
-          <w:sz w:val="20"/>
-          <w:u w:val="none"/>
-        </w:rPr>
-        <w:t>② 3개</w:t>
-      </w:r>
-      <w:r>
-        <w:br/>
-      </w:r>
-      <w:r>
-        <w:rPr>
-          <w:b w:val="0"/>
-          <w:i w:val="0"/>
-          <w:sz w:val="20"/>
-          <w:u w:val="none"/>
-        </w:rPr>
-        <w:t>③ 4개</w:t>
-      </w:r>
-      <w:r>
-        <w:br/>
-      </w:r>
-      <w:r>
-        <w:rPr>
-          <w:b w:val="0"/>
-          <w:i w:val="0"/>
-          <w:sz w:val="20"/>
-          <w:u w:val="none"/>
-        </w:rPr>
-        <w:t>④ 5개</w:t>
-      </w:r>
-      <w:r>
-        <w:br/>
-      </w:r>
-      <w:r>
-        <w:rPr>
-          <w:b w:val="0"/>
-          <w:i w:val="0"/>
-          <w:sz w:val="20"/>
-          <w:u w:val="none"/>
-        </w:rPr>
-        <w:t>⑤ 6개</w:t>
+        <w:t>ⓐ James: “Watching movies is exciting.” → James thinks that watching movies is exciting.</w:t>
+      </w:r>
+      <w:r>
+        <w:br/>
+      </w:r>
+      <w:r>
+        <w:rPr>
+          <w:b w:val="0"/>
+          <w:i w:val="0"/>
+          <w:sz w:val="20"/>
+          <w:u w:val="none"/>
+        </w:rPr>
+        <w:t>ⓑ They: “A positive attitude is important.” → They believe that a positive attitude are important.</w:t>
+      </w:r>
+      <w:r>
+        <w:br/>
+      </w:r>
+      <w:r>
+        <w:rPr>
+          <w:b w:val="0"/>
+          <w:i w:val="0"/>
+          <w:sz w:val="20"/>
+          <w:u w:val="none"/>
+        </w:rPr>
+        <w:t>ⓒ Ann: “I should study English hard.” → Ann thinks that I should study English hard.</w:t>
+      </w:r>
+      <w:r>
+        <w:br/>
+      </w:r>
+      <w:r>
+        <w:rPr>
+          <w:b w:val="0"/>
+          <w:i w:val="0"/>
+          <w:sz w:val="20"/>
+          <w:u w:val="none"/>
+        </w:rPr>
+        <w:t>ⓓ The man: “I can't finish painting the picture today.” → The man knows that he can't finish painting the picture today.</w:t>
+      </w:r>
+      <w:r>
+        <w:br/>
+      </w:r>
+      <w:r>
+        <w:br/>
+      </w:r>
+      <w:r>
+        <w:rPr>
+          <w:b w:val="0"/>
+          <w:i w:val="0"/>
+          <w:sz w:val="20"/>
+          <w:u w:val="none"/>
+        </w:rPr>
+        <w:t>① ⓐ, ⓑ</w:t>
+      </w:r>
+      <w:r>
+        <w:br/>
+      </w:r>
+      <w:r>
+        <w:rPr>
+          <w:b w:val="0"/>
+          <w:i w:val="0"/>
+          <w:sz w:val="20"/>
+          <w:u w:val="none"/>
+        </w:rPr>
+        <w:t>② ⓐ, ⓓ</w:t>
+      </w:r>
+      <w:r>
+        <w:br/>
+      </w:r>
+      <w:r>
+        <w:rPr>
+          <w:b w:val="0"/>
+          <w:i w:val="0"/>
+          <w:sz w:val="20"/>
+          <w:u w:val="none"/>
+        </w:rPr>
+        <w:t>③ ⓑ, ⓒ</w:t>
+      </w:r>
+      <w:r>
+        <w:br/>
+      </w:r>
+      <w:r>
+        <w:rPr>
+          <w:b w:val="0"/>
+          <w:i w:val="0"/>
+          <w:sz w:val="20"/>
+          <w:u w:val="none"/>
+        </w:rPr>
+        <w:t>④ ⓒ, ⓓ</w:t>
+      </w:r>
+      <w:r>
+        <w:br/>
+      </w:r>
+      <w:r>
+        <w:rPr>
+          <w:b w:val="0"/>
+          <w:i w:val="0"/>
+          <w:sz w:val="20"/>
+          <w:u w:val="none"/>
+        </w:rPr>
+        <w:t>⑤ ⓐ, ⓒ, ⓓ</w:t>
       </w:r>
       <w:r>
         <w:br/>
@@ -6799,20 +7392,6 @@
           <w:u w:val="none"/>
         </w:rPr>
         <w:t>__________</w:t>
-      </w:r>
-    </w:p>
-    <w:p>
-      <w:pPr>
-        <w:spacing w:after="20" w:before="60"/>
-      </w:pPr>
-      <w:r>
-        <w:rPr>
-          <w:b/>
-          <w:i w:val="0"/>
-          <w:sz w:val="20"/>
-          <w:u w:val="none"/>
-        </w:rPr>
-        <w:t>J. Practice A·B — 문장 전환 · 배열★ · 조건 영작</w:t>
       </w:r>
     </w:p>
     <w:p>
@@ -6836,34 +7415,16 @@
           <w:sz w:val="20"/>
           <w:u w:val="none"/>
         </w:rPr>
-        <w:t xml:space="preserve">생각 풍선 속 말을 that절로 옮긴 문장 중 </w:t>
-      </w:r>
-      <w:r>
-        <w:rPr>
-          <w:b/>
-          <w:i w:val="0"/>
-          <w:sz w:val="20"/>
-          <w:u w:val="none"/>
-        </w:rPr>
-        <w:t>옳은 것끼리</w:t>
-      </w:r>
-      <w:r>
-        <w:rPr>
-          <w:b w:val="0"/>
-          <w:i w:val="0"/>
-          <w:sz w:val="20"/>
-          <w:u w:val="none"/>
-        </w:rPr>
-        <w:t xml:space="preserve"> 묶인 것은? </w:t>
-      </w:r>
-      <w:r>
-        <w:rPr>
-          <w:b w:val="0"/>
-          <w:i w:val="0"/>
-          <w:sz w:val="20"/>
-          <w:u w:val="none"/>
-        </w:rPr>
-        <w:t>(표적: 고쳐쓰기(전환) 결과 묶음 — Practice A)</w:t>
+        <w:t xml:space="preserve">우리말과 의미가 같도록 〈보기〉의 말을 배열할 때, ★ 자리에 오는 말을 쓰시오. (〈보기〉에서 쓰지 않는 말 1개 포함) </w:t>
+      </w:r>
+      <w:r>
+        <w:rPr>
+          <w:b w:val="0"/>
+          <w:i w:val="0"/>
+          <w:sz w:val="20"/>
+          <w:u w:val="none"/>
+        </w:rPr>
+        <w:t>(표적: 배열영작★ — 목적어 that절 + 조동사)</w:t>
       </w:r>
     </w:p>
     <w:p>
@@ -6879,118 +7440,61 @@
           <w:sz w:val="20"/>
           <w:u w:val="none"/>
         </w:rPr>
-        <w:t>ⓐ James: “Watching movies is exciting.” → James thinks that watching movies is exciting.</w:t>
-      </w:r>
-      <w:r>
-        <w:br/>
-      </w:r>
-      <w:r>
-        <w:rPr>
-          <w:b w:val="0"/>
-          <w:i w:val="0"/>
-          <w:sz w:val="20"/>
-          <w:u w:val="none"/>
-        </w:rPr>
-        <w:t>ⓑ They: “A positive attitude is important.” → They believe that a positive attitude are important.</w:t>
-      </w:r>
-      <w:r>
-        <w:br/>
-      </w:r>
-      <w:r>
-        <w:rPr>
-          <w:b w:val="0"/>
-          <w:i w:val="0"/>
-          <w:sz w:val="20"/>
-          <w:u w:val="none"/>
-        </w:rPr>
-        <w:t>ⓒ Ann: “I should study English hard.” → Ann thinks that I should study English hard.</w:t>
-      </w:r>
-      <w:r>
-        <w:br/>
-      </w:r>
-      <w:r>
-        <w:rPr>
-          <w:b w:val="0"/>
-          <w:i w:val="0"/>
-          <w:sz w:val="20"/>
-          <w:u w:val="none"/>
-        </w:rPr>
-        <w:t>ⓓ The man: “I can't finish painting the picture today.” → The man knows that he can't finish painting the picture today.</w:t>
-      </w:r>
-      <w:r>
-        <w:br/>
-      </w:r>
-      <w:r>
-        <w:br/>
-      </w:r>
-      <w:r>
-        <w:rPr>
-          <w:b w:val="0"/>
-          <w:i w:val="0"/>
-          <w:sz w:val="20"/>
-          <w:u w:val="none"/>
-        </w:rPr>
-        <w:t>① ⓐ, ⓑ</w:t>
-      </w:r>
-      <w:r>
-        <w:br/>
-      </w:r>
-      <w:r>
-        <w:rPr>
-          <w:b w:val="0"/>
-          <w:i w:val="0"/>
-          <w:sz w:val="20"/>
-          <w:u w:val="none"/>
-        </w:rPr>
-        <w:t>② ⓐ, ⓓ</w:t>
-      </w:r>
-      <w:r>
-        <w:br/>
-      </w:r>
-      <w:r>
-        <w:rPr>
-          <w:b w:val="0"/>
-          <w:i w:val="0"/>
-          <w:sz w:val="20"/>
-          <w:u w:val="none"/>
-        </w:rPr>
-        <w:t>③ ⓑ, ⓒ</w:t>
-      </w:r>
-      <w:r>
-        <w:br/>
-      </w:r>
-      <w:r>
-        <w:rPr>
-          <w:b w:val="0"/>
-          <w:i w:val="0"/>
-          <w:sz w:val="20"/>
-          <w:u w:val="none"/>
-        </w:rPr>
-        <w:t>④ ⓒ, ⓓ</w:t>
-      </w:r>
-      <w:r>
-        <w:br/>
-      </w:r>
-      <w:r>
-        <w:rPr>
-          <w:b w:val="0"/>
-          <w:i w:val="0"/>
-          <w:sz w:val="20"/>
-          <w:u w:val="none"/>
-        </w:rPr>
-        <w:t>⑤ ⓐ, ⓒ, ⓓ</w:t>
-      </w:r>
-      <w:r>
-        <w:br/>
-      </w:r>
-      <w:r>
-        <w:rPr>
-          <w:b w:val="0"/>
-          <w:i w:val="0"/>
-          <w:sz w:val="20"/>
-          <w:u w:val="none"/>
-        </w:rPr>
-        <w:t xml:space="preserve">→ </w:t>
+        <w:t>나는 그녀가 미래에 비행기 조종사가 될 것이라고 믿는다.</w:t>
+      </w:r>
+      <w:r>
+        <w:br/>
+      </w:r>
+      <w:r>
+        <w:rPr>
+          <w:b w:val="0"/>
+          <w:i w:val="0"/>
+          <w:sz w:val="20"/>
+          <w:u w:val="none"/>
+        </w:rPr>
+        <w:t>〈보기〉 ( I / believe / that / she / will / become / becomes / a pilot / in the future )</w:t>
+      </w:r>
+      <w:r>
+        <w:br/>
+      </w:r>
+      <w:r>
+        <w:rPr>
+          <w:b w:val="0"/>
+          <w:i w:val="0"/>
+          <w:sz w:val="20"/>
+          <w:u w:val="none"/>
+        </w:rPr>
+        <w:t>→ ______ ______ ______ ______ ______ ★______ ______ ______ .</w:t>
+      </w:r>
+      <w:r>
+        <w:br/>
+      </w:r>
+      <w:r>
+        <w:rPr>
+          <w:b w:val="0"/>
+          <w:i w:val="0"/>
+          <w:sz w:val="20"/>
+          <w:u w:val="none"/>
+        </w:rPr>
+        <w:t xml:space="preserve">▶ ★ = </w:t>
+      </w:r>
+      <w:r>
+        <w:rPr>
+          <w:b w:val="0"/>
+          <w:i w:val="0"/>
+          <w:sz w:val="20"/>
+          <w:u w:val="none"/>
+        </w:rPr>
+        <w:t>__________</w:t>
+      </w:r>
+      <w:r>
+        <w:rPr>
+          <w:b w:val="0"/>
+          <w:i w:val="0"/>
+          <w:sz w:val="20"/>
+          <w:u w:val="none"/>
+        </w:rPr>
+        <w:t xml:space="preserve"> 문장 전체: </w:t>
       </w:r>
       <w:r>
         <w:rPr>
@@ -7023,16 +7527,16 @@
           <w:sz w:val="20"/>
           <w:u w:val="none"/>
         </w:rPr>
-        <w:t xml:space="preserve">우리말과 의미가 같도록 〈보기〉의 말을 배열할 때, ★ 자리에 오는 말을 쓰시오. (〈보기〉에서 쓰지 않는 말 1개 포함) </w:t>
-      </w:r>
-      <w:r>
-        <w:rPr>
-          <w:b w:val="0"/>
-          <w:i w:val="0"/>
-          <w:sz w:val="20"/>
-          <w:u w:val="none"/>
-        </w:rPr>
-        <w:t>(표적: 배열영작★ — 목적어 that절 + 조동사)</w:t>
+        <w:t xml:space="preserve">다음 글의 (A)~(D)를 어법상 바르게 고친 것끼리 짝지은 것은? </w:t>
+      </w:r>
+      <w:r>
+        <w:rPr>
+          <w:b w:val="0"/>
+          <w:i w:val="0"/>
+          <w:sz w:val="20"/>
+          <w:u w:val="none"/>
+        </w:rPr>
+        <w:t>(표적: 지문 내 괄호 어법 고치기 — Practice B 시제 단서)</w:t>
       </w:r>
     </w:p>
     <w:p>
@@ -7048,43 +7552,154 @@
           <w:sz w:val="20"/>
           <w:u w:val="none"/>
         </w:rPr>
-        <w:t>나는 그녀가 미래에 비행기 조종사가 될 것이라고 믿는다.</w:t>
-      </w:r>
-      <w:r>
-        <w:br/>
-      </w:r>
-      <w:r>
-        <w:rPr>
-          <w:b w:val="0"/>
-          <w:i w:val="0"/>
-          <w:sz w:val="20"/>
-          <w:u w:val="none"/>
-        </w:rPr>
-        <w:t>〈보기〉 ( I / believe / that / she / will / become / becomes / a pilot / in the future )</w:t>
-      </w:r>
-      <w:r>
-        <w:br/>
-      </w:r>
-      <w:r>
-        <w:rPr>
-          <w:b w:val="0"/>
-          <w:i w:val="0"/>
-          <w:sz w:val="20"/>
-          <w:u w:val="none"/>
-        </w:rPr>
-        <w:t>→ ______ ______ ______ ______ ______ ★______ ______ ______ .</w:t>
-      </w:r>
-      <w:r>
-        <w:br/>
-      </w:r>
-      <w:r>
-        <w:rPr>
-          <w:b w:val="0"/>
-          <w:i w:val="0"/>
-          <w:sz w:val="20"/>
-          <w:u w:val="none"/>
-        </w:rPr>
-        <w:t xml:space="preserve">▶ ★ = </w:t>
+        <w:t xml:space="preserve">My friend Max went to a concert yesterday. I hope that he (A) </w:t>
+      </w:r>
+      <w:r>
+        <w:rPr>
+          <w:b w:val="0"/>
+          <w:i w:val="0"/>
+          <w:sz w:val="20"/>
+          <w:u w:val="single"/>
+        </w:rPr>
+        <w:t>have</w:t>
+      </w:r>
+      <w:r>
+        <w:rPr>
+          <w:b w:val="0"/>
+          <w:i w:val="0"/>
+          <w:sz w:val="20"/>
+          <w:u w:val="none"/>
+        </w:rPr>
+        <w:t xml:space="preserve"> a great time at the concert. But today I heard that Max (B) </w:t>
+      </w:r>
+      <w:r>
+        <w:rPr>
+          <w:b w:val="0"/>
+          <w:i w:val="0"/>
+          <w:sz w:val="20"/>
+          <w:u w:val="single"/>
+        </w:rPr>
+        <w:t>be</w:t>
+      </w:r>
+      <w:r>
+        <w:rPr>
+          <w:b w:val="0"/>
+          <w:i w:val="0"/>
+          <w:sz w:val="20"/>
+          <w:u w:val="none"/>
+        </w:rPr>
+        <w:t xml:space="preserve"> sick. Last week, he had a history test. He thought that the history test (C) </w:t>
+      </w:r>
+      <w:r>
+        <w:rPr>
+          <w:b w:val="0"/>
+          <w:i w:val="0"/>
+          <w:sz w:val="20"/>
+          <w:u w:val="single"/>
+        </w:rPr>
+        <w:t>be</w:t>
+      </w:r>
+      <w:r>
+        <w:rPr>
+          <w:b w:val="0"/>
+          <w:i w:val="0"/>
+          <w:sz w:val="20"/>
+          <w:u w:val="none"/>
+        </w:rPr>
+        <w:t xml:space="preserve"> difficult. I think that Max should (D) </w:t>
+      </w:r>
+      <w:r>
+        <w:rPr>
+          <w:b w:val="0"/>
+          <w:i w:val="0"/>
+          <w:sz w:val="20"/>
+          <w:u w:val="single"/>
+        </w:rPr>
+        <w:t>changes</w:t>
+      </w:r>
+      <w:r>
+        <w:rPr>
+          <w:b w:val="0"/>
+          <w:i w:val="0"/>
+          <w:sz w:val="20"/>
+          <w:u w:val="none"/>
+        </w:rPr>
+        <w:t xml:space="preserve"> his eating habits.</w:t>
+      </w:r>
+      <w:r>
+        <w:br/>
+      </w:r>
+      <w:r>
+        <w:br/>
+      </w:r>
+      <w:r>
+        <w:rPr>
+          <w:b w:val="0"/>
+          <w:i w:val="0"/>
+          <w:sz w:val="20"/>
+          <w:u w:val="none"/>
+        </w:rPr>
+        <w:t>① had – is – was – change</w:t>
+      </w:r>
+      <w:r>
+        <w:br/>
+      </w:r>
+      <w:r>
+        <w:rPr>
+          <w:b w:val="0"/>
+          <w:i w:val="0"/>
+          <w:sz w:val="20"/>
+          <w:u w:val="none"/>
+        </w:rPr>
+        <w:t>② has – is – was – change</w:t>
+      </w:r>
+      <w:r>
+        <w:br/>
+      </w:r>
+      <w:r>
+        <w:rPr>
+          <w:b w:val="0"/>
+          <w:i w:val="0"/>
+          <w:sz w:val="20"/>
+          <w:u w:val="none"/>
+        </w:rPr>
+        <w:t>③ had – was – is – change</w:t>
+      </w:r>
+      <w:r>
+        <w:br/>
+      </w:r>
+      <w:r>
+        <w:rPr>
+          <w:b w:val="0"/>
+          <w:i w:val="0"/>
+          <w:sz w:val="20"/>
+          <w:u w:val="none"/>
+        </w:rPr>
+        <w:t>④ had – is – was – changes</w:t>
+      </w:r>
+      <w:r>
+        <w:br/>
+      </w:r>
+      <w:r>
+        <w:rPr>
+          <w:b w:val="0"/>
+          <w:i w:val="0"/>
+          <w:sz w:val="20"/>
+          <w:u w:val="none"/>
+        </w:rPr>
+        <w:t>⑤ have – is – were – change</w:t>
+      </w:r>
+      <w:r>
+        <w:br/>
+      </w:r>
+      <w:r>
+        <w:rPr>
+          <w:b w:val="0"/>
+          <w:i w:val="0"/>
+          <w:sz w:val="20"/>
+          <w:u w:val="none"/>
+        </w:rPr>
+        <w:t xml:space="preserve">→ </w:t>
       </w:r>
       <w:r>
         <w:rPr>
@@ -7095,23 +7710,20 @@
         </w:rPr>
         <w:t>__________</w:t>
       </w:r>
-      <w:r>
-        <w:rPr>
-          <w:b w:val="0"/>
-          <w:i w:val="0"/>
-          <w:sz w:val="20"/>
-          <w:u w:val="none"/>
-        </w:rPr>
-        <w:t xml:space="preserve"> 문장 전체: </w:t>
-      </w:r>
-      <w:r>
-        <w:rPr>
-          <w:b w:val="0"/>
-          <w:i w:val="0"/>
-          <w:sz w:val="20"/>
-          <w:u w:val="none"/>
-        </w:rPr>
-        <w:t>__________</w:t>
+    </w:p>
+    <w:p>
+      <w:pPr>
+        <w:spacing w:after="30" w:before="100"/>
+      </w:pPr>
+      <w:r>
+        <w:rPr>
+          <w:b/>
+          <w:i w:val="0"/>
+          <w:color w:val="1F3864"/>
+          <w:sz w:val="21"/>
+          <w:u w:val="none"/>
+        </w:rPr>
+        <w:t>■ 5부 종합 — L4 be going to · L5~6 어법 통합</w:t>
       </w:r>
     </w:p>
     <w:p>
@@ -7135,16 +7747,34 @@
           <w:sz w:val="20"/>
           <w:u w:val="none"/>
         </w:rPr>
-        <w:t xml:space="preserve">다음 글의 (A)~(D)를 어법상 바르게 고친 것끼리 짝지은 것은? </w:t>
-      </w:r>
-      <w:r>
-        <w:rPr>
-          <w:b w:val="0"/>
-          <w:i w:val="0"/>
-          <w:sz w:val="20"/>
-          <w:u w:val="none"/>
-        </w:rPr>
-        <w:t>(표적: 지문 내 괄호 어법 고치기 — Practice B 시제 단서)</w:t>
+        <w:t xml:space="preserve">[1] 다음 (A)~(G) 중 어법상 </w:t>
+      </w:r>
+      <w:r>
+        <w:rPr>
+          <w:b/>
+          <w:i w:val="0"/>
+          <w:sz w:val="20"/>
+          <w:u w:val="none"/>
+        </w:rPr>
+        <w:t>옳은 것만</w:t>
+      </w:r>
+      <w:r>
+        <w:rPr>
+          <w:b w:val="0"/>
+          <w:i w:val="0"/>
+          <w:sz w:val="20"/>
+          <w:u w:val="none"/>
+        </w:rPr>
+        <w:t xml:space="preserve"> 있는 대로 고른 것은? [2] 대화의 흐름에 맞게 괄호 안의 단어를 이용하여 빈칸을 완성하시오. </w:t>
+      </w:r>
+      <w:r>
+        <w:rPr>
+          <w:b w:val="0"/>
+          <w:i w:val="0"/>
+          <w:sz w:val="20"/>
+          <w:u w:val="none"/>
+        </w:rPr>
+        <w:t>(표적: 7문장 옳은 것만 — be going to 형태 · 부정 · 의문 · 과거 + 시간 부사절 will / 2단계 will vs be going to)</w:t>
       </w:r>
     </w:p>
     <w:p>
@@ -7160,142 +7790,142 @@
           <w:sz w:val="20"/>
           <w:u w:val="none"/>
         </w:rPr>
-        <w:t xml:space="preserve">My friend Max went to a concert yesterday. I hope that he (A) </w:t>
-      </w:r>
-      <w:r>
-        <w:rPr>
-          <w:b w:val="0"/>
-          <w:i w:val="0"/>
-          <w:sz w:val="20"/>
-          <w:u w:val="single"/>
-        </w:rPr>
-        <w:t>have</w:t>
-      </w:r>
-      <w:r>
-        <w:rPr>
-          <w:b w:val="0"/>
-          <w:i w:val="0"/>
-          <w:sz w:val="20"/>
-          <w:u w:val="none"/>
-        </w:rPr>
-        <w:t xml:space="preserve"> a great time at the concert. But today I heard that Max (B) </w:t>
-      </w:r>
-      <w:r>
-        <w:rPr>
-          <w:b w:val="0"/>
-          <w:i w:val="0"/>
-          <w:sz w:val="20"/>
-          <w:u w:val="single"/>
-        </w:rPr>
-        <w:t>be</w:t>
-      </w:r>
-      <w:r>
-        <w:rPr>
-          <w:b w:val="0"/>
-          <w:i w:val="0"/>
-          <w:sz w:val="20"/>
-          <w:u w:val="none"/>
-        </w:rPr>
-        <w:t xml:space="preserve"> sick. Last week, he had a history test. He thought that the history test (C) </w:t>
-      </w:r>
-      <w:r>
-        <w:rPr>
-          <w:b w:val="0"/>
-          <w:i w:val="0"/>
-          <w:sz w:val="20"/>
-          <w:u w:val="single"/>
-        </w:rPr>
-        <w:t>be</w:t>
-      </w:r>
-      <w:r>
-        <w:rPr>
-          <w:b w:val="0"/>
-          <w:i w:val="0"/>
-          <w:sz w:val="20"/>
-          <w:u w:val="none"/>
-        </w:rPr>
-        <w:t xml:space="preserve"> difficult. I think that Max should (D) </w:t>
-      </w:r>
-      <w:r>
-        <w:rPr>
-          <w:b w:val="0"/>
-          <w:i w:val="0"/>
-          <w:sz w:val="20"/>
-          <w:u w:val="single"/>
-        </w:rPr>
-        <w:t>changes</w:t>
-      </w:r>
-      <w:r>
-        <w:rPr>
-          <w:b w:val="0"/>
-          <w:i w:val="0"/>
-          <w:sz w:val="20"/>
-          <w:u w:val="none"/>
-        </w:rPr>
-        <w:t xml:space="preserve"> his eating habits.</w:t>
-      </w:r>
-      <w:r>
-        <w:br/>
-      </w:r>
-      <w:r>
-        <w:br/>
-      </w:r>
-      <w:r>
-        <w:rPr>
-          <w:b w:val="0"/>
-          <w:i w:val="0"/>
-          <w:sz w:val="20"/>
-          <w:u w:val="none"/>
-        </w:rPr>
-        <w:t>① had – is – was – change</w:t>
-      </w:r>
-      <w:r>
-        <w:br/>
-      </w:r>
-      <w:r>
-        <w:rPr>
-          <w:b w:val="0"/>
-          <w:i w:val="0"/>
-          <w:sz w:val="20"/>
-          <w:u w:val="none"/>
-        </w:rPr>
-        <w:t>② has – is – was – change</w:t>
-      </w:r>
-      <w:r>
-        <w:br/>
-      </w:r>
-      <w:r>
-        <w:rPr>
-          <w:b w:val="0"/>
-          <w:i w:val="0"/>
-          <w:sz w:val="20"/>
-          <w:u w:val="none"/>
-        </w:rPr>
-        <w:t>③ had – was – is – change</w:t>
-      </w:r>
-      <w:r>
-        <w:br/>
-      </w:r>
-      <w:r>
-        <w:rPr>
-          <w:b w:val="0"/>
-          <w:i w:val="0"/>
-          <w:sz w:val="20"/>
-          <w:u w:val="none"/>
-        </w:rPr>
-        <w:t>④ had – is – was – changes</w:t>
-      </w:r>
-      <w:r>
-        <w:br/>
-      </w:r>
-      <w:r>
-        <w:rPr>
-          <w:b w:val="0"/>
-          <w:i w:val="0"/>
-          <w:sz w:val="20"/>
-          <w:u w:val="none"/>
-        </w:rPr>
-        <w:t>⑤ have – is – were – change</w:t>
+        <w:t>(A) I am going to clean my room.</w:t>
+      </w:r>
+      <w:r>
+        <w:br/>
+      </w:r>
+      <w:r>
+        <w:rPr>
+          <w:b w:val="0"/>
+          <w:i w:val="0"/>
+          <w:sz w:val="20"/>
+          <w:u w:val="none"/>
+        </w:rPr>
+        <w:t>(B) They aren't going to eat pasta for dinner.</w:t>
+      </w:r>
+      <w:r>
+        <w:br/>
+      </w:r>
+      <w:r>
+        <w:rPr>
+          <w:b w:val="0"/>
+          <w:i w:val="0"/>
+          <w:sz w:val="20"/>
+          <w:u w:val="none"/>
+        </w:rPr>
+        <w:t>(C) Are you going to watching a movie after school?</w:t>
+      </w:r>
+      <w:r>
+        <w:br/>
+      </w:r>
+      <w:r>
+        <w:rPr>
+          <w:b w:val="0"/>
+          <w:i w:val="0"/>
+          <w:sz w:val="20"/>
+          <w:u w:val="none"/>
+        </w:rPr>
+        <w:t>(D) When is she going to do her homework?</w:t>
+      </w:r>
+      <w:r>
+        <w:br/>
+      </w:r>
+      <w:r>
+        <w:rPr>
+          <w:b w:val="0"/>
+          <w:i w:val="0"/>
+          <w:sz w:val="20"/>
+          <w:u w:val="none"/>
+        </w:rPr>
+        <w:t>(E) He is going to see a doctor yesterday.</w:t>
+      </w:r>
+      <w:r>
+        <w:br/>
+      </w:r>
+      <w:r>
+        <w:rPr>
+          <w:b w:val="0"/>
+          <w:i w:val="0"/>
+          <w:sz w:val="20"/>
+          <w:u w:val="none"/>
+        </w:rPr>
+        <w:t>(F) I'm going to go and get some when this TV show will finish.</w:t>
+      </w:r>
+      <w:r>
+        <w:br/>
+      </w:r>
+      <w:r>
+        <w:rPr>
+          <w:b w:val="0"/>
+          <w:i w:val="0"/>
+          <w:sz w:val="20"/>
+          <w:u w:val="none"/>
+        </w:rPr>
+        <w:t>(G) They are going not to leave tonight.</w:t>
+      </w:r>
+      <w:r>
+        <w:br/>
+      </w:r>
+      <w:r>
+        <w:br/>
+      </w:r>
+      <w:r>
+        <w:rPr>
+          <w:b w:val="0"/>
+          <w:i w:val="0"/>
+          <w:sz w:val="20"/>
+          <w:u w:val="none"/>
+        </w:rPr>
+        <w:t>① (A), (B), (D)</w:t>
+      </w:r>
+      <w:r>
+        <w:br/>
+      </w:r>
+      <w:r>
+        <w:rPr>
+          <w:b w:val="0"/>
+          <w:i w:val="0"/>
+          <w:sz w:val="20"/>
+          <w:u w:val="none"/>
+        </w:rPr>
+        <w:t>② (A), (B), (F)</w:t>
+      </w:r>
+      <w:r>
+        <w:br/>
+      </w:r>
+      <w:r>
+        <w:rPr>
+          <w:b w:val="0"/>
+          <w:i w:val="0"/>
+          <w:sz w:val="20"/>
+          <w:u w:val="none"/>
+        </w:rPr>
+        <w:t>③ (A), (D), (G)</w:t>
+      </w:r>
+      <w:r>
+        <w:br/>
+      </w:r>
+      <w:r>
+        <w:rPr>
+          <w:b w:val="0"/>
+          <w:i w:val="0"/>
+          <w:sz w:val="20"/>
+          <w:u w:val="none"/>
+        </w:rPr>
+        <w:t>④ (A), (B), (D), (G)</w:t>
+      </w:r>
+      <w:r>
+        <w:br/>
+      </w:r>
+      <w:r>
+        <w:rPr>
+          <w:b w:val="0"/>
+          <w:i w:val="0"/>
+          <w:sz w:val="20"/>
+          <w:u w:val="none"/>
+        </w:rPr>
+        <w:t>⑤ (B), (D), (E), (F)</w:t>
       </w:r>
       <w:r>
         <w:br/>
@@ -7318,20 +7948,173 @@
         </w:rPr>
         <w:t>__________</w:t>
       </w:r>
-    </w:p>
-    <w:p>
-      <w:pPr>
-        <w:spacing w:after="30" w:before="100"/>
-      </w:pPr>
+      <w:r>
+        <w:br/>
+      </w:r>
+      <w:r>
+        <w:br/>
+      </w:r>
+      <w:r>
+        <w:rPr>
+          <w:b w:val="0"/>
+          <w:i w:val="0"/>
+          <w:sz w:val="20"/>
+          <w:u w:val="none"/>
+        </w:rPr>
+        <w:t>[2단계]</w:t>
+      </w:r>
+      <w:r>
+        <w:br/>
+      </w:r>
+      <w:r>
+        <w:rPr>
+          <w:b w:val="0"/>
+          <w:i w:val="0"/>
+          <w:sz w:val="20"/>
+          <w:u w:val="none"/>
+        </w:rPr>
+        <w:t>(a) A: Jane is sick right now and she's at the hospital.</w:t>
+      </w:r>
+      <w:r>
+        <w:br/>
+      </w:r>
+      <w:r>
+        <w:rPr>
+          <w:b w:val="0"/>
+          <w:i w:val="0"/>
+          <w:sz w:val="20"/>
+          <w:u w:val="none"/>
+        </w:rPr>
+        <w:t xml:space="preserve"> B: Yes, I know. I </w:t>
+      </w:r>
       <w:r>
         <w:rPr>
           <w:b/>
           <w:i w:val="0"/>
-          <w:color w:val="1F3864"/>
-          <w:sz w:val="21"/>
-          <w:u w:val="none"/>
-        </w:rPr>
-        <w:t>■ 5부 종합 — L5~6 어법 4축 통합</w:t>
+          <w:sz w:val="20"/>
+          <w:u w:val="none"/>
+        </w:rPr>
+        <w:t xml:space="preserve">(1) </w:t>
+      </w:r>
+      <w:r>
+        <w:rPr>
+          <w:b w:val="0"/>
+          <w:i w:val="0"/>
+          <w:sz w:val="20"/>
+          <w:u w:val="none"/>
+        </w:rPr>
+        <w:t>__________</w:t>
+      </w:r>
+      <w:r>
+        <w:rPr>
+          <w:b w:val="0"/>
+          <w:i w:val="0"/>
+          <w:sz w:val="20"/>
+          <w:u w:val="none"/>
+        </w:rPr>
+        <w:t xml:space="preserve"> her this weekend. (visit)</w:t>
+      </w:r>
+      <w:r>
+        <w:br/>
+      </w:r>
+      <w:r>
+        <w:rPr>
+          <w:b w:val="0"/>
+          <w:i w:val="0"/>
+          <w:sz w:val="20"/>
+          <w:u w:val="none"/>
+        </w:rPr>
+        <w:t>(b) A: Jane is sick right now and she's at the hospital.</w:t>
+      </w:r>
+      <w:r>
+        <w:br/>
+      </w:r>
+      <w:r>
+        <w:rPr>
+          <w:b w:val="0"/>
+          <w:i w:val="0"/>
+          <w:sz w:val="20"/>
+          <w:u w:val="none"/>
+        </w:rPr>
+        <w:t xml:space="preserve"> B: Oh really? I'm so sorry to hear that. I </w:t>
+      </w:r>
+      <w:r>
+        <w:rPr>
+          <w:b/>
+          <w:i w:val="0"/>
+          <w:sz w:val="20"/>
+          <w:u w:val="none"/>
+        </w:rPr>
+        <w:t xml:space="preserve">(2) </w:t>
+      </w:r>
+      <w:r>
+        <w:rPr>
+          <w:b w:val="0"/>
+          <w:i w:val="0"/>
+          <w:sz w:val="20"/>
+          <w:u w:val="none"/>
+        </w:rPr>
+        <w:t>__________</w:t>
+      </w:r>
+      <w:r>
+        <w:rPr>
+          <w:b w:val="0"/>
+          <w:i w:val="0"/>
+          <w:sz w:val="20"/>
+          <w:u w:val="none"/>
+        </w:rPr>
+        <w:t xml:space="preserve"> her this weekend. (visit)</w:t>
+      </w:r>
+      <w:r>
+        <w:br/>
+      </w:r>
+      <w:r>
+        <w:rPr>
+          <w:b w:val="0"/>
+          <w:i w:val="0"/>
+          <w:sz w:val="20"/>
+          <w:u w:val="none"/>
+        </w:rPr>
+        <w:t>(c) A: Is he going to run a marathon?</w:t>
+      </w:r>
+      <w:r>
+        <w:br/>
+      </w:r>
+      <w:r>
+        <w:rPr>
+          <w:b w:val="0"/>
+          <w:i w:val="0"/>
+          <w:sz w:val="20"/>
+          <w:u w:val="none"/>
+        </w:rPr>
+        <w:t xml:space="preserve"> B: No, </w:t>
+      </w:r>
+      <w:r>
+        <w:rPr>
+          <w:b/>
+          <w:i w:val="0"/>
+          <w:sz w:val="20"/>
+          <w:u w:val="none"/>
+        </w:rPr>
+        <w:t xml:space="preserve">(3) </w:t>
+      </w:r>
+      <w:r>
+        <w:rPr>
+          <w:b w:val="0"/>
+          <w:i w:val="0"/>
+          <w:sz w:val="20"/>
+          <w:u w:val="none"/>
+        </w:rPr>
+        <w:t>__________</w:t>
+      </w:r>
+      <w:r>
+        <w:rPr>
+          <w:b w:val="0"/>
+          <w:i w:val="0"/>
+          <w:sz w:val="20"/>
+          <w:u w:val="none"/>
+        </w:rPr>
+        <w:t>.</w:t>
       </w:r>
     </w:p>
     <w:p>
@@ -7651,7 +8434,7 @@
           <w:sz w:val="18"/>
           <w:u w:val="none"/>
         </w:rPr>
-        <w:t xml:space="preserve"> ③ 5개 (much, still, even, far, a lot)</w:t>
+        <w:t xml:space="preserve"> [1] ③ 5개 (ⓐ, ⓑ, ⓓ, ⓕ, ⓗ) [2] much, still, even, far, a lot</w:t>
       </w:r>
       <w:r>
         <w:rPr>
@@ -7738,7 +8521,7 @@
           <w:sz w:val="18"/>
           <w:u w:val="none"/>
         </w:rPr>
-        <w:t xml:space="preserve"> ① ⓐ, ⓒ, ⓔ</w:t>
+        <w:t xml:space="preserve"> ② ⓐ, ⓒ, ⓔ, ⓖ</w:t>
       </w:r>
       <w:r>
         <w:rPr>
@@ -7883,7 +8666,7 @@
           <w:sz w:val="18"/>
           <w:u w:val="none"/>
         </w:rPr>
-        <w:t xml:space="preserve"> Math is the most difficult of all the subjects. ▶ ★ = of (쓰지 않는 말: in)</w:t>
+        <w:t xml:space="preserve"> ① ⓐ, ⓒ, ⓕ</w:t>
       </w:r>
       <w:r>
         <w:rPr>
@@ -8173,7 +8956,7 @@
           <w:sz w:val="18"/>
           <w:u w:val="none"/>
         </w:rPr>
-        <w:t xml:space="preserve"> ④ imagines</w:t>
+        <w:t xml:space="preserve"> ③ 6개 (asked, needed, refused, promised, decided, tends)</w:t>
       </w:r>
       <w:r>
         <w:rPr>
@@ -8202,7 +8985,7 @@
           <w:sz w:val="18"/>
           <w:u w:val="none"/>
         </w:rPr>
-        <w:t xml:space="preserve"> ③ 6개 (asked, needed, refused, promised, decided, tends)</w:t>
+        <w:t xml:space="preserve"> ③ ⓐ, ⓒ, ⓔ, ⓖ</w:t>
       </w:r>
       <w:r>
         <w:rPr>
@@ -8231,7 +9014,7 @@
           <w:sz w:val="18"/>
           <w:u w:val="none"/>
         </w:rPr>
-        <w:t xml:space="preserve"> ③ ⓐ, ⓒ, ⓔ, ⓖ</w:t>
+        <w:t xml:space="preserve"> ④ ⓐ, ⓒ, ⓓ / ⓑ go → to go · ⓔ seeing → to see</w:t>
       </w:r>
       <w:r>
         <w:rPr>
@@ -8260,7 +9043,7 @@
           <w:sz w:val="18"/>
           <w:u w:val="none"/>
         </w:rPr>
-        <w:t xml:space="preserve"> ④ (보어 — ~하는 것이다)</w:t>
+        <w:t xml:space="preserve"> ③ ⓒ, ⓓ (명사적 용법)</w:t>
       </w:r>
       <w:r>
         <w:rPr>
@@ -8289,7 +9072,7 @@
           <w:sz w:val="18"/>
           <w:u w:val="none"/>
         </w:rPr>
-        <w:t xml:space="preserve"> ③ ⓒ, ⓓ (명사적 용법)</w:t>
+        <w:t xml:space="preserve"> ⑤ Exercising – to travel – opening</w:t>
       </w:r>
       <w:r>
         <w:rPr>
@@ -8318,7 +9101,7 @@
           <w:sz w:val="18"/>
           <w:u w:val="none"/>
         </w:rPr>
-        <w:t xml:space="preserve"> ⑤ Exercising – to travel – opening</w:t>
+        <w:t xml:space="preserve"> (1) want (2) to (3) planned (4) decide (5) makes (쓰지 않는 말: make)</w:t>
       </w:r>
       <w:r>
         <w:rPr>
@@ -8347,7 +9130,7 @@
           <w:sz w:val="18"/>
           <w:u w:val="none"/>
         </w:rPr>
-        <w:t xml:space="preserve"> To help others makes me happy. ▶ ★ = makes (쓰지 않는 말: make)</w:t>
+        <w:t xml:space="preserve"> ① ⓐ, ⓒ, ⓔ</w:t>
       </w:r>
       <w:r>
         <w:rPr>
@@ -8376,7 +9159,7 @@
           <w:sz w:val="18"/>
           <w:u w:val="none"/>
         </w:rPr>
-        <w:t xml:space="preserve"> ① ⓐ, ⓒ, ⓔ</w:t>
+        <w:t xml:space="preserve"> ④ (to sing — to부정사 자리)</w:t>
       </w:r>
       <w:r>
         <w:rPr>
@@ -8405,7 +9188,7 @@
           <w:sz w:val="18"/>
           <w:u w:val="none"/>
         </w:rPr>
-        <w:t xml:space="preserve"> ④ (to sing — to부정사 자리)</w:t>
+        <w:t xml:space="preserve"> ③ ⓑ, ⓓ, ⓔ, ⓕ</w:t>
       </w:r>
       <w:r>
         <w:rPr>
@@ -8434,7 +9217,7 @@
           <w:sz w:val="18"/>
           <w:u w:val="none"/>
         </w:rPr>
-        <w:t xml:space="preserve"> ③ ⓑ, ⓓ, ⓔ, ⓕ</w:t>
+        <w:t xml:space="preserve"> ② ⓐ, ⓒ, ⓔ, ⓖ</w:t>
       </w:r>
       <w:r>
         <w:rPr>
@@ -8463,7 +9246,7 @@
           <w:sz w:val="18"/>
           <w:u w:val="none"/>
         </w:rPr>
-        <w:t xml:space="preserve"> ② ⓐ, ⓒ, ⓔ, ⓖ</w:t>
+        <w:t xml:space="preserve"> ③ 4개 (ⓐ, ⓒ, ⓔ, ⓕ)</w:t>
       </w:r>
       <w:r>
         <w:rPr>
@@ -8492,7 +9275,7 @@
           <w:sz w:val="18"/>
           <w:u w:val="none"/>
         </w:rPr>
-        <w:t xml:space="preserve"> ③ 4개 (ⓐ, ⓒ, ⓔ, ⓕ)</w:t>
+        <w:t xml:space="preserve"> ② ⓐ, ⓓ</w:t>
       </w:r>
       <w:r>
         <w:rPr>
@@ -8521,7 +9304,7 @@
           <w:sz w:val="18"/>
           <w:u w:val="none"/>
         </w:rPr>
-        <w:t xml:space="preserve"> ② ⓐ, ⓓ</w:t>
+        <w:t xml:space="preserve"> I believe that she will become a pilot in the future. ▶ ★ = become (쓰지 않는 말: becomes)</w:t>
       </w:r>
       <w:r>
         <w:rPr>
@@ -8550,7 +9333,7 @@
           <w:sz w:val="18"/>
           <w:u w:val="none"/>
         </w:rPr>
-        <w:t xml:space="preserve"> I believe that she will become a pilot in the future. ▶ ★ = become (쓰지 않는 말: becomes)</w:t>
+        <w:t xml:space="preserve"> ① had – is – was – change</w:t>
       </w:r>
       <w:r>
         <w:rPr>
@@ -8579,7 +9362,7 @@
           <w:sz w:val="18"/>
           <w:u w:val="none"/>
         </w:rPr>
-        <w:t xml:space="preserve"> ① had – is – was – change</w:t>
+        <w:t xml:space="preserve"> [1] ① (A), (B), (D) [2] (1) am going to visit (2) will visit (3) he isn't</w:t>
       </w:r>
       <w:r>
         <w:rPr>

--- a/mokdong1/2mid/word/md1s2_grammar_check_exam.docx
+++ b/mokdong1/2mid/word/md1s2_grammar_check_exam.docx
@@ -1994,7 +1994,7 @@
           <w:sz w:val="20"/>
           <w:u w:val="none"/>
         </w:rPr>
-        <w:t>〈보기〉 ( what / is / the / most / more / popular / sport / in / the world )</w:t>
+        <w:t>〈보기〉 ( in / sport / the / popular / is / the world / what / most / more )</w:t>
       </w:r>
       <w:r>
         <w:br/>
@@ -5974,7 +5974,7 @@
           <w:sz w:val="20"/>
           <w:u w:val="none"/>
         </w:rPr>
-        <w:t>(5) 다른 사람들을 돕는 것은 나를 행복하게 한다. 〈보기〉 ( to / help / others / makes / make / me / happy )</w:t>
+        <w:t>(5) 다른 사람들을 돕는 것은 나를 행복하게 한다. 〈보기〉 ( makes / to / happy / others / me / make / help )</w:t>
       </w:r>
       <w:r>
         <w:br/>
@@ -7452,7 +7452,7 @@
           <w:sz w:val="20"/>
           <w:u w:val="none"/>
         </w:rPr>
-        <w:t>〈보기〉 ( I / believe / that / she / will / become / becomes / a pilot / in the future )</w:t>
+        <w:t>〈보기〉 ( become / a pilot / will / she / believe / I / becomes / that / in the future )</w:t>
       </w:r>
       <w:r>
         <w:br/>

--- a/mokdong1/2mid/word/md1s2_grammar_check_exam.docx
+++ b/mokdong1/2mid/word/md1s2_grammar_check_exam.docx
@@ -70,7 +70,7 @@
           <w:sz w:val="20"/>
           <w:u w:val="none"/>
         </w:rPr>
-        <w:t>A. 비교급·최상급 문장 판단 — 7문장 옳은 것만 · 개수(영화 대사 · very 함정) · 괄호 짝짓기</w:t>
+        <w:t>A. 비교급·최상급 문장 판단 — 7문장 옳은 것만 · 개수(영화 대사) · 전환</w:t>
       </w:r>
     </w:p>
     <w:p>
@@ -121,7 +121,7 @@
           <w:sz w:val="20"/>
           <w:u w:val="none"/>
         </w:rPr>
-        <w:t>(표적: 7문장 옳은 것만 — 비교급 형태·than·강조)</w:t>
+        <w:t>(표적: 7문장 옳은 것만 — 비교급 형태 · than · 강조어)</w:t>
       </w:r>
     </w:p>
     <w:p>
@@ -149,7 +149,7 @@
           <w:sz w:val="20"/>
           <w:u w:val="none"/>
         </w:rPr>
-        <w:t>ⓑ My dad drives more carefully than my brother.</w:t>
+        <w:t>ⓑ I can run more fast than him.</w:t>
       </w:r>
       <w:r>
         <w:br/>
@@ -173,106 +173,106 @@
           <w:sz w:val="20"/>
           <w:u w:val="none"/>
         </w:rPr>
-        <w:t>ⓓ I'm very taller than you.</w:t>
-      </w:r>
-      <w:r>
-        <w:br/>
-      </w:r>
-      <w:r>
-        <w:rPr>
-          <w:b w:val="0"/>
-          <w:i w:val="0"/>
-          <w:sz w:val="20"/>
-          <w:u w:val="none"/>
-        </w:rPr>
-        <w:t>ⓔ This box is heavier the red box.</w:t>
-      </w:r>
-      <w:r>
-        <w:br/>
-      </w:r>
-      <w:r>
-        <w:rPr>
-          <w:b w:val="0"/>
-          <w:i w:val="0"/>
-          <w:sz w:val="20"/>
-          <w:u w:val="none"/>
-        </w:rPr>
-        <w:t>ⓕ Today is much hotter than yesterday.</w:t>
-      </w:r>
-      <w:r>
-        <w:br/>
-      </w:r>
-      <w:r>
-        <w:rPr>
-          <w:b w:val="0"/>
-          <w:i w:val="0"/>
-          <w:sz w:val="20"/>
-          <w:u w:val="none"/>
-        </w:rPr>
-        <w:t>ⓖ It was the hotest day of the year.</w:t>
-      </w:r>
-      <w:r>
-        <w:br/>
-      </w:r>
-      <w:r>
-        <w:br/>
-      </w:r>
-      <w:r>
-        <w:rPr>
-          <w:b w:val="0"/>
-          <w:i w:val="0"/>
-          <w:sz w:val="20"/>
-          <w:u w:val="none"/>
-        </w:rPr>
-        <w:t>① ⓐ, ⓑ, ⓕ</w:t>
-      </w:r>
-      <w:r>
-        <w:br/>
-      </w:r>
-      <w:r>
-        <w:rPr>
-          <w:b w:val="0"/>
-          <w:i w:val="0"/>
-          <w:sz w:val="20"/>
-          <w:u w:val="none"/>
-        </w:rPr>
-        <w:t>② ⓐ, ⓒ, ⓕ</w:t>
-      </w:r>
-      <w:r>
-        <w:br/>
-      </w:r>
-      <w:r>
-        <w:rPr>
-          <w:b w:val="0"/>
-          <w:i w:val="0"/>
-          <w:sz w:val="20"/>
-          <w:u w:val="none"/>
-        </w:rPr>
-        <w:t>③ ⓐ, ⓑ, ⓒ, ⓕ</w:t>
-      </w:r>
-      <w:r>
-        <w:br/>
-      </w:r>
-      <w:r>
-        <w:rPr>
-          <w:b w:val="0"/>
-          <w:i w:val="0"/>
-          <w:sz w:val="20"/>
-          <w:u w:val="none"/>
-        </w:rPr>
-        <w:t>④ ⓐ, ⓑ, ⓕ, ⓖ</w:t>
-      </w:r>
-      <w:r>
-        <w:br/>
-      </w:r>
-      <w:r>
-        <w:rPr>
-          <w:b w:val="0"/>
-          <w:i w:val="0"/>
-          <w:sz w:val="20"/>
-          <w:u w:val="none"/>
-        </w:rPr>
-        <w:t>⑤ ⓑ, ⓓ, ⓕ</w:t>
+        <w:t>ⓓ My dad drives more carefully than my brother.</w:t>
+      </w:r>
+      <w:r>
+        <w:br/>
+      </w:r>
+      <w:r>
+        <w:rPr>
+          <w:b w:val="0"/>
+          <w:i w:val="0"/>
+          <w:sz w:val="20"/>
+          <w:u w:val="none"/>
+        </w:rPr>
+        <w:t>ⓔ Today is very hotter than yesterday.</w:t>
+      </w:r>
+      <w:r>
+        <w:br/>
+      </w:r>
+      <w:r>
+        <w:rPr>
+          <w:b w:val="0"/>
+          <w:i w:val="0"/>
+          <w:sz w:val="20"/>
+          <w:u w:val="none"/>
+        </w:rPr>
+        <w:t>ⓕ He is older me.</w:t>
+      </w:r>
+      <w:r>
+        <w:br/>
+      </w:r>
+      <w:r>
+        <w:rPr>
+          <w:b w:val="0"/>
+          <w:i w:val="0"/>
+          <w:sz w:val="20"/>
+          <w:u w:val="none"/>
+        </w:rPr>
+        <w:t>ⓖ Robot B is taller than Robot A.</w:t>
+      </w:r>
+      <w:r>
+        <w:br/>
+      </w:r>
+      <w:r>
+        <w:br/>
+      </w:r>
+      <w:r>
+        <w:rPr>
+          <w:b w:val="0"/>
+          <w:i w:val="0"/>
+          <w:sz w:val="20"/>
+          <w:u w:val="none"/>
+        </w:rPr>
+        <w:t>① ⓐ, ⓓ, ⓖ</w:t>
+      </w:r>
+      <w:r>
+        <w:br/>
+      </w:r>
+      <w:r>
+        <w:rPr>
+          <w:b w:val="0"/>
+          <w:i w:val="0"/>
+          <w:sz w:val="20"/>
+          <w:u w:val="none"/>
+        </w:rPr>
+        <w:t>② ⓐ, ⓑ, ⓖ</w:t>
+      </w:r>
+      <w:r>
+        <w:br/>
+      </w:r>
+      <w:r>
+        <w:rPr>
+          <w:b w:val="0"/>
+          <w:i w:val="0"/>
+          <w:sz w:val="20"/>
+          <w:u w:val="none"/>
+        </w:rPr>
+        <w:t>③ ⓐ, ⓓ, ⓔ, ⓖ</w:t>
+      </w:r>
+      <w:r>
+        <w:br/>
+      </w:r>
+      <w:r>
+        <w:rPr>
+          <w:b w:val="0"/>
+          <w:i w:val="0"/>
+          <w:sz w:val="20"/>
+          <w:u w:val="none"/>
+        </w:rPr>
+        <w:t>④ ⓐ, ⓒ, ⓓ, ⓖ</w:t>
+      </w:r>
+      <w:r>
+        <w:br/>
+      </w:r>
+      <w:r>
+        <w:rPr>
+          <w:b w:val="0"/>
+          <w:i w:val="0"/>
+          <w:sz w:val="20"/>
+          <w:u w:val="none"/>
+        </w:rPr>
+        <w:t>⑤ ⓓ, ⓕ, ⓖ</w:t>
       </w:r>
       <w:r>
         <w:br/>
@@ -335,34 +335,16 @@
           <w:sz w:val="20"/>
           <w:u w:val="none"/>
         </w:rPr>
-        <w:t xml:space="preserve">를 고르고, 틀린 문장의 very 자리에 쓸 수 있는 말을 〈보기〉에서 </w:t>
-      </w:r>
-      <w:r>
-        <w:rPr>
-          <w:b/>
-          <w:i w:val="0"/>
-          <w:sz w:val="20"/>
-          <w:u w:val="none"/>
-        </w:rPr>
-        <w:t>모두</w:t>
-      </w:r>
-      <w:r>
-        <w:rPr>
-          <w:b w:val="0"/>
-          <w:i w:val="0"/>
-          <w:sz w:val="20"/>
-          <w:u w:val="none"/>
-        </w:rPr>
-        <w:t xml:space="preserve"> 고르시오. </w:t>
-      </w:r>
-      <w:r>
-        <w:rPr>
-          <w:b w:val="0"/>
-          <w:i w:val="0"/>
-          <w:sz w:val="20"/>
-          <w:u w:val="none"/>
-        </w:rPr>
-        <w:t>(표적: 개수 — 비교급 강조어 very 함정 · 이중 비교 / 2단계 강조어 모두)</w:t>
+        <w:t xml:space="preserve">를 고르고, 틀린 문장을 찾아 바르게 고치시오. </w:t>
+      </w:r>
+      <w:r>
+        <w:rPr>
+          <w:b w:val="0"/>
+          <w:i w:val="0"/>
+          <w:sz w:val="20"/>
+          <w:u w:val="none"/>
+        </w:rPr>
+        <w:t>(표적: 개수 — 비교급 강조어 · 이중 비교 · 긴 단어 / 2단계 고쳐쓰기)</w:t>
       </w:r>
     </w:p>
     <w:p>
@@ -414,7 +396,7 @@
           <w:sz w:val="20"/>
           <w:u w:val="none"/>
         </w:rPr>
-        <w:t>ⓓ You are a lot bigger than me.</w:t>
+        <w:t>ⓓ For you, maybe you are a lot bigger than me.</w:t>
       </w:r>
       <w:r>
         <w:br/>
@@ -450,19 +432,19 @@
           <w:sz w:val="20"/>
           <w:u w:val="none"/>
         </w:rPr>
-        <w:t>ⓖ I think the veil ended up very longer than the dress.</w:t>
-      </w:r>
-      <w:r>
-        <w:br/>
-      </w:r>
-      <w:r>
-        <w:rPr>
-          <w:b w:val="0"/>
-          <w:i w:val="0"/>
-          <w:sz w:val="20"/>
-          <w:u w:val="none"/>
-        </w:rPr>
-        <w:t>ⓗ Jackson's a lot more expensive.</w:t>
+        <w:t>ⓖ Jackson's a lot expensiver.</w:t>
+      </w:r>
+      <w:r>
+        <w:br/>
+      </w:r>
+      <w:r>
+        <w:rPr>
+          <w:b w:val="0"/>
+          <w:i w:val="0"/>
+          <w:sz w:val="20"/>
+          <w:u w:val="none"/>
+        </w:rPr>
+        <w:t>ⓗ I think the veil ended up longer than the dress.</w:t>
       </w:r>
       <w:r>
         <w:br/>
@@ -493,6 +475,15 @@
       </w:r>
       <w:r>
         <w:rPr>
+          <w:b/>
+          <w:i w:val="0"/>
+          <w:sz w:val="20"/>
+          <w:u w:val="none"/>
+        </w:rPr>
+        <w:t xml:space="preserve">(1) </w:t>
+      </w:r>
+      <w:r>
+        <w:rPr>
           <w:b w:val="0"/>
           <w:i w:val="0"/>
           <w:sz w:val="20"/>
@@ -510,7 +501,7 @@
           <w:sz w:val="20"/>
           <w:u w:val="none"/>
         </w:rPr>
-        <w:t>[2단계] 〈보기〉 much / very / still / even / far / a lot / more / so</w:t>
+        <w:t>[2단계] 틀린 문장 기호와 고친 말</w:t>
       </w:r>
       <w:r>
         <w:br/>
@@ -523,6 +514,15 @@
           <w:u w:val="none"/>
         </w:rPr>
         <w:t xml:space="preserve">→ </w:t>
+      </w:r>
+      <w:r>
+        <w:rPr>
+          <w:b/>
+          <w:i w:val="0"/>
+          <w:sz w:val="20"/>
+          <w:u w:val="none"/>
+        </w:rPr>
+        <w:t xml:space="preserve">(2) </w:t>
       </w:r>
       <w:r>
         <w:rPr>
@@ -582,7 +582,7 @@
           <w:sz w:val="20"/>
           <w:u w:val="none"/>
         </w:rPr>
-        <w:t>(표적: 7문장 옳은 것만 — 최상급 · in/of · any other)</w:t>
+        <w:t>(표적: 7문장 옳은 것만 — 최상급 형태 · in/of · the 생략·불가)</w:t>
       </w:r>
     </w:p>
     <w:p>
@@ -598,7 +598,7 @@
           <w:sz w:val="20"/>
           <w:u w:val="none"/>
         </w:rPr>
-        <w:t>ⓐ David is the tallest student in our class.</w:t>
+        <w:t>ⓐ Jerry is the cutest mouse in the world.</w:t>
       </w:r>
       <w:r>
         <w:br/>
@@ -622,55 +622,55 @@
           <w:sz w:val="20"/>
           <w:u w:val="none"/>
         </w:rPr>
-        <w:t>ⓒ Jerry is the cutest mouse of the world.</w:t>
-      </w:r>
-      <w:r>
-        <w:br/>
-      </w:r>
-      <w:r>
-        <w:rPr>
-          <w:b w:val="0"/>
-          <w:i w:val="0"/>
-          <w:sz w:val="20"/>
-          <w:u w:val="none"/>
-        </w:rPr>
-        <w:t>ⓓ Tom is the most foolish cat of all.</w:t>
-      </w:r>
-      <w:r>
-        <w:br/>
-      </w:r>
-      <w:r>
-        <w:rPr>
-          <w:b w:val="0"/>
-          <w:i w:val="0"/>
-          <w:sz w:val="20"/>
-          <w:u w:val="none"/>
-        </w:rPr>
-        <w:t>ⓔ Jerry is cuter than any other mice in the world.</w:t>
-      </w:r>
-      <w:r>
-        <w:br/>
-      </w:r>
-      <w:r>
-        <w:rPr>
-          <w:b w:val="0"/>
-          <w:i w:val="0"/>
-          <w:sz w:val="20"/>
-          <w:u w:val="none"/>
-        </w:rPr>
-        <w:t>ⓕ Dolphins are the most smart sea animals.</w:t>
-      </w:r>
-      <w:r>
-        <w:br/>
-      </w:r>
-      <w:r>
-        <w:rPr>
-          <w:b w:val="0"/>
-          <w:i w:val="0"/>
-          <w:sz w:val="20"/>
-          <w:u w:val="none"/>
-        </w:rPr>
-        <w:t>ⓖ This is the most good picture in the museum.</w:t>
+        <w:t>ⓒ David is the tallest student of our class.</w:t>
+      </w:r>
+      <w:r>
+        <w:br/>
+      </w:r>
+      <w:r>
+        <w:rPr>
+          <w:b w:val="0"/>
+          <w:i w:val="0"/>
+          <w:sz w:val="20"/>
+          <w:u w:val="none"/>
+        </w:rPr>
+        <w:t>ⓓ He runs fastest.</w:t>
+      </w:r>
+      <w:r>
+        <w:br/>
+      </w:r>
+      <w:r>
+        <w:rPr>
+          <w:b w:val="0"/>
+          <w:i w:val="0"/>
+          <w:sz w:val="20"/>
+          <w:u w:val="none"/>
+        </w:rPr>
+        <w:t>ⓔ She is my the best friend.</w:t>
+      </w:r>
+      <w:r>
+        <w:br/>
+      </w:r>
+      <w:r>
+        <w:rPr>
+          <w:b w:val="0"/>
+          <w:i w:val="0"/>
+          <w:sz w:val="20"/>
+          <w:u w:val="none"/>
+        </w:rPr>
+        <w:t>ⓕ Tom is the foolishest cat of all.</w:t>
+      </w:r>
+      <w:r>
+        <w:br/>
+      </w:r>
+      <w:r>
+        <w:rPr>
+          <w:b w:val="0"/>
+          <w:i w:val="0"/>
+          <w:sz w:val="20"/>
+          <w:u w:val="none"/>
+        </w:rPr>
+        <w:t>ⓖ Math is the most difficult of all the subjects.</w:t>
       </w:r>
       <w:r>
         <w:br/>
@@ -697,43 +697,43 @@
           <w:sz w:val="20"/>
           <w:u w:val="none"/>
         </w:rPr>
-        <w:t>② ⓐ, ⓓ, ⓖ</w:t>
-      </w:r>
-      <w:r>
-        <w:br/>
-      </w:r>
-      <w:r>
-        <w:rPr>
-          <w:b w:val="0"/>
-          <w:i w:val="0"/>
-          <w:sz w:val="20"/>
-          <w:u w:val="none"/>
-        </w:rPr>
-        <w:t>③ ⓐ, ⓑ, ⓒ, ⓓ</w:t>
-      </w:r>
-      <w:r>
-        <w:br/>
-      </w:r>
-      <w:r>
-        <w:rPr>
-          <w:b w:val="0"/>
-          <w:i w:val="0"/>
-          <w:sz w:val="20"/>
-          <w:u w:val="none"/>
-        </w:rPr>
-        <w:t>④ ⓐ, ⓑ, ⓓ, ⓔ</w:t>
-      </w:r>
-      <w:r>
-        <w:br/>
-      </w:r>
-      <w:r>
-        <w:rPr>
-          <w:b w:val="0"/>
-          <w:i w:val="0"/>
-          <w:sz w:val="20"/>
-          <w:u w:val="none"/>
-        </w:rPr>
-        <w:t>⑤ ⓑ, ⓓ, ⓕ</w:t>
+        <w:t>② ⓐ, ⓑ, ⓓ, ⓖ</w:t>
+      </w:r>
+      <w:r>
+        <w:br/>
+      </w:r>
+      <w:r>
+        <w:rPr>
+          <w:b w:val="0"/>
+          <w:i w:val="0"/>
+          <w:sz w:val="20"/>
+          <w:u w:val="none"/>
+        </w:rPr>
+        <w:t>③ ⓐ, ⓑ, ⓔ, ⓖ</w:t>
+      </w:r>
+      <w:r>
+        <w:br/>
+      </w:r>
+      <w:r>
+        <w:rPr>
+          <w:b w:val="0"/>
+          <w:i w:val="0"/>
+          <w:sz w:val="20"/>
+          <w:u w:val="none"/>
+        </w:rPr>
+        <w:t>④ ⓑ, ⓒ, ⓓ, ⓖ</w:t>
+      </w:r>
+      <w:r>
+        <w:br/>
+      </w:r>
+      <w:r>
+        <w:rPr>
+          <w:b w:val="0"/>
+          <w:i w:val="0"/>
+          <w:sz w:val="20"/>
+          <w:u w:val="none"/>
+        </w:rPr>
+        <w:t>⑤ ⓐ, ⓑ, ⓓ, ⓕ, ⓖ</w:t>
       </w:r>
       <w:r>
         <w:br/>
@@ -778,16 +778,16 @@
           <w:sz w:val="20"/>
           <w:u w:val="none"/>
         </w:rPr>
-        <w:t xml:space="preserve">(A)~(C)의 각 괄호 안에서 어법상 알맞은 것끼리 짝지은 것은? </w:t>
-      </w:r>
-      <w:r>
-        <w:rPr>
-          <w:b w:val="0"/>
-          <w:i w:val="0"/>
-          <w:sz w:val="20"/>
-          <w:u w:val="none"/>
-        </w:rPr>
-        <w:t>(표적: 괄호 짝짓기 — 짧은/긴 단어 · any other)</w:t>
+        <w:t xml:space="preserve">다음 문장과 의미가 같은 것은? </w:t>
+      </w:r>
+      <w:r>
+        <w:rPr>
+          <w:b w:val="0"/>
+          <w:i w:val="0"/>
+          <w:sz w:val="20"/>
+          <w:u w:val="none"/>
+        </w:rPr>
+        <w:t>(표적: 최상급 → 비교급 + than any other + 단수명사 전환)</w:t>
       </w:r>
     </w:p>
     <w:p>
@@ -803,94 +803,70 @@
           <w:sz w:val="20"/>
           <w:u w:val="none"/>
         </w:rPr>
-        <w:t>(A) This book is (more thick / thicker) than that one.</w:t>
-      </w:r>
-      <w:r>
-        <w:br/>
-      </w:r>
-      <w:r>
-        <w:rPr>
-          <w:b w:val="0"/>
-          <w:i w:val="0"/>
-          <w:sz w:val="20"/>
-          <w:u w:val="none"/>
-        </w:rPr>
-        <w:t>(B) This sofa is (more comfortable / comfortabler) than the other one.</w:t>
-      </w:r>
-      <w:r>
-        <w:br/>
-      </w:r>
-      <w:r>
-        <w:rPr>
-          <w:b w:val="0"/>
-          <w:i w:val="0"/>
-          <w:sz w:val="20"/>
-          <w:u w:val="none"/>
-        </w:rPr>
-        <w:t>(C) Jerry is cuter than any other (mouse / mice) in the world.</w:t>
-      </w:r>
-      <w:r>
-        <w:br/>
-      </w:r>
-      <w:r>
-        <w:br/>
-      </w:r>
-      <w:r>
-        <w:rPr>
-          <w:b w:val="0"/>
-          <w:i w:val="0"/>
-          <w:sz w:val="20"/>
-          <w:u w:val="none"/>
-        </w:rPr>
-        <w:t>① more thick – more comfortable – mouse</w:t>
-      </w:r>
-      <w:r>
-        <w:br/>
-      </w:r>
-      <w:r>
-        <w:rPr>
-          <w:b w:val="0"/>
-          <w:i w:val="0"/>
-          <w:sz w:val="20"/>
-          <w:u w:val="none"/>
-        </w:rPr>
-        <w:t>② thicker – comfortabler – mice</w:t>
-      </w:r>
-      <w:r>
-        <w:br/>
-      </w:r>
-      <w:r>
-        <w:rPr>
-          <w:b w:val="0"/>
-          <w:i w:val="0"/>
-          <w:sz w:val="20"/>
-          <w:u w:val="none"/>
-        </w:rPr>
-        <w:t>③ thicker – more comfortable – mouse</w:t>
-      </w:r>
-      <w:r>
-        <w:br/>
-      </w:r>
-      <w:r>
-        <w:rPr>
-          <w:b w:val="0"/>
-          <w:i w:val="0"/>
-          <w:sz w:val="20"/>
-          <w:u w:val="none"/>
-        </w:rPr>
-        <w:t>④ thicker – more comfortable – mice</w:t>
-      </w:r>
-      <w:r>
-        <w:br/>
-      </w:r>
-      <w:r>
-        <w:rPr>
-          <w:b w:val="0"/>
-          <w:i w:val="0"/>
-          <w:sz w:val="20"/>
-          <w:u w:val="none"/>
-        </w:rPr>
-        <w:t>⑤ more thick – comfortabler – mouse</w:t>
+        <w:t>Jerry is the cutest mouse in the world.</w:t>
+      </w:r>
+      <w:r>
+        <w:br/>
+      </w:r>
+      <w:r>
+        <w:br/>
+      </w:r>
+      <w:r>
+        <w:rPr>
+          <w:b w:val="0"/>
+          <w:i w:val="0"/>
+          <w:sz w:val="20"/>
+          <w:u w:val="none"/>
+        </w:rPr>
+        <w:t>① Jerry is cuter than any other mice in the world.</w:t>
+      </w:r>
+      <w:r>
+        <w:br/>
+      </w:r>
+      <w:r>
+        <w:rPr>
+          <w:b w:val="0"/>
+          <w:i w:val="0"/>
+          <w:sz w:val="20"/>
+          <w:u w:val="none"/>
+        </w:rPr>
+        <w:t>② Jerry is cuter than other mouse in the world.</w:t>
+      </w:r>
+      <w:r>
+        <w:br/>
+      </w:r>
+      <w:r>
+        <w:rPr>
+          <w:b w:val="0"/>
+          <w:i w:val="0"/>
+          <w:sz w:val="20"/>
+          <w:u w:val="none"/>
+        </w:rPr>
+        <w:t>③ Jerry is cuter than any other mouse in the world.</w:t>
+      </w:r>
+      <w:r>
+        <w:br/>
+      </w:r>
+      <w:r>
+        <w:rPr>
+          <w:b w:val="0"/>
+          <w:i w:val="0"/>
+          <w:sz w:val="20"/>
+          <w:u w:val="none"/>
+        </w:rPr>
+        <w:t>④ Jerry is cutest than any other mouse in the world.</w:t>
+      </w:r>
+      <w:r>
+        <w:br/>
+      </w:r>
+      <w:r>
+        <w:rPr>
+          <w:b w:val="0"/>
+          <w:i w:val="0"/>
+          <w:sz w:val="20"/>
+          <w:u w:val="none"/>
+        </w:rPr>
+        <w:t>⑤ Jerry is more cute than any other mouse in the world.</w:t>
       </w:r>
       <w:r>
         <w:br/>
@@ -925,7 +901,7 @@
           <w:sz w:val="20"/>
           <w:u w:val="none"/>
         </w:rPr>
-        <w:t>B. 철자 규칙 ①~④ · 원급–비교급–최상급 표 · Grammar Review 고쳐쓰기</w:t>
+        <w:t>B. 철자 규칙 ①~④ · 원급–비교급–최상급 표 · Grammar Review 고쳐쓰기 · 뜻에 따라 다른 형태</w:t>
       </w:r>
     </w:p>
     <w:p>
@@ -949,7 +925,7 @@
           <w:sz w:val="20"/>
           <w:u w:val="none"/>
         </w:rPr>
-        <w:t xml:space="preserve">다음은 영화·드라마 대사의 괄호 안 단어를 알맞은 형태로 고쳐 쓴 결과이다. </w:t>
+        <w:t xml:space="preserve">다음 영화·드라마 대사의 밑줄 친 ⓐ~ⓕ를 문맥과 어법에 맞게 고쳐 쓴 결과이다. </w:t>
       </w:r>
       <w:r>
         <w:rPr>
@@ -976,7 +952,7 @@
           <w:sz w:val="20"/>
           <w:u w:val="none"/>
         </w:rPr>
-        <w:t>(표적: 고쳐쓰기 결과 묶음 — 원형 노출 · 철자 규칙 ①~④ · 불규칙)</w:t>
+        <w:t>(표적: 원형 노출 고쳐쓰기 결과 대조 — 철자 규칙 ①② · 긴 단어 · 불규칙 ④)</w:t>
       </w:r>
     </w:p>
     <w:p>
@@ -992,154 +968,250 @@
           <w:sz w:val="20"/>
           <w:u w:val="none"/>
         </w:rPr>
-        <w:t>ⓐ (Old) than all of us here.</w:t>
-      </w:r>
-      <w:r>
-        <w:br/>
-      </w:r>
-      <w:r>
-        <w:rPr>
-          <w:b w:val="0"/>
-          <w:i w:val="0"/>
-          <w:sz w:val="20"/>
-          <w:u w:val="none"/>
-        </w:rPr>
-        <w:t>ⓑ You have to try and eat (healthy).</w:t>
-      </w:r>
-      <w:r>
-        <w:br/>
-      </w:r>
-      <w:r>
-        <w:rPr>
-          <w:b w:val="0"/>
-          <w:i w:val="0"/>
-          <w:sz w:val="20"/>
-          <w:u w:val="none"/>
-        </w:rPr>
-        <w:t>ⓒ But in Italian it sounds much (nice), you know?</w:t>
-      </w:r>
-      <w:r>
-        <w:br/>
-      </w:r>
-      <w:r>
-        <w:rPr>
-          <w:b w:val="0"/>
-          <w:i w:val="0"/>
-          <w:sz w:val="20"/>
-          <w:u w:val="none"/>
-        </w:rPr>
-        <w:t>ⓓ Good behavior in the first place is (important) than theatrical apologies afterwards.</w:t>
-      </w:r>
-      <w:r>
-        <w:br/>
-      </w:r>
-      <w:r>
-        <w:rPr>
-          <w:b w:val="0"/>
-          <w:i w:val="0"/>
-          <w:sz w:val="20"/>
-          <w:u w:val="none"/>
-        </w:rPr>
-        <w:t>ⓔ Courage is the (good) defense that you have now.</w:t>
-      </w:r>
-      <w:r>
-        <w:br/>
-      </w:r>
-      <w:r>
-        <w:rPr>
-          <w:b w:val="0"/>
-          <w:i w:val="0"/>
-          <w:sz w:val="20"/>
-          <w:u w:val="none"/>
-        </w:rPr>
-        <w:t>ⓕ I do believe those first two years were the (bad) for him.</w:t>
-      </w:r>
-      <w:r>
-        <w:br/>
-      </w:r>
-      <w:r>
-        <w:rPr>
-          <w:b w:val="0"/>
-          <w:i w:val="0"/>
-          <w:sz w:val="20"/>
-          <w:u w:val="none"/>
-        </w:rPr>
-        <w:t>ⓖ It doesn't make me any (little) smart.</w:t>
-      </w:r>
-      <w:r>
-        <w:br/>
-      </w:r>
-      <w:r>
-        <w:rPr>
-          <w:b w:val="0"/>
-          <w:i w:val="0"/>
-          <w:sz w:val="20"/>
-          <w:u w:val="none"/>
-        </w:rPr>
-        <w:t>〈고친 결과〉 ⓐ Older ⓑ healthyer ⓒ nicer ⓓ importanter ⓔ best ⓕ baddest ⓖ less</w:t>
-      </w:r>
-      <w:r>
-        <w:br/>
-      </w:r>
-      <w:r>
-        <w:br/>
-      </w:r>
-      <w:r>
-        <w:rPr>
-          <w:b w:val="0"/>
-          <w:i w:val="0"/>
-          <w:sz w:val="20"/>
-          <w:u w:val="none"/>
-        </w:rPr>
-        <w:t>① ⓐ, ⓒ, ⓔ</w:t>
-      </w:r>
-      <w:r>
-        <w:br/>
-      </w:r>
-      <w:r>
-        <w:rPr>
-          <w:b w:val="0"/>
-          <w:i w:val="0"/>
-          <w:sz w:val="20"/>
-          <w:u w:val="none"/>
-        </w:rPr>
-        <w:t>② ⓐ, ⓒ, ⓔ, ⓖ</w:t>
-      </w:r>
-      <w:r>
-        <w:br/>
-      </w:r>
-      <w:r>
-        <w:rPr>
-          <w:b w:val="0"/>
-          <w:i w:val="0"/>
-          <w:sz w:val="20"/>
-          <w:u w:val="none"/>
-        </w:rPr>
-        <w:t>③ ⓐ, ⓑ, ⓒ, ⓖ</w:t>
-      </w:r>
-      <w:r>
-        <w:br/>
-      </w:r>
-      <w:r>
-        <w:rPr>
-          <w:b w:val="0"/>
-          <w:i w:val="0"/>
-          <w:sz w:val="20"/>
-          <w:u w:val="none"/>
-        </w:rPr>
-        <w:t>④ ⓒ, ⓔ, ⓕ, ⓖ</w:t>
-      </w:r>
-      <w:r>
-        <w:br/>
-      </w:r>
-      <w:r>
-        <w:rPr>
-          <w:b w:val="0"/>
-          <w:i w:val="0"/>
-          <w:sz w:val="20"/>
-          <w:u w:val="none"/>
-        </w:rPr>
-        <w:t>⑤ ⓐ, ⓒ, ⓓ, ⓔ, ⓖ</w:t>
+        <w:t xml:space="preserve">ⓐ Good behavior in the first place is </w:t>
+      </w:r>
+      <w:r>
+        <w:rPr>
+          <w:b w:val="0"/>
+          <w:i w:val="0"/>
+          <w:sz w:val="20"/>
+          <w:u w:val="single"/>
+        </w:rPr>
+        <w:t>(important)</w:t>
+      </w:r>
+      <w:r>
+        <w:rPr>
+          <w:b w:val="0"/>
+          <w:i w:val="0"/>
+          <w:sz w:val="20"/>
+          <w:u w:val="none"/>
+        </w:rPr>
+        <w:t xml:space="preserve"> than theatrical apologies afterwards.</w:t>
+      </w:r>
+      <w:r>
+        <w:br/>
+      </w:r>
+      <w:r>
+        <w:rPr>
+          <w:b w:val="0"/>
+          <w:i w:val="0"/>
+          <w:sz w:val="20"/>
+          <w:u w:val="none"/>
+        </w:rPr>
+        <w:t xml:space="preserve">ⓑ You have to try and eat </w:t>
+      </w:r>
+      <w:r>
+        <w:rPr>
+          <w:b w:val="0"/>
+          <w:i w:val="0"/>
+          <w:sz w:val="20"/>
+          <w:u w:val="single"/>
+        </w:rPr>
+        <w:t>(healthy)</w:t>
+      </w:r>
+      <w:r>
+        <w:rPr>
+          <w:b w:val="0"/>
+          <w:i w:val="0"/>
+          <w:sz w:val="20"/>
+          <w:u w:val="none"/>
+        </w:rPr>
+        <w:t>.</w:t>
+      </w:r>
+      <w:r>
+        <w:br/>
+      </w:r>
+      <w:r>
+        <w:rPr>
+          <w:b w:val="0"/>
+          <w:i w:val="0"/>
+          <w:sz w:val="20"/>
+          <w:u w:val="none"/>
+        </w:rPr>
+        <w:t xml:space="preserve">ⓒ But in Italian it sounds much </w:t>
+      </w:r>
+      <w:r>
+        <w:rPr>
+          <w:b w:val="0"/>
+          <w:i w:val="0"/>
+          <w:sz w:val="20"/>
+          <w:u w:val="single"/>
+        </w:rPr>
+        <w:t>(nice)</w:t>
+      </w:r>
+      <w:r>
+        <w:rPr>
+          <w:b w:val="0"/>
+          <w:i w:val="0"/>
+          <w:sz w:val="20"/>
+          <w:u w:val="none"/>
+        </w:rPr>
+        <w:t xml:space="preserve"> you know?</w:t>
+      </w:r>
+      <w:r>
+        <w:br/>
+      </w:r>
+      <w:r>
+        <w:rPr>
+          <w:b w:val="0"/>
+          <w:i w:val="0"/>
+          <w:sz w:val="20"/>
+          <w:u w:val="none"/>
+        </w:rPr>
+        <w:t xml:space="preserve">ⓓ I know exactly what I'm doing, and it doesn't make me any </w:t>
+      </w:r>
+      <w:r>
+        <w:rPr>
+          <w:b w:val="0"/>
+          <w:i w:val="0"/>
+          <w:sz w:val="20"/>
+          <w:u w:val="single"/>
+        </w:rPr>
+        <w:t>(little)</w:t>
+      </w:r>
+      <w:r>
+        <w:rPr>
+          <w:b w:val="0"/>
+          <w:i w:val="0"/>
+          <w:sz w:val="20"/>
+          <w:u w:val="none"/>
+        </w:rPr>
+        <w:t xml:space="preserve"> smart.</w:t>
+      </w:r>
+      <w:r>
+        <w:br/>
+      </w:r>
+      <w:r>
+        <w:rPr>
+          <w:b w:val="0"/>
+          <w:i w:val="0"/>
+          <w:sz w:val="20"/>
+          <w:u w:val="none"/>
+        </w:rPr>
+        <w:t xml:space="preserve">ⓔ Courage is the </w:t>
+      </w:r>
+      <w:r>
+        <w:rPr>
+          <w:b w:val="0"/>
+          <w:i w:val="0"/>
+          <w:sz w:val="20"/>
+          <w:u w:val="single"/>
+        </w:rPr>
+        <w:t>(good)</w:t>
+      </w:r>
+      <w:r>
+        <w:rPr>
+          <w:b w:val="0"/>
+          <w:i w:val="0"/>
+          <w:sz w:val="20"/>
+          <w:u w:val="none"/>
+        </w:rPr>
+        <w:t xml:space="preserve"> defense that you have now.</w:t>
+      </w:r>
+      <w:r>
+        <w:br/>
+      </w:r>
+      <w:r>
+        <w:rPr>
+          <w:b w:val="0"/>
+          <w:i w:val="0"/>
+          <w:sz w:val="20"/>
+          <w:u w:val="none"/>
+        </w:rPr>
+        <w:t xml:space="preserve">ⓕ I do believe those first two years were the </w:t>
+      </w:r>
+      <w:r>
+        <w:rPr>
+          <w:b w:val="0"/>
+          <w:i w:val="0"/>
+          <w:sz w:val="20"/>
+          <w:u w:val="single"/>
+        </w:rPr>
+        <w:t>(bad)</w:t>
+      </w:r>
+      <w:r>
+        <w:rPr>
+          <w:b w:val="0"/>
+          <w:i w:val="0"/>
+          <w:sz w:val="20"/>
+          <w:u w:val="none"/>
+        </w:rPr>
+        <w:t xml:space="preserve"> for him.</w:t>
+      </w:r>
+      <w:r>
+        <w:br/>
+      </w:r>
+      <w:r>
+        <w:rPr>
+          <w:b w:val="0"/>
+          <w:i w:val="0"/>
+          <w:sz w:val="20"/>
+          <w:u w:val="none"/>
+        </w:rPr>
+        <w:t>〈고친 결과〉 ⓐ importanter ⓑ healthier ⓒ nicer ⓓ littler ⓔ best ⓕ baddest</w:t>
+      </w:r>
+      <w:r>
+        <w:br/>
+      </w:r>
+      <w:r>
+        <w:br/>
+      </w:r>
+      <w:r>
+        <w:rPr>
+          <w:b w:val="0"/>
+          <w:i w:val="0"/>
+          <w:sz w:val="20"/>
+          <w:u w:val="none"/>
+        </w:rPr>
+        <w:t>① ⓑ, ⓒ, ⓔ</w:t>
+      </w:r>
+      <w:r>
+        <w:br/>
+      </w:r>
+      <w:r>
+        <w:rPr>
+          <w:b w:val="0"/>
+          <w:i w:val="0"/>
+          <w:sz w:val="20"/>
+          <w:u w:val="none"/>
+        </w:rPr>
+        <w:t>② ⓐ, ⓒ, ⓔ</w:t>
+      </w:r>
+      <w:r>
+        <w:br/>
+      </w:r>
+      <w:r>
+        <w:rPr>
+          <w:b w:val="0"/>
+          <w:i w:val="0"/>
+          <w:sz w:val="20"/>
+          <w:u w:val="none"/>
+        </w:rPr>
+        <w:t>③ ⓑ, ⓒ, ⓓ</w:t>
+      </w:r>
+      <w:r>
+        <w:br/>
+      </w:r>
+      <w:r>
+        <w:rPr>
+          <w:b w:val="0"/>
+          <w:i w:val="0"/>
+          <w:sz w:val="20"/>
+          <w:u w:val="none"/>
+        </w:rPr>
+        <w:t>④ ⓑ, ⓔ, ⓕ</w:t>
+      </w:r>
+      <w:r>
+        <w:br/>
+      </w:r>
+      <w:r>
+        <w:rPr>
+          <w:b w:val="0"/>
+          <w:i w:val="0"/>
+          <w:sz w:val="20"/>
+          <w:u w:val="none"/>
+        </w:rPr>
+        <w:t>⑤ ⓐ, ⓑ, ⓒ, ⓔ</w:t>
       </w:r>
       <w:r>
         <w:br/>
@@ -1184,7 +1256,7 @@
           <w:sz w:val="20"/>
           <w:u w:val="none"/>
         </w:rPr>
-        <w:t xml:space="preserve">다음 ①~⑩ 중 원급–비교급–최상급이 </w:t>
+        <w:t xml:space="preserve">다음 ⓐ~ⓗ 중 원급–비교급–최상급이 </w:t>
       </w:r>
       <w:r>
         <w:rPr>
@@ -1193,16 +1265,16 @@
           <w:sz w:val="20"/>
           <w:u w:val="none"/>
         </w:rPr>
-        <w:t>모두 바르게</w:t>
-      </w:r>
-      <w:r>
-        <w:rPr>
-          <w:b w:val="0"/>
-          <w:i w:val="0"/>
-          <w:sz w:val="20"/>
-          <w:u w:val="none"/>
-        </w:rPr>
-        <w:t xml:space="preserve"> 쓰인 줄을 </w:t>
+        <w:t>바르게</w:t>
+      </w:r>
+      <w:r>
+        <w:rPr>
+          <w:b w:val="0"/>
+          <w:i w:val="0"/>
+          <w:sz w:val="20"/>
+          <w:u w:val="none"/>
+        </w:rPr>
+        <w:t xml:space="preserve"> 짝지어진 것만 </w:t>
       </w:r>
       <w:r>
         <w:rPr>
@@ -1220,16 +1292,16 @@
           <w:sz w:val="20"/>
           <w:u w:val="none"/>
         </w:rPr>
-        <w:t xml:space="preserve"> 고르고, 틀린 줄은 틀린 형태를 바르게 고치시오. </w:t>
-      </w:r>
-      <w:r>
-        <w:rPr>
-          <w:b w:val="0"/>
-          <w:i w:val="0"/>
-          <w:sz w:val="20"/>
-          <w:u w:val="none"/>
-        </w:rPr>
-        <w:t>(표적: 있는 대로 — 변화표 전 범위(줄 단위 전수검증))</w:t>
+        <w:t xml:space="preserve"> 고른 것을 고르고, 틀린 것은 바르게 고치시오. </w:t>
+      </w:r>
+      <w:r>
+        <w:rPr>
+          <w:b w:val="0"/>
+          <w:i w:val="0"/>
+          <w:sz w:val="20"/>
+          <w:u w:val="none"/>
+        </w:rPr>
+        <w:t>(표적: 있는 대로 — 변화표 · 철자 규칙 · 불규칙 / 2단계 고쳐쓰기)</w:t>
       </w:r>
     </w:p>
     <w:p>
@@ -1245,127 +1317,178 @@
           <w:sz w:val="20"/>
           <w:u w:val="none"/>
         </w:rPr>
-        <w:t>① tall–taller–tallest / long–longer–longest / short–shorter–shortest / small–smaller–smallest / high–higher–highest</w:t>
-      </w:r>
-      <w:r>
-        <w:br/>
-      </w:r>
-      <w:r>
-        <w:rPr>
-          <w:b w:val="0"/>
-          <w:i w:val="0"/>
-          <w:sz w:val="20"/>
-          <w:u w:val="none"/>
-        </w:rPr>
-        <w:t>② low–lower–lowest / cheap–cheaper–cheapest / narrow–narrower–narrowest / wide–wider–widest / deep–deeper–deepest / dark–darker–darkest</w:t>
-      </w:r>
-      <w:r>
-        <w:br/>
-      </w:r>
-      <w:r>
-        <w:rPr>
-          <w:b w:val="0"/>
-          <w:i w:val="0"/>
-          <w:sz w:val="20"/>
-          <w:u w:val="none"/>
-        </w:rPr>
-        <w:t>③ big–bigger–biggest / fat–fatter–fattest / thin–thinner–thinnest / hot–hotter–hottest / large–larger–largest</w:t>
-      </w:r>
-      <w:r>
-        <w:br/>
-      </w:r>
-      <w:r>
-        <w:rPr>
-          <w:b w:val="0"/>
-          <w:i w:val="0"/>
-          <w:sz w:val="20"/>
-          <w:u w:val="none"/>
-        </w:rPr>
-        <w:t>④ pretty–prettier–prettiest / happy–happier–happiest / busy–busier–busiest / heavy–heavyer–heavyest / easy–easier–easiest</w:t>
-      </w:r>
-      <w:r>
-        <w:br/>
-      </w:r>
-      <w:r>
-        <w:rPr>
-          <w:b w:val="0"/>
-          <w:i w:val="0"/>
-          <w:sz w:val="20"/>
-          <w:u w:val="none"/>
-        </w:rPr>
-        <w:t>⑤ beautiful–more beautiful–most beautiful / famous–more famous–most famous / important–more important–most important / interesting–more interesting–most interesting / useful–usefuller–usefullest</w:t>
-      </w:r>
-      <w:r>
-        <w:br/>
-      </w:r>
-      <w:r>
-        <w:rPr>
-          <w:b w:val="0"/>
-          <w:i w:val="0"/>
-          <w:sz w:val="20"/>
-          <w:u w:val="none"/>
-        </w:rPr>
-        <w:t>⑥ fine–finer–finest / wise–wiser–wisest / close–closer–closest / late(시간)–later–latest / clever–cleverer–cleverest</w:t>
-      </w:r>
-      <w:r>
-        <w:br/>
-      </w:r>
-      <w:r>
-        <w:rPr>
-          <w:b w:val="0"/>
-          <w:i w:val="0"/>
-          <w:sz w:val="20"/>
-          <w:u w:val="none"/>
-        </w:rPr>
-        <w:t>⑦ fast–faster–fastest / slow–slower–slowest / slowly–slowlier–slowliest / hard–harder–hardest / warm–warmer–warmest</w:t>
-      </w:r>
-      <w:r>
-        <w:br/>
-      </w:r>
-      <w:r>
-        <w:rPr>
-          <w:b w:val="0"/>
-          <w:i w:val="0"/>
-          <w:sz w:val="20"/>
-          <w:u w:val="none"/>
-        </w:rPr>
-        <w:t>⑧ good–better–best / well–better–best / bad–worse–worst / many–more–most / much–more–most / little–littler–littlest</w:t>
-      </w:r>
-      <w:r>
-        <w:br/>
-      </w:r>
-      <w:r>
-        <w:rPr>
-          <w:b w:val="0"/>
-          <w:i w:val="0"/>
-          <w:sz w:val="20"/>
-          <w:u w:val="none"/>
-        </w:rPr>
-        <w:t>⑨ cool–cooler–coolest / cold–colder–coldest / strong–stronger–strongest / weak–weaker–weakest / few–fewer–fewest / useless–more useless–most useless</w:t>
-      </w:r>
-      <w:r>
-        <w:br/>
-      </w:r>
-      <w:r>
-        <w:rPr>
-          <w:b w:val="0"/>
-          <w:i w:val="0"/>
-          <w:sz w:val="20"/>
-          <w:u w:val="none"/>
-        </w:rPr>
-        <w:t>⑩ light–lighter–lightest / new–newer–newest / young–younger–youngest / bright–brighter–brightest / far(거리)–farther–farthest</w:t>
-      </w:r>
-      <w:r>
-        <w:br/>
-      </w:r>
-      <w:r>
-        <w:rPr>
-          <w:b w:val="0"/>
-          <w:i w:val="0"/>
-          <w:sz w:val="20"/>
-          <w:u w:val="none"/>
-        </w:rPr>
-        <w:t xml:space="preserve">→ 모두 옳은 줄: </w:t>
+        <w:t>ⓐ big – bigger – biggest</w:t>
+      </w:r>
+      <w:r>
+        <w:br/>
+      </w:r>
+      <w:r>
+        <w:rPr>
+          <w:b w:val="0"/>
+          <w:i w:val="0"/>
+          <w:sz w:val="20"/>
+          <w:u w:val="none"/>
+        </w:rPr>
+        <w:t>ⓑ early – more earlier – most earliest</w:t>
+      </w:r>
+      <w:r>
+        <w:br/>
+      </w:r>
+      <w:r>
+        <w:rPr>
+          <w:b w:val="0"/>
+          <w:i w:val="0"/>
+          <w:sz w:val="20"/>
+          <w:u w:val="none"/>
+        </w:rPr>
+        <w:t>ⓒ late(시간) – latter – lastest</w:t>
+      </w:r>
+      <w:r>
+        <w:br/>
+      </w:r>
+      <w:r>
+        <w:rPr>
+          <w:b w:val="0"/>
+          <w:i w:val="0"/>
+          <w:sz w:val="20"/>
+          <w:u w:val="none"/>
+        </w:rPr>
+        <w:t>ⓓ useful – more useful – most useful</w:t>
+      </w:r>
+      <w:r>
+        <w:br/>
+      </w:r>
+      <w:r>
+        <w:rPr>
+          <w:b w:val="0"/>
+          <w:i w:val="0"/>
+          <w:sz w:val="20"/>
+          <w:u w:val="none"/>
+        </w:rPr>
+        <w:t>ⓔ heavy – heavier – heaviest</w:t>
+      </w:r>
+      <w:r>
+        <w:br/>
+      </w:r>
+      <w:r>
+        <w:rPr>
+          <w:b w:val="0"/>
+          <w:i w:val="0"/>
+          <w:sz w:val="20"/>
+          <w:u w:val="none"/>
+        </w:rPr>
+        <w:t>ⓕ good – gooder – goodest</w:t>
+      </w:r>
+      <w:r>
+        <w:br/>
+      </w:r>
+      <w:r>
+        <w:rPr>
+          <w:b w:val="0"/>
+          <w:i w:val="0"/>
+          <w:sz w:val="20"/>
+          <w:u w:val="none"/>
+        </w:rPr>
+        <w:t>ⓖ slowly – more slowly – most slowly</w:t>
+      </w:r>
+      <w:r>
+        <w:br/>
+      </w:r>
+      <w:r>
+        <w:rPr>
+          <w:b w:val="0"/>
+          <w:i w:val="0"/>
+          <w:sz w:val="20"/>
+          <w:u w:val="none"/>
+        </w:rPr>
+        <w:t>ⓗ little – less – least</w:t>
+      </w:r>
+      <w:r>
+        <w:br/>
+      </w:r>
+      <w:r>
+        <w:br/>
+      </w:r>
+      <w:r>
+        <w:rPr>
+          <w:b w:val="0"/>
+          <w:i w:val="0"/>
+          <w:sz w:val="20"/>
+          <w:u w:val="none"/>
+        </w:rPr>
+        <w:t>[1단계]</w:t>
+      </w:r>
+      <w:r>
+        <w:br/>
+      </w:r>
+      <w:r>
+        <w:rPr>
+          <w:b w:val="0"/>
+          <w:i w:val="0"/>
+          <w:sz w:val="20"/>
+          <w:u w:val="none"/>
+        </w:rPr>
+        <w:t>① ⓐ, ⓓ, ⓔ, ⓖ</w:t>
+      </w:r>
+      <w:r>
+        <w:br/>
+      </w:r>
+      <w:r>
+        <w:rPr>
+          <w:b w:val="0"/>
+          <w:i w:val="0"/>
+          <w:sz w:val="20"/>
+          <w:u w:val="none"/>
+        </w:rPr>
+        <w:t>② ⓐ, ⓓ, ⓔ, ⓖ, ⓗ</w:t>
+      </w:r>
+      <w:r>
+        <w:br/>
+      </w:r>
+      <w:r>
+        <w:rPr>
+          <w:b w:val="0"/>
+          <w:i w:val="0"/>
+          <w:sz w:val="20"/>
+          <w:u w:val="none"/>
+        </w:rPr>
+        <w:t>③ ⓐ, ⓑ, ⓓ, ⓔ, ⓗ</w:t>
+      </w:r>
+      <w:r>
+        <w:br/>
+      </w:r>
+      <w:r>
+        <w:rPr>
+          <w:b w:val="0"/>
+          <w:i w:val="0"/>
+          <w:sz w:val="20"/>
+          <w:u w:val="none"/>
+        </w:rPr>
+        <w:t>④ ⓐ, ⓒ, ⓔ, ⓖ, ⓗ</w:t>
+      </w:r>
+      <w:r>
+        <w:br/>
+      </w:r>
+      <w:r>
+        <w:rPr>
+          <w:b w:val="0"/>
+          <w:i w:val="0"/>
+          <w:sz w:val="20"/>
+          <w:u w:val="none"/>
+        </w:rPr>
+        <w:t>⑤ ⓓ, ⓔ, ⓕ, ⓖ, ⓗ</w:t>
+      </w:r>
+      <w:r>
+        <w:br/>
+      </w:r>
+      <w:r>
+        <w:rPr>
+          <w:b w:val="0"/>
+          <w:i w:val="0"/>
+          <w:sz w:val="20"/>
+          <w:u w:val="none"/>
+        </w:rPr>
+        <w:t xml:space="preserve">→ </w:t>
       </w:r>
       <w:r>
         <w:rPr>
@@ -1386,13 +1509,28 @@
         <w:t>__________</w:t>
       </w:r>
       <w:r>
-        <w:rPr>
-          <w:b w:val="0"/>
-          <w:i w:val="0"/>
-          <w:sz w:val="20"/>
-          <w:u w:val="none"/>
-        </w:rPr>
-        <w:t xml:space="preserve"> 틀린 줄 고치기: </w:t>
+        <w:br/>
+      </w:r>
+      <w:r>
+        <w:rPr>
+          <w:b w:val="0"/>
+          <w:i w:val="0"/>
+          <w:sz w:val="20"/>
+          <w:u w:val="none"/>
+        </w:rPr>
+        <w:t>[2단계] 틀린 것 고치기</w:t>
+      </w:r>
+      <w:r>
+        <w:br/>
+      </w:r>
+      <w:r>
+        <w:rPr>
+          <w:b w:val="0"/>
+          <w:i w:val="0"/>
+          <w:sz w:val="20"/>
+          <w:u w:val="none"/>
+        </w:rPr>
+        <w:t xml:space="preserve">→ </w:t>
       </w:r>
       <w:r>
         <w:rPr>
@@ -1443,7 +1581,7 @@
           <w:sz w:val="20"/>
           <w:u w:val="none"/>
         </w:rPr>
-        <w:t>(표적: 괄호 짝짓기 — 뜻에 따라 형태가 다른 비교급(old·late·far·ill))</w:t>
+        <w:t>(표적: 괄호 짝짓기 — 뜻에 따라 형태가 다른 비교급·최상급(old · late · far))</w:t>
       </w:r>
     </w:p>
     <w:p>
@@ -1459,106 +1597,106 @@
           <w:sz w:val="20"/>
           <w:u w:val="none"/>
         </w:rPr>
-        <w:t>(A) My grandfather is ten years (older / elder) than my grandmother.</w:t>
-      </w:r>
-      <w:r>
-        <w:br/>
-      </w:r>
-      <w:r>
-        <w:rPr>
-          <w:b w:val="0"/>
-          <w:i w:val="0"/>
-          <w:sz w:val="20"/>
-          <w:u w:val="none"/>
-        </w:rPr>
-        <w:t>(B) I liked the (later / latter) half of the movie more.</w:t>
-      </w:r>
-      <w:r>
-        <w:br/>
-      </w:r>
-      <w:r>
-        <w:rPr>
-          <w:b w:val="0"/>
-          <w:i w:val="0"/>
-          <w:sz w:val="20"/>
-          <w:u w:val="none"/>
-        </w:rPr>
-        <w:t>(C) Please call me for (farther / further) information.</w:t>
-      </w:r>
-      <w:r>
-        <w:br/>
-      </w:r>
-      <w:r>
-        <w:rPr>
-          <w:b w:val="0"/>
-          <w:i w:val="0"/>
-          <w:sz w:val="20"/>
-          <w:u w:val="none"/>
-        </w:rPr>
-        <w:t>(D) He felt (worse / iller) today than yesterday.</w:t>
-      </w:r>
-      <w:r>
-        <w:br/>
-      </w:r>
-      <w:r>
-        <w:br/>
-      </w:r>
-      <w:r>
-        <w:rPr>
-          <w:b w:val="0"/>
-          <w:i w:val="0"/>
-          <w:sz w:val="20"/>
-          <w:u w:val="none"/>
-        </w:rPr>
-        <w:t>① older – later – farther – worse</w:t>
-      </w:r>
-      <w:r>
-        <w:br/>
-      </w:r>
-      <w:r>
-        <w:rPr>
-          <w:b w:val="0"/>
-          <w:i w:val="0"/>
-          <w:sz w:val="20"/>
-          <w:u w:val="none"/>
-        </w:rPr>
-        <w:t>② elder – latter – further – iller</w:t>
-      </w:r>
-      <w:r>
-        <w:br/>
-      </w:r>
-      <w:r>
-        <w:rPr>
-          <w:b w:val="0"/>
-          <w:i w:val="0"/>
-          <w:sz w:val="20"/>
-          <w:u w:val="none"/>
-        </w:rPr>
-        <w:t>③ older – latter – further – worse</w:t>
-      </w:r>
-      <w:r>
-        <w:br/>
-      </w:r>
-      <w:r>
-        <w:rPr>
-          <w:b w:val="0"/>
-          <w:i w:val="0"/>
-          <w:sz w:val="20"/>
-          <w:u w:val="none"/>
-        </w:rPr>
-        <w:t>④ elder – later – further – worse</w:t>
-      </w:r>
-      <w:r>
-        <w:br/>
-      </w:r>
-      <w:r>
-        <w:rPr>
-          <w:b w:val="0"/>
-          <w:i w:val="0"/>
-          <w:sz w:val="20"/>
-          <w:u w:val="none"/>
-        </w:rPr>
-        <w:t>⑤ older – latter – farther – iller</w:t>
+        <w:t>(A) He is (older / elder) than me.</w:t>
+      </w:r>
+      <w:r>
+        <w:br/>
+      </w:r>
+      <w:r>
+        <w:rPr>
+          <w:b w:val="0"/>
+          <w:i w:val="0"/>
+          <w:sz w:val="20"/>
+          <w:u w:val="none"/>
+        </w:rPr>
+        <w:t>(B) the (latter / later) half</w:t>
+      </w:r>
+      <w:r>
+        <w:br/>
+      </w:r>
+      <w:r>
+        <w:rPr>
+          <w:b w:val="0"/>
+          <w:i w:val="0"/>
+          <w:sz w:val="20"/>
+          <w:u w:val="none"/>
+        </w:rPr>
+        <w:t>(C) (farther / further) information</w:t>
+      </w:r>
+      <w:r>
+        <w:br/>
+      </w:r>
+      <w:r>
+        <w:rPr>
+          <w:b w:val="0"/>
+          <w:i w:val="0"/>
+          <w:sz w:val="20"/>
+          <w:u w:val="none"/>
+        </w:rPr>
+        <w:t>(D) (farther / further) from here</w:t>
+      </w:r>
+      <w:r>
+        <w:br/>
+      </w:r>
+      <w:r>
+        <w:br/>
+      </w:r>
+      <w:r>
+        <w:rPr>
+          <w:b w:val="0"/>
+          <w:i w:val="0"/>
+          <w:sz w:val="20"/>
+          <w:u w:val="none"/>
+        </w:rPr>
+        <w:t>① older – latter – further – farther</w:t>
+      </w:r>
+      <w:r>
+        <w:br/>
+      </w:r>
+      <w:r>
+        <w:rPr>
+          <w:b w:val="0"/>
+          <w:i w:val="0"/>
+          <w:sz w:val="20"/>
+          <w:u w:val="none"/>
+        </w:rPr>
+        <w:t>② older – later – further – farther</w:t>
+      </w:r>
+      <w:r>
+        <w:br/>
+      </w:r>
+      <w:r>
+        <w:rPr>
+          <w:b w:val="0"/>
+          <w:i w:val="0"/>
+          <w:sz w:val="20"/>
+          <w:u w:val="none"/>
+        </w:rPr>
+        <w:t>③ older – latter – farther – further</w:t>
+      </w:r>
+      <w:r>
+        <w:br/>
+      </w:r>
+      <w:r>
+        <w:rPr>
+          <w:b w:val="0"/>
+          <w:i w:val="0"/>
+          <w:sz w:val="20"/>
+          <w:u w:val="none"/>
+        </w:rPr>
+        <w:t>④ elder – latter – further – farther</w:t>
+      </w:r>
+      <w:r>
+        <w:br/>
+      </w:r>
+      <w:r>
+        <w:rPr>
+          <w:b w:val="0"/>
+          <w:i w:val="0"/>
+          <w:sz w:val="20"/>
+          <w:u w:val="none"/>
+        </w:rPr>
+        <w:t>⑤ elder – later – farther – further</w:t>
       </w:r>
       <w:r>
         <w:br/>
@@ -1682,6 +1820,337 @@
         </w:rPr>
         <w:t>(표적: 표 → 문장 2단계(내용 + 어법) 있는 대로)</w:t>
       </w:r>
+    </w:p>
+    <w:tbl>
+      <w:tblPr>
+        <w:tblStyle w:val="TableGrid"/>
+        <w:tblW w:type="auto" w:w="0"/>
+        <w:tblLayout w:type="fixed"/>
+        <w:tblLook w:firstColumn="1" w:firstRow="1" w:lastColumn="0" w:lastRow="0" w:noHBand="0" w:noVBand="1" w:val="04A0"/>
+      </w:tblPr>
+      <w:tblGrid>
+        <w:gridCol w:w="1190"/>
+        <w:gridCol w:w="1190"/>
+        <w:gridCol w:w="1190"/>
+        <w:gridCol w:w="1190"/>
+      </w:tblGrid>
+      <w:tr>
+        <w:tc>
+          <w:tcPr>
+            <w:tcW w:type="dxa" w:w="1191"/>
+          </w:tcPr>
+          <w:p>
+            <w:pPr>
+              <w:spacing w:after="0"/>
+            </w:pPr>
+            <w:r>
+              <w:rPr>
+                <w:b/>
+                <w:i w:val="0"/>
+                <w:sz w:val="18"/>
+                <w:u w:val="none"/>
+              </w:rPr>
+              <w:t>로봇</w:t>
+            </w:r>
+          </w:p>
+        </w:tc>
+        <w:tc>
+          <w:tcPr>
+            <w:tcW w:type="dxa" w:w="1191"/>
+          </w:tcPr>
+          <w:p>
+            <w:pPr>
+              <w:spacing w:after="0"/>
+            </w:pPr>
+            <w:r>
+              <w:rPr>
+                <w:b/>
+                <w:i w:val="0"/>
+                <w:sz w:val="18"/>
+                <w:u w:val="none"/>
+              </w:rPr>
+              <w:t>키</w:t>
+            </w:r>
+          </w:p>
+        </w:tc>
+        <w:tc>
+          <w:tcPr>
+            <w:tcW w:type="dxa" w:w="1191"/>
+          </w:tcPr>
+          <w:p>
+            <w:pPr>
+              <w:spacing w:after="0"/>
+            </w:pPr>
+            <w:r>
+              <w:rPr>
+                <w:b/>
+                <w:i w:val="0"/>
+                <w:sz w:val="18"/>
+                <w:u w:val="none"/>
+              </w:rPr>
+              <w:t>무게</w:t>
+            </w:r>
+          </w:p>
+        </w:tc>
+        <w:tc>
+          <w:tcPr>
+            <w:tcW w:type="dxa" w:w="1191"/>
+          </w:tcPr>
+          <w:p>
+            <w:pPr>
+              <w:spacing w:after="0"/>
+            </w:pPr>
+            <w:r>
+              <w:rPr>
+                <w:b/>
+                <w:i w:val="0"/>
+                <w:sz w:val="18"/>
+                <w:u w:val="none"/>
+              </w:rPr>
+              <w:t>가격</w:t>
+            </w:r>
+          </w:p>
+        </w:tc>
+      </w:tr>
+      <w:tr>
+        <w:tc>
+          <w:tcPr>
+            <w:tcW w:type="dxa" w:w="1191"/>
+          </w:tcPr>
+          <w:p>
+            <w:pPr>
+              <w:spacing w:after="0"/>
+            </w:pPr>
+            <w:r>
+              <w:rPr>
+                <w:b w:val="0"/>
+                <w:i w:val="0"/>
+                <w:sz w:val="18"/>
+                <w:u w:val="none"/>
+              </w:rPr>
+              <w:t>Robot A</w:t>
+            </w:r>
+          </w:p>
+        </w:tc>
+        <w:tc>
+          <w:tcPr>
+            <w:tcW w:type="dxa" w:w="1191"/>
+          </w:tcPr>
+          <w:p>
+            <w:pPr>
+              <w:spacing w:after="0"/>
+            </w:pPr>
+            <w:r>
+              <w:rPr>
+                <w:b w:val="0"/>
+                <w:i w:val="0"/>
+                <w:sz w:val="18"/>
+                <w:u w:val="none"/>
+              </w:rPr>
+              <w:t>40cm</w:t>
+            </w:r>
+          </w:p>
+        </w:tc>
+        <w:tc>
+          <w:tcPr>
+            <w:tcW w:type="dxa" w:w="1191"/>
+          </w:tcPr>
+          <w:p>
+            <w:pPr>
+              <w:spacing w:after="0"/>
+            </w:pPr>
+            <w:r>
+              <w:rPr>
+                <w:b w:val="0"/>
+                <w:i w:val="0"/>
+                <w:sz w:val="18"/>
+                <w:u w:val="none"/>
+              </w:rPr>
+              <w:t>10kg</w:t>
+            </w:r>
+          </w:p>
+        </w:tc>
+        <w:tc>
+          <w:tcPr>
+            <w:tcW w:type="dxa" w:w="1191"/>
+          </w:tcPr>
+          <w:p>
+            <w:pPr>
+              <w:spacing w:after="0"/>
+            </w:pPr>
+            <w:r>
+              <w:rPr>
+                <w:b w:val="0"/>
+                <w:i w:val="0"/>
+                <w:sz w:val="18"/>
+                <w:u w:val="none"/>
+              </w:rPr>
+              <w:t>$150</w:t>
+            </w:r>
+          </w:p>
+        </w:tc>
+      </w:tr>
+      <w:tr>
+        <w:tc>
+          <w:tcPr>
+            <w:tcW w:type="dxa" w:w="1191"/>
+          </w:tcPr>
+          <w:p>
+            <w:pPr>
+              <w:spacing w:after="0"/>
+            </w:pPr>
+            <w:r>
+              <w:rPr>
+                <w:b w:val="0"/>
+                <w:i w:val="0"/>
+                <w:sz w:val="18"/>
+                <w:u w:val="none"/>
+              </w:rPr>
+              <w:t>Robot B</w:t>
+            </w:r>
+          </w:p>
+        </w:tc>
+        <w:tc>
+          <w:tcPr>
+            <w:tcW w:type="dxa" w:w="1191"/>
+          </w:tcPr>
+          <w:p>
+            <w:pPr>
+              <w:spacing w:after="0"/>
+            </w:pPr>
+            <w:r>
+              <w:rPr>
+                <w:b w:val="0"/>
+                <w:i w:val="0"/>
+                <w:sz w:val="18"/>
+                <w:u w:val="none"/>
+              </w:rPr>
+              <w:t>60cm</w:t>
+            </w:r>
+          </w:p>
+        </w:tc>
+        <w:tc>
+          <w:tcPr>
+            <w:tcW w:type="dxa" w:w="1191"/>
+          </w:tcPr>
+          <w:p>
+            <w:pPr>
+              <w:spacing w:after="0"/>
+            </w:pPr>
+            <w:r>
+              <w:rPr>
+                <w:b w:val="0"/>
+                <w:i w:val="0"/>
+                <w:sz w:val="18"/>
+                <w:u w:val="none"/>
+              </w:rPr>
+              <w:t>20kg</w:t>
+            </w:r>
+          </w:p>
+        </w:tc>
+        <w:tc>
+          <w:tcPr>
+            <w:tcW w:type="dxa" w:w="1191"/>
+          </w:tcPr>
+          <w:p>
+            <w:pPr>
+              <w:spacing w:after="0"/>
+            </w:pPr>
+            <w:r>
+              <w:rPr>
+                <w:b w:val="0"/>
+                <w:i w:val="0"/>
+                <w:sz w:val="18"/>
+                <w:u w:val="none"/>
+              </w:rPr>
+              <w:t>$200</w:t>
+            </w:r>
+          </w:p>
+        </w:tc>
+      </w:tr>
+      <w:tr>
+        <w:tc>
+          <w:tcPr>
+            <w:tcW w:type="dxa" w:w="1191"/>
+          </w:tcPr>
+          <w:p>
+            <w:pPr>
+              <w:spacing w:after="0"/>
+            </w:pPr>
+            <w:r>
+              <w:rPr>
+                <w:b w:val="0"/>
+                <w:i w:val="0"/>
+                <w:sz w:val="18"/>
+                <w:u w:val="none"/>
+              </w:rPr>
+              <w:t>Robot C</w:t>
+            </w:r>
+          </w:p>
+        </w:tc>
+        <w:tc>
+          <w:tcPr>
+            <w:tcW w:type="dxa" w:w="1191"/>
+          </w:tcPr>
+          <w:p>
+            <w:pPr>
+              <w:spacing w:after="0"/>
+            </w:pPr>
+            <w:r>
+              <w:rPr>
+                <w:b w:val="0"/>
+                <w:i w:val="0"/>
+                <w:sz w:val="18"/>
+                <w:u w:val="none"/>
+              </w:rPr>
+              <w:t>80cm</w:t>
+            </w:r>
+          </w:p>
+        </w:tc>
+        <w:tc>
+          <w:tcPr>
+            <w:tcW w:type="dxa" w:w="1191"/>
+          </w:tcPr>
+          <w:p>
+            <w:pPr>
+              <w:spacing w:after="0"/>
+            </w:pPr>
+            <w:r>
+              <w:rPr>
+                <w:b w:val="0"/>
+                <w:i w:val="0"/>
+                <w:sz w:val="18"/>
+                <w:u w:val="none"/>
+              </w:rPr>
+              <w:t>15kg</w:t>
+            </w:r>
+          </w:p>
+        </w:tc>
+        <w:tc>
+          <w:tcPr>
+            <w:tcW w:type="dxa" w:w="1191"/>
+          </w:tcPr>
+          <w:p>
+            <w:pPr>
+              <w:spacing w:after="0"/>
+            </w:pPr>
+            <w:r>
+              <w:rPr>
+                <w:b w:val="0"/>
+                <w:i w:val="0"/>
+                <w:sz w:val="18"/>
+                <w:u w:val="none"/>
+              </w:rPr>
+              <w:t>$100</w:t>
+            </w:r>
+          </w:p>
+        </w:tc>
+      </w:tr>
+    </w:tbl>
+    <w:p>
+      <w:pPr>
+        <w:spacing w:after="20"/>
+      </w:pPr>
     </w:p>
     <w:p>
       <w:pPr>
@@ -1696,223 +2165,79 @@
           <w:sz w:val="20"/>
           <w:u w:val="none"/>
         </w:rPr>
-        <w:t>로봇</w:t>
-      </w:r>
-      <w:r>
-        <w:rPr>
-          <w:b w:val="0"/>
-          <w:i w:val="0"/>
-          <w:sz w:val="20"/>
-          <w:u w:val="none"/>
-        </w:rPr>
-        <w:t>키</w:t>
-      </w:r>
-      <w:r>
-        <w:rPr>
-          <w:b w:val="0"/>
-          <w:i w:val="0"/>
-          <w:sz w:val="20"/>
-          <w:u w:val="none"/>
-        </w:rPr>
-        <w:t>무게</w:t>
-      </w:r>
-      <w:r>
-        <w:rPr>
-          <w:b w:val="0"/>
-          <w:i w:val="0"/>
-          <w:sz w:val="20"/>
-          <w:u w:val="none"/>
-        </w:rPr>
-        <w:t>가격</w:t>
-      </w:r>
-      <w:r>
-        <w:rPr>
-          <w:b w:val="0"/>
-          <w:i w:val="0"/>
-          <w:sz w:val="20"/>
-          <w:u w:val="none"/>
-        </w:rPr>
-        <w:t>Robot A</w:t>
-      </w:r>
-      <w:r>
-        <w:rPr>
-          <w:b w:val="0"/>
-          <w:i w:val="0"/>
-          <w:sz w:val="20"/>
-          <w:u w:val="none"/>
-        </w:rPr>
-        <w:t>40cm</w:t>
-      </w:r>
-      <w:r>
-        <w:rPr>
-          <w:b w:val="0"/>
-          <w:i w:val="0"/>
-          <w:sz w:val="20"/>
-          <w:u w:val="none"/>
-        </w:rPr>
-        <w:t>10kg</w:t>
-      </w:r>
-      <w:r>
-        <w:rPr>
-          <w:b w:val="0"/>
-          <w:i w:val="0"/>
-          <w:sz w:val="20"/>
-          <w:u w:val="none"/>
-        </w:rPr>
-        <w:t>$150</w:t>
-      </w:r>
-      <w:r>
-        <w:rPr>
-          <w:b w:val="0"/>
-          <w:i w:val="0"/>
-          <w:sz w:val="20"/>
-          <w:u w:val="none"/>
-        </w:rPr>
-        <w:t>Robot B</w:t>
-      </w:r>
-      <w:r>
-        <w:rPr>
-          <w:b w:val="0"/>
-          <w:i w:val="0"/>
-          <w:sz w:val="20"/>
-          <w:u w:val="none"/>
-        </w:rPr>
-        <w:t>60cm</w:t>
-      </w:r>
-      <w:r>
-        <w:rPr>
-          <w:b w:val="0"/>
-          <w:i w:val="0"/>
-          <w:sz w:val="20"/>
-          <w:u w:val="none"/>
-        </w:rPr>
-        <w:t>20kg</w:t>
-      </w:r>
-      <w:r>
-        <w:rPr>
-          <w:b w:val="0"/>
-          <w:i w:val="0"/>
-          <w:sz w:val="20"/>
-          <w:u w:val="none"/>
-        </w:rPr>
-        <w:t>$200</w:t>
-      </w:r>
-      <w:r>
-        <w:rPr>
-          <w:b w:val="0"/>
-          <w:i w:val="0"/>
-          <w:sz w:val="20"/>
-          <w:u w:val="none"/>
-        </w:rPr>
-        <w:t>Robot C</w:t>
-      </w:r>
-      <w:r>
-        <w:rPr>
-          <w:b w:val="0"/>
-          <w:i w:val="0"/>
-          <w:sz w:val="20"/>
-          <w:u w:val="none"/>
-        </w:rPr>
-        <w:t>80cm</w:t>
-      </w:r>
-      <w:r>
-        <w:rPr>
-          <w:b w:val="0"/>
-          <w:i w:val="0"/>
-          <w:sz w:val="20"/>
-          <w:u w:val="none"/>
-        </w:rPr>
-        <w:t>15kg</w:t>
-      </w:r>
-      <w:r>
-        <w:rPr>
-          <w:b w:val="0"/>
-          <w:i w:val="0"/>
-          <w:sz w:val="20"/>
-          <w:u w:val="none"/>
-        </w:rPr>
-        <w:t>$100</w:t>
-      </w:r>
-      <w:r>
-        <w:rPr>
-          <w:b w:val="0"/>
-          <w:i w:val="0"/>
-          <w:sz w:val="20"/>
-          <w:u w:val="none"/>
-        </w:rPr>
-        <w:t>① Robot C is lighter than Robot B.</w:t>
-      </w:r>
-      <w:r>
-        <w:br/>
-      </w:r>
-      <w:r>
-        <w:rPr>
-          <w:b w:val="0"/>
-          <w:i w:val="0"/>
-          <w:sz w:val="20"/>
-          <w:u w:val="none"/>
-        </w:rPr>
-        <w:t>② Robot B is the heaviest of the three robots.</w:t>
-      </w:r>
-      <w:r>
-        <w:br/>
-      </w:r>
-      <w:r>
-        <w:rPr>
-          <w:b w:val="0"/>
-          <w:i w:val="0"/>
-          <w:sz w:val="20"/>
-          <w:u w:val="none"/>
-        </w:rPr>
-        <w:t>③ Robot A is more expensive than Robot C.</w:t>
-      </w:r>
-      <w:r>
-        <w:br/>
-      </w:r>
-      <w:r>
-        <w:rPr>
-          <w:b w:val="0"/>
-          <w:i w:val="0"/>
-          <w:sz w:val="20"/>
-          <w:u w:val="none"/>
-        </w:rPr>
-        <w:t>④ Robot A is the shortest of the three robots.</w:t>
-      </w:r>
-      <w:r>
-        <w:br/>
-      </w:r>
-      <w:r>
-        <w:rPr>
-          <w:b w:val="0"/>
-          <w:i w:val="0"/>
-          <w:sz w:val="20"/>
-          <w:u w:val="none"/>
-        </w:rPr>
-        <w:t>⑤ Robot C is the tallest in the three robots.</w:t>
-      </w:r>
-      <w:r>
-        <w:br/>
-      </w:r>
-      <w:r>
-        <w:rPr>
-          <w:b w:val="0"/>
-          <w:i w:val="0"/>
-          <w:sz w:val="20"/>
-          <w:u w:val="none"/>
-        </w:rPr>
-        <w:t>⑥ Robot A is heavier than Robot C.</w:t>
-      </w:r>
-      <w:r>
-        <w:br/>
-      </w:r>
-      <w:r>
-        <w:rPr>
-          <w:b w:val="0"/>
-          <w:i w:val="0"/>
-          <w:sz w:val="20"/>
-          <w:u w:val="none"/>
-        </w:rPr>
-        <w:t>⑦ Robot B is very heavier than Robot A.</w:t>
+        <w:t>① Robot B is taller than Robot A.</w:t>
+      </w:r>
+      <w:r>
+        <w:br/>
+      </w:r>
+      <w:r>
+        <w:rPr>
+          <w:b w:val="0"/>
+          <w:i w:val="0"/>
+          <w:sz w:val="20"/>
+          <w:u w:val="none"/>
+        </w:rPr>
+        <w:t>② Robot C is lighter than Robot B.</w:t>
+      </w:r>
+      <w:r>
+        <w:br/>
+      </w:r>
+      <w:r>
+        <w:rPr>
+          <w:b w:val="0"/>
+          <w:i w:val="0"/>
+          <w:sz w:val="20"/>
+          <w:u w:val="none"/>
+        </w:rPr>
+        <w:t>③ Robot B is the heaviest in the three robots.</w:t>
+      </w:r>
+      <w:r>
+        <w:br/>
+      </w:r>
+      <w:r>
+        <w:rPr>
+          <w:b w:val="0"/>
+          <w:i w:val="0"/>
+          <w:sz w:val="20"/>
+          <w:u w:val="none"/>
+        </w:rPr>
+        <w:t>④ Robot A is expensiver than Robot C.</w:t>
+      </w:r>
+      <w:r>
+        <w:br/>
+      </w:r>
+      <w:r>
+        <w:rPr>
+          <w:b w:val="0"/>
+          <w:i w:val="0"/>
+          <w:sz w:val="20"/>
+          <w:u w:val="none"/>
+        </w:rPr>
+        <w:t>⑤ Robot A is the shortest of the three robots.</w:t>
+      </w:r>
+      <w:r>
+        <w:br/>
+      </w:r>
+      <w:r>
+        <w:rPr>
+          <w:b w:val="0"/>
+          <w:i w:val="0"/>
+          <w:sz w:val="20"/>
+          <w:u w:val="none"/>
+        </w:rPr>
+        <w:t>⑥ Robot C is heavier than Robot A.</w:t>
+      </w:r>
+      <w:r>
+        <w:br/>
+      </w:r>
+      <w:r>
+        <w:rPr>
+          <w:b w:val="0"/>
+          <w:i w:val="0"/>
+          <w:sz w:val="20"/>
+          <w:u w:val="none"/>
+        </w:rPr>
+        <w:t>⑦ Robot C is more expensive than Robot A.</w:t>
       </w:r>
       <w:r>
         <w:br/>
@@ -8405,7 +8730,7 @@
           <w:sz w:val="18"/>
           <w:u w:val="none"/>
         </w:rPr>
-        <w:t xml:space="preserve"> ① ⓐ, ⓑ, ⓕ</w:t>
+        <w:t xml:space="preserve"> ① ⓐ, ⓓ, ⓖ</w:t>
       </w:r>
       <w:r>
         <w:rPr>
@@ -8434,7 +8759,7 @@
           <w:sz w:val="18"/>
           <w:u w:val="none"/>
         </w:rPr>
-        <w:t xml:space="preserve"> [1] ③ 5개 (ⓐ, ⓑ, ⓓ, ⓕ, ⓗ) [2] much, still, even, far, a lot</w:t>
+        <w:t xml:space="preserve"> [1] ③ 5개 (ⓐ, ⓑ, ⓓ, ⓕ, ⓗ) [2] ⓒ much nicer · ⓔ even more beautiful · ⓖ a lot more expensive</w:t>
       </w:r>
       <w:r>
         <w:rPr>
@@ -8463,7 +8788,7 @@
           <w:sz w:val="18"/>
           <w:u w:val="none"/>
         </w:rPr>
-        <w:t xml:space="preserve"> ① ⓐ, ⓑ, ⓓ</w:t>
+        <w:t xml:space="preserve"> ② ⓐ, ⓑ, ⓓ, ⓖ</w:t>
       </w:r>
       <w:r>
         <w:rPr>
@@ -8492,7 +8817,7 @@
           <w:sz w:val="18"/>
           <w:u w:val="none"/>
         </w:rPr>
-        <w:t xml:space="preserve"> ③ thicker – more comfortable – mouse</w:t>
+        <w:t xml:space="preserve"> ③ Jerry is cuter than any other mouse in the world.</w:t>
       </w:r>
       <w:r>
         <w:rPr>
@@ -8521,7 +8846,7 @@
           <w:sz w:val="18"/>
           <w:u w:val="none"/>
         </w:rPr>
-        <w:t xml:space="preserve"> ② ⓐ, ⓒ, ⓔ, ⓖ</w:t>
+        <w:t xml:space="preserve"> ① ⓑ, ⓒ, ⓔ</w:t>
       </w:r>
       <w:r>
         <w:rPr>
@@ -8550,7 +8875,7 @@
           <w:sz w:val="18"/>
           <w:u w:val="none"/>
         </w:rPr>
-        <w:t xml:space="preserve"> ①, ②, ③, ⑥, ⑨, ⑩ / ④ heavy–heavier–heaviest · ⑤ useful–more useful–most useful · ⑦ slowly–more slowly–most slowly · ⑧ little–less–least</w:t>
+        <w:t xml:space="preserve"> [1] ② ⓐ, ⓓ, ⓔ, ⓖ, ⓗ [2] ⓑ early – earlier – earliest · ⓒ late – later – latest · ⓕ good – better – best</w:t>
       </w:r>
       <w:r>
         <w:rPr>
@@ -8579,7 +8904,7 @@
           <w:sz w:val="18"/>
           <w:u w:val="none"/>
         </w:rPr>
-        <w:t xml:space="preserve"> ③ older – latter – further – worse</w:t>
+        <w:t xml:space="preserve"> ① older – latter – further – farther</w:t>
       </w:r>
       <w:r>
         <w:rPr>
@@ -8608,7 +8933,7 @@
           <w:sz w:val="18"/>
           <w:u w:val="none"/>
         </w:rPr>
-        <w:t xml:space="preserve"> ①, ②, ③, ④</w:t>
+        <w:t xml:space="preserve"> ①, ②, ⑤, ⑥</w:t>
       </w:r>
       <w:r>
         <w:rPr>

--- a/mokdong1/2mid/word/md1s2_grammar_check_exam.docx
+++ b/mokdong1/2mid/word/md1s2_grammar_check_exam.docx
@@ -19,10 +19,10 @@
     </w:p>
     <w:p>
       <w:pPr>
-        <w:spacing w:after="80"/>
         <w:pBdr>
           <w:bottom w:val="single" w:sz="8" w:space="2" w:color="1F3864"/>
         </w:pBdr>
+        <w:spacing w:after="80"/>
       </w:pPr>
       <w:r>
         <w:rPr>
@@ -126,9 +126,9 @@
     </w:p>
     <w:p>
       <w:pPr>
+        <w:shd w:val="clear" w:color="auto" w:fill="F1F4F9"/>
         <w:spacing w:after="30"/>
         <w:ind w:left="85"/>
-        <w:shd w:val="clear" w:color="auto" w:fill="F1F4F9"/>
       </w:pPr>
       <w:r>
         <w:rPr>
@@ -349,9 +349,9 @@
     </w:p>
     <w:p>
       <w:pPr>
+        <w:shd w:val="clear" w:color="auto" w:fill="F1F4F9"/>
         <w:spacing w:after="30"/>
         <w:ind w:left="85"/>
-        <w:shd w:val="clear" w:color="auto" w:fill="F1F4F9"/>
       </w:pPr>
       <w:r>
         <w:rPr>
@@ -587,9 +587,9 @@
     </w:p>
     <w:p>
       <w:pPr>
+        <w:shd w:val="clear" w:color="auto" w:fill="F1F4F9"/>
         <w:spacing w:after="30"/>
         <w:ind w:left="85"/>
-        <w:shd w:val="clear" w:color="auto" w:fill="F1F4F9"/>
       </w:pPr>
       <w:r>
         <w:rPr>
@@ -792,9 +792,9 @@
     </w:p>
     <w:p>
       <w:pPr>
+        <w:shd w:val="clear" w:color="auto" w:fill="F1F4F9"/>
         <w:spacing w:after="30"/>
         <w:ind w:left="85"/>
-        <w:shd w:val="clear" w:color="auto" w:fill="F1F4F9"/>
       </w:pPr>
       <w:r>
         <w:rPr>
@@ -957,9 +957,9 @@
     </w:p>
     <w:p>
       <w:pPr>
+        <w:shd w:val="clear" w:color="auto" w:fill="F1F4F9"/>
         <w:spacing w:after="30"/>
         <w:ind w:left="85"/>
-        <w:shd w:val="clear" w:color="auto" w:fill="F1F4F9"/>
       </w:pPr>
       <w:r>
         <w:rPr>
@@ -1306,9 +1306,9 @@
     </w:p>
     <w:p>
       <w:pPr>
+        <w:shd w:val="clear" w:color="auto" w:fill="F1F4F9"/>
         <w:spacing w:after="30"/>
         <w:ind w:left="85"/>
-        <w:shd w:val="clear" w:color="auto" w:fill="F1F4F9"/>
       </w:pPr>
       <w:r>
         <w:rPr>
@@ -1586,9 +1586,9 @@
     </w:p>
     <w:p>
       <w:pPr>
+        <w:shd w:val="clear" w:color="auto" w:fill="F1F4F9"/>
         <w:spacing w:after="30"/>
         <w:ind w:left="85"/>
-        <w:shd w:val="clear" w:color="auto" w:fill="F1F4F9"/>
       </w:pPr>
       <w:r>
         <w:rPr>
@@ -2154,9 +2154,9 @@
     </w:p>
     <w:p>
       <w:pPr>
+        <w:shd w:val="clear" w:color="auto" w:fill="F1F4F9"/>
         <w:spacing w:after="30"/>
         <w:ind w:left="85"/>
-        <w:shd w:val="clear" w:color="auto" w:fill="F1F4F9"/>
       </w:pPr>
       <w:r>
         <w:rPr>
@@ -2296,9 +2296,9 @@
     </w:p>
     <w:p>
       <w:pPr>
+        <w:shd w:val="clear" w:color="auto" w:fill="F1F4F9"/>
         <w:spacing w:after="30"/>
         <w:ind w:left="85"/>
-        <w:shd w:val="clear" w:color="auto" w:fill="F1F4F9"/>
       </w:pPr>
       <w:r>
         <w:rPr>
@@ -2426,9 +2426,9 @@
     </w:p>
     <w:p>
       <w:pPr>
+        <w:shd w:val="clear" w:color="auto" w:fill="F1F4F9"/>
         <w:spacing w:after="30"/>
         <w:ind w:left="85"/>
-        <w:shd w:val="clear" w:color="auto" w:fill="F1F4F9"/>
       </w:pPr>
       <w:r>
         <w:rPr>
@@ -2667,9 +2667,9 @@
     </w:p>
     <w:p>
       <w:pPr>
+        <w:shd w:val="clear" w:color="auto" w:fill="F1F4F9"/>
         <w:spacing w:after="30"/>
         <w:ind w:left="85"/>
-        <w:shd w:val="clear" w:color="auto" w:fill="F1F4F9"/>
       </w:pPr>
       <w:r>
         <w:rPr>
@@ -2839,9 +2839,9 @@
     </w:p>
     <w:p>
       <w:pPr>
+        <w:shd w:val="clear" w:color="auto" w:fill="F1F4F9"/>
         <w:spacing w:after="30"/>
         <w:ind w:left="85"/>
-        <w:shd w:val="clear" w:color="auto" w:fill="F1F4F9"/>
       </w:pPr>
       <w:r>
         <w:rPr>
@@ -3109,9 +3109,9 @@
     </w:p>
     <w:p>
       <w:pPr>
+        <w:shd w:val="clear" w:color="auto" w:fill="F1F4F9"/>
         <w:spacing w:after="30"/>
         <w:ind w:left="85"/>
-        <w:shd w:val="clear" w:color="auto" w:fill="F1F4F9"/>
       </w:pPr>
       <w:r>
         <w:rPr>
@@ -3350,9 +3350,9 @@
     </w:p>
     <w:p>
       <w:pPr>
+        <w:shd w:val="clear" w:color="auto" w:fill="F1F4F9"/>
         <w:spacing w:after="30"/>
         <w:ind w:left="85"/>
-        <w:shd w:val="clear" w:color="auto" w:fill="F1F4F9"/>
       </w:pPr>
       <w:r>
         <w:rPr>
@@ -3573,9 +3573,9 @@
     </w:p>
     <w:p>
       <w:pPr>
+        <w:shd w:val="clear" w:color="auto" w:fill="F1F4F9"/>
         <w:spacing w:after="30"/>
         <w:ind w:left="85"/>
-        <w:shd w:val="clear" w:color="auto" w:fill="F1F4F9"/>
       </w:pPr>
       <w:r>
         <w:rPr>
@@ -3754,9 +3754,9 @@
     </w:p>
     <w:p>
       <w:pPr>
+        <w:shd w:val="clear" w:color="auto" w:fill="F1F4F9"/>
         <w:spacing w:after="30"/>
         <w:ind w:left="85"/>
-        <w:shd w:val="clear" w:color="auto" w:fill="F1F4F9"/>
       </w:pPr>
       <w:r>
         <w:rPr>
@@ -3943,9 +3943,9 @@
     </w:p>
     <w:p>
       <w:pPr>
+        <w:shd w:val="clear" w:color="auto" w:fill="F1F4F9"/>
         <w:spacing w:after="30"/>
         <w:ind w:left="85"/>
-        <w:shd w:val="clear" w:color="auto" w:fill="F1F4F9"/>
       </w:pPr>
       <w:r>
         <w:rPr>
@@ -4061,9 +4061,9 @@
     </w:p>
     <w:p>
       <w:pPr>
+        <w:shd w:val="clear" w:color="auto" w:fill="F1F4F9"/>
         <w:spacing w:after="30"/>
         <w:ind w:left="85"/>
-        <w:shd w:val="clear" w:color="auto" w:fill="F1F4F9"/>
       </w:pPr>
       <w:r>
         <w:rPr>
@@ -4458,9 +4458,9 @@
     </w:p>
     <w:p>
       <w:pPr>
+        <w:shd w:val="clear" w:color="auto" w:fill="F1F4F9"/>
         <w:spacing w:after="30"/>
         <w:ind w:left="85"/>
-        <w:shd w:val="clear" w:color="auto" w:fill="F1F4F9"/>
       </w:pPr>
       <w:r>
         <w:rPr>
@@ -4779,9 +4779,9 @@
     </w:p>
     <w:p>
       <w:pPr>
+        <w:shd w:val="clear" w:color="auto" w:fill="F1F4F9"/>
         <w:spacing w:after="30"/>
         <w:ind w:left="85"/>
-        <w:shd w:val="clear" w:color="auto" w:fill="F1F4F9"/>
       </w:pPr>
       <w:r>
         <w:rPr>
@@ -4942,9 +4942,9 @@
     </w:p>
     <w:p>
       <w:pPr>
+        <w:shd w:val="clear" w:color="auto" w:fill="F1F4F9"/>
         <w:spacing w:after="30"/>
         <w:ind w:left="85"/>
-        <w:shd w:val="clear" w:color="auto" w:fill="F1F4F9"/>
       </w:pPr>
       <w:r>
         <w:rPr>
@@ -5165,9 +5165,9 @@
     </w:p>
     <w:p>
       <w:pPr>
+        <w:shd w:val="clear" w:color="auto" w:fill="F1F4F9"/>
         <w:spacing w:after="30"/>
         <w:ind w:left="85"/>
-        <w:shd w:val="clear" w:color="auto" w:fill="F1F4F9"/>
       </w:pPr>
       <w:r>
         <w:rPr>
@@ -5543,9 +5543,9 @@
     </w:p>
     <w:p>
       <w:pPr>
+        <w:shd w:val="clear" w:color="auto" w:fill="F1F4F9"/>
         <w:spacing w:after="30"/>
         <w:ind w:left="85"/>
-        <w:shd w:val="clear" w:color="auto" w:fill="F1F4F9"/>
       </w:pPr>
       <w:r>
         <w:rPr>
@@ -5847,9 +5847,9 @@
     </w:p>
     <w:p>
       <w:pPr>
+        <w:shd w:val="clear" w:color="auto" w:fill="F1F4F9"/>
         <w:spacing w:after="30"/>
         <w:ind w:left="85"/>
-        <w:shd w:val="clear" w:color="auto" w:fill="F1F4F9"/>
       </w:pPr>
       <w:r>
         <w:rPr>
@@ -6036,9 +6036,9 @@
     </w:p>
     <w:p>
       <w:pPr>
+        <w:shd w:val="clear" w:color="auto" w:fill="F1F4F9"/>
         <w:spacing w:after="30"/>
         <w:ind w:left="85"/>
-        <w:shd w:val="clear" w:color="auto" w:fill="F1F4F9"/>
       </w:pPr>
       <w:r>
         <w:rPr>
@@ -6406,9 +6406,9 @@
     </w:p>
     <w:p>
       <w:pPr>
+        <w:shd w:val="clear" w:color="auto" w:fill="F1F4F9"/>
         <w:spacing w:after="30"/>
         <w:ind w:left="85"/>
-        <w:shd w:val="clear" w:color="auto" w:fill="F1F4F9"/>
       </w:pPr>
       <w:r>
         <w:rPr>
@@ -6676,9 +6676,9 @@
     </w:p>
     <w:p>
       <w:pPr>
+        <w:shd w:val="clear" w:color="auto" w:fill="F1F4F9"/>
         <w:spacing w:after="30"/>
         <w:ind w:left="85"/>
-        <w:shd w:val="clear" w:color="auto" w:fill="F1F4F9"/>
       </w:pPr>
       <w:r>
         <w:rPr>
@@ -6830,9 +6830,9 @@
     </w:p>
     <w:p>
       <w:pPr>
+        <w:shd w:val="clear" w:color="auto" w:fill="F1F4F9"/>
         <w:spacing w:after="30"/>
         <w:ind w:left="85"/>
-        <w:shd w:val="clear" w:color="auto" w:fill="F1F4F9"/>
       </w:pPr>
       <w:r>
         <w:rPr>
@@ -6981,9 +6981,9 @@
     </w:p>
     <w:p>
       <w:pPr>
+        <w:shd w:val="clear" w:color="auto" w:fill="F1F4F9"/>
         <w:spacing w:after="30"/>
         <w:ind w:left="85"/>
-        <w:shd w:val="clear" w:color="auto" w:fill="F1F4F9"/>
       </w:pPr>
       <w:r>
         <w:rPr>
@@ -7222,9 +7222,9 @@
     </w:p>
     <w:p>
       <w:pPr>
+        <w:shd w:val="clear" w:color="auto" w:fill="F1F4F9"/>
         <w:spacing w:after="30"/>
         <w:ind w:left="85"/>
-        <w:shd w:val="clear" w:color="auto" w:fill="F1F4F9"/>
       </w:pPr>
       <w:r>
         <w:rPr>
@@ -7585,9 +7585,9 @@
     </w:p>
     <w:p>
       <w:pPr>
+        <w:shd w:val="clear" w:color="auto" w:fill="F1F4F9"/>
         <w:spacing w:after="30"/>
         <w:ind w:left="85"/>
-        <w:shd w:val="clear" w:color="auto" w:fill="F1F4F9"/>
       </w:pPr>
       <w:r>
         <w:rPr>
@@ -7754,9 +7754,9 @@
     </w:p>
     <w:p>
       <w:pPr>
+        <w:shd w:val="clear" w:color="auto" w:fill="F1F4F9"/>
         <w:spacing w:after="30"/>
         <w:ind w:left="85"/>
-        <w:shd w:val="clear" w:color="auto" w:fill="F1F4F9"/>
       </w:pPr>
       <w:r>
         <w:rPr>
@@ -7866,9 +7866,9 @@
     </w:p>
     <w:p>
       <w:pPr>
+        <w:shd w:val="clear" w:color="auto" w:fill="F1F4F9"/>
         <w:spacing w:after="30"/>
         <w:ind w:left="85"/>
-        <w:shd w:val="clear" w:color="auto" w:fill="F1F4F9"/>
       </w:pPr>
       <w:r>
         <w:rPr>
@@ -8104,9 +8104,9 @@
     </w:p>
     <w:p>
       <w:pPr>
+        <w:shd w:val="clear" w:color="auto" w:fill="F1F4F9"/>
         <w:spacing w:after="30"/>
         <w:ind w:left="85"/>
-        <w:shd w:val="clear" w:color="auto" w:fill="F1F4F9"/>
       </w:pPr>
       <w:r>
         <w:rPr>
@@ -8495,9 +8495,9 @@
     </w:p>
     <w:p>
       <w:pPr>
+        <w:shd w:val="clear" w:color="auto" w:fill="F1F4F9"/>
         <w:spacing w:after="30"/>
         <w:ind w:left="85"/>
-        <w:shd w:val="clear" w:color="auto" w:fill="F1F4F9"/>
       </w:pPr>
       <w:r>
         <w:rPr>
@@ -8689,8 +8689,8 @@
           <w:type w:val="continuous"/>
           <w:pgSz w:w="11906" w:h="16838"/>
           <w:pgMar w:top="680" w:right="794" w:bottom="624" w:left="794" w:header="720" w:footer="720" w:gutter="0"/>
+          <w:cols w:num="2" w:space="396" w:sep="1"/>
           <w:docGrid w:linePitch="360"/>
-          <w:cols w:num="2" w:space="396" w:sep="1"/>
         </w:sectPr>
       </w:pPr>
     </w:p>
@@ -9722,8 +9722,8 @@
     <w:sectPr>
       <w:pgSz w:w="11906" w:h="16838"/>
       <w:pgMar w:top="680" w:right="794" w:bottom="624" w:left="794" w:header="720" w:footer="720" w:gutter="0"/>
+      <w:cols w:num="1" w:space="396"/>
       <w:docGrid w:linePitch="360"/>
-      <w:cols w:num="1" w:space="396"/>
     </w:sectPr>
   </w:body>
 </w:document>

--- a/mokdong1/2mid/word/md1s2_grammar_check_exam.docx
+++ b/mokdong1/2mid/word/md1s2_grammar_check_exam.docx
@@ -19,10 +19,10 @@
     </w:p>
     <w:p>
       <w:pPr>
+        <w:spacing w:after="80"/>
         <w:pBdr>
           <w:bottom w:val="single" w:sz="8" w:space="2" w:color="1F3864"/>
         </w:pBdr>
-        <w:spacing w:after="80"/>
       </w:pPr>
       <w:r>
         <w:rPr>
@@ -126,9 +126,9 @@
     </w:p>
     <w:p>
       <w:pPr>
-        <w:shd w:val="clear" w:color="auto" w:fill="F1F4F9"/>
         <w:spacing w:after="30"/>
         <w:ind w:left="85"/>
+        <w:shd w:val="clear" w:color="auto" w:fill="F1F4F9"/>
       </w:pPr>
       <w:r>
         <w:rPr>
@@ -349,9 +349,9 @@
     </w:p>
     <w:p>
       <w:pPr>
-        <w:shd w:val="clear" w:color="auto" w:fill="F1F4F9"/>
         <w:spacing w:after="30"/>
         <w:ind w:left="85"/>
+        <w:shd w:val="clear" w:color="auto" w:fill="F1F4F9"/>
       </w:pPr>
       <w:r>
         <w:rPr>
@@ -587,9 +587,9 @@
     </w:p>
     <w:p>
       <w:pPr>
-        <w:shd w:val="clear" w:color="auto" w:fill="F1F4F9"/>
         <w:spacing w:after="30"/>
         <w:ind w:left="85"/>
+        <w:shd w:val="clear" w:color="auto" w:fill="F1F4F9"/>
       </w:pPr>
       <w:r>
         <w:rPr>
@@ -792,9 +792,9 @@
     </w:p>
     <w:p>
       <w:pPr>
-        <w:shd w:val="clear" w:color="auto" w:fill="F1F4F9"/>
         <w:spacing w:after="30"/>
         <w:ind w:left="85"/>
+        <w:shd w:val="clear" w:color="auto" w:fill="F1F4F9"/>
       </w:pPr>
       <w:r>
         <w:rPr>
@@ -957,9 +957,9 @@
     </w:p>
     <w:p>
       <w:pPr>
-        <w:shd w:val="clear" w:color="auto" w:fill="F1F4F9"/>
         <w:spacing w:after="30"/>
         <w:ind w:left="85"/>
+        <w:shd w:val="clear" w:color="auto" w:fill="F1F4F9"/>
       </w:pPr>
       <w:r>
         <w:rPr>
@@ -1306,9 +1306,9 @@
     </w:p>
     <w:p>
       <w:pPr>
-        <w:shd w:val="clear" w:color="auto" w:fill="F1F4F9"/>
         <w:spacing w:after="30"/>
         <w:ind w:left="85"/>
+        <w:shd w:val="clear" w:color="auto" w:fill="F1F4F9"/>
       </w:pPr>
       <w:r>
         <w:rPr>
@@ -1586,9 +1586,9 @@
     </w:p>
     <w:p>
       <w:pPr>
-        <w:shd w:val="clear" w:color="auto" w:fill="F1F4F9"/>
         <w:spacing w:after="30"/>
         <w:ind w:left="85"/>
+        <w:shd w:val="clear" w:color="auto" w:fill="F1F4F9"/>
       </w:pPr>
       <w:r>
         <w:rPr>
@@ -2154,9 +2154,9 @@
     </w:p>
     <w:p>
       <w:pPr>
-        <w:shd w:val="clear" w:color="auto" w:fill="F1F4F9"/>
         <w:spacing w:after="30"/>
         <w:ind w:left="85"/>
+        <w:shd w:val="clear" w:color="auto" w:fill="F1F4F9"/>
       </w:pPr>
       <w:r>
         <w:rPr>
@@ -2296,9 +2296,9 @@
     </w:p>
     <w:p>
       <w:pPr>
-        <w:shd w:val="clear" w:color="auto" w:fill="F1F4F9"/>
         <w:spacing w:after="30"/>
         <w:ind w:left="85"/>
+        <w:shd w:val="clear" w:color="auto" w:fill="F1F4F9"/>
       </w:pPr>
       <w:r>
         <w:rPr>
@@ -2426,9 +2426,9 @@
     </w:p>
     <w:p>
       <w:pPr>
-        <w:shd w:val="clear" w:color="auto" w:fill="F1F4F9"/>
         <w:spacing w:after="30"/>
         <w:ind w:left="85"/>
+        <w:shd w:val="clear" w:color="auto" w:fill="F1F4F9"/>
       </w:pPr>
       <w:r>
         <w:rPr>
@@ -2667,9 +2667,9 @@
     </w:p>
     <w:p>
       <w:pPr>
-        <w:shd w:val="clear" w:color="auto" w:fill="F1F4F9"/>
         <w:spacing w:after="30"/>
         <w:ind w:left="85"/>
+        <w:shd w:val="clear" w:color="auto" w:fill="F1F4F9"/>
       </w:pPr>
       <w:r>
         <w:rPr>
@@ -2807,7 +2807,7 @@
           <w:sz w:val="20"/>
           <w:u w:val="none"/>
         </w:rPr>
-        <w:t xml:space="preserve">다음 글의 밑줄 친 ⓐ~ⓔ 중 어법상 </w:t>
+        <w:t xml:space="preserve">다음 밑줄 친 ⓐ~ⓔ 중 어법상 </w:t>
       </w:r>
       <w:r>
         <w:rPr>
@@ -2834,14 +2834,14 @@
           <w:sz w:val="20"/>
           <w:u w:val="none"/>
         </w:rPr>
-        <w:t>(표적: 지문 밑줄 옳은 것 1개 — 비교급·최상급)</w:t>
+        <w:t>(표적: 밑줄 옳은 것 1개 — 비교급·최상급 · 프린트 예문)</w:t>
       </w:r>
     </w:p>
     <w:p>
       <w:pPr>
-        <w:shd w:val="clear" w:color="auto" w:fill="F1F4F9"/>
         <w:spacing w:after="30"/>
         <w:ind w:left="85"/>
+        <w:shd w:val="clear" w:color="auto" w:fill="F1F4F9"/>
       </w:pPr>
       <w:r>
         <w:rPr>
@@ -2850,7 +2850,7 @@
           <w:sz w:val="20"/>
           <w:u w:val="none"/>
         </w:rPr>
-        <w:t>There are three animals in my house. Coco is my dog. She is ⓐ</w:t>
+        <w:t xml:space="preserve">ⓐ Robot B is </w:t>
       </w:r>
       <w:r>
         <w:rPr>
@@ -2859,16 +2859,28 @@
           <w:sz w:val="20"/>
           <w:u w:val="single"/>
         </w:rPr>
-        <w:t>more big</w:t>
-      </w:r>
-      <w:r>
-        <w:rPr>
-          <w:b w:val="0"/>
-          <w:i w:val="0"/>
-          <w:sz w:val="20"/>
-          <w:u w:val="none"/>
-        </w:rPr>
-        <w:t xml:space="preserve"> than my cat, Nabi. But Nabi is ⓑ</w:t>
+        <w:t>more tall</w:t>
+      </w:r>
+      <w:r>
+        <w:rPr>
+          <w:b w:val="0"/>
+          <w:i w:val="0"/>
+          <w:sz w:val="20"/>
+          <w:u w:val="none"/>
+        </w:rPr>
+        <w:t xml:space="preserve"> than Robot A.</w:t>
+      </w:r>
+      <w:r>
+        <w:br/>
+      </w:r>
+      <w:r>
+        <w:rPr>
+          <w:b w:val="0"/>
+          <w:i w:val="0"/>
+          <w:sz w:val="20"/>
+          <w:u w:val="none"/>
+        </w:rPr>
+        <w:t xml:space="preserve">ⓑ Jerry is </w:t>
       </w:r>
       <w:r>
         <w:rPr>
@@ -2886,7 +2898,19 @@
           <w:sz w:val="20"/>
           <w:u w:val="none"/>
         </w:rPr>
-        <w:t xml:space="preserve"> of all. My hamster, Toto, is ⓒ</w:t>
+        <w:t xml:space="preserve"> mouse in the world.</w:t>
+      </w:r>
+      <w:r>
+        <w:br/>
+      </w:r>
+      <w:r>
+        <w:rPr>
+          <w:b w:val="0"/>
+          <w:i w:val="0"/>
+          <w:sz w:val="20"/>
+          <w:u w:val="none"/>
+        </w:rPr>
+        <w:t xml:space="preserve">ⓒ Robot B is </w:t>
       </w:r>
       <w:r>
         <w:rPr>
@@ -2895,16 +2919,28 @@
           <w:sz w:val="20"/>
           <w:u w:val="single"/>
         </w:rPr>
-        <w:t>the most smallest</w:t>
-      </w:r>
-      <w:r>
-        <w:rPr>
-          <w:b w:val="0"/>
-          <w:i w:val="0"/>
-          <w:sz w:val="20"/>
-          <w:u w:val="none"/>
-        </w:rPr>
-        <w:t xml:space="preserve"> animal in my house. At night, he is ⓓ</w:t>
+        <w:t>the most heaviest</w:t>
+      </w:r>
+      <w:r>
+        <w:rPr>
+          <w:b w:val="0"/>
+          <w:i w:val="0"/>
+          <w:sz w:val="20"/>
+          <w:u w:val="none"/>
+        </w:rPr>
+        <w:t xml:space="preserve"> of the three robots.</w:t>
+      </w:r>
+      <w:r>
+        <w:br/>
+      </w:r>
+      <w:r>
+        <w:rPr>
+          <w:b w:val="0"/>
+          <w:i w:val="0"/>
+          <w:sz w:val="20"/>
+          <w:u w:val="none"/>
+        </w:rPr>
+        <w:t xml:space="preserve">ⓓ Today is </w:t>
       </w:r>
       <w:r>
         <w:rPr>
@@ -2913,16 +2949,28 @@
           <w:sz w:val="20"/>
           <w:u w:val="single"/>
         </w:rPr>
-        <w:t>very busier</w:t>
-      </w:r>
-      <w:r>
-        <w:rPr>
-          <w:b w:val="0"/>
-          <w:i w:val="0"/>
-          <w:sz w:val="20"/>
-          <w:u w:val="none"/>
-        </w:rPr>
-        <w:t xml:space="preserve"> than Coco and Nabi. To me, Toto is ⓔ</w:t>
+        <w:t>very hotter</w:t>
+      </w:r>
+      <w:r>
+        <w:rPr>
+          <w:b w:val="0"/>
+          <w:i w:val="0"/>
+          <w:sz w:val="20"/>
+          <w:u w:val="none"/>
+        </w:rPr>
+        <w:t xml:space="preserve"> than yesterday.</w:t>
+      </w:r>
+      <w:r>
+        <w:br/>
+      </w:r>
+      <w:r>
+        <w:rPr>
+          <w:b w:val="0"/>
+          <w:i w:val="0"/>
+          <w:sz w:val="20"/>
+          <w:u w:val="none"/>
+        </w:rPr>
+        <w:t xml:space="preserve">ⓔ Running is </w:t>
       </w:r>
       <w:r>
         <w:rPr>
@@ -2931,16 +2979,16 @@
           <w:sz w:val="20"/>
           <w:u w:val="single"/>
         </w:rPr>
-        <w:t>more funny</w:t>
-      </w:r>
-      <w:r>
-        <w:rPr>
-          <w:b w:val="0"/>
-          <w:i w:val="0"/>
-          <w:sz w:val="20"/>
-          <w:u w:val="none"/>
-        </w:rPr>
-        <w:t xml:space="preserve"> than any other animal.</w:t>
+        <w:t>more easy</w:t>
+      </w:r>
+      <w:r>
+        <w:rPr>
+          <w:b w:val="0"/>
+          <w:i w:val="0"/>
+          <w:sz w:val="20"/>
+          <w:u w:val="none"/>
+        </w:rPr>
+        <w:t xml:space="preserve"> for me than swimming.</w:t>
       </w:r>
       <w:r>
         <w:br/>
@@ -3109,9 +3157,9 @@
     </w:p>
     <w:p>
       <w:pPr>
-        <w:shd w:val="clear" w:color="auto" w:fill="F1F4F9"/>
         <w:spacing w:after="30"/>
         <w:ind w:left="85"/>
+        <w:shd w:val="clear" w:color="auto" w:fill="F1F4F9"/>
       </w:pPr>
       <w:r>
         <w:rPr>
@@ -3350,9 +3398,9 @@
     </w:p>
     <w:p>
       <w:pPr>
-        <w:shd w:val="clear" w:color="auto" w:fill="F1F4F9"/>
         <w:spacing w:after="30"/>
         <w:ind w:left="85"/>
+        <w:shd w:val="clear" w:color="auto" w:fill="F1F4F9"/>
       </w:pPr>
       <w:r>
         <w:rPr>
@@ -3573,9 +3621,9 @@
     </w:p>
     <w:p>
       <w:pPr>
-        <w:shd w:val="clear" w:color="auto" w:fill="F1F4F9"/>
         <w:spacing w:after="30"/>
         <w:ind w:left="85"/>
+        <w:shd w:val="clear" w:color="auto" w:fill="F1F4F9"/>
       </w:pPr>
       <w:r>
         <w:rPr>
@@ -3754,9 +3802,9 @@
     </w:p>
     <w:p>
       <w:pPr>
-        <w:shd w:val="clear" w:color="auto" w:fill="F1F4F9"/>
         <w:spacing w:after="30"/>
         <w:ind w:left="85"/>
+        <w:shd w:val="clear" w:color="auto" w:fill="F1F4F9"/>
       </w:pPr>
       <w:r>
         <w:rPr>
@@ -3943,9 +3991,9 @@
     </w:p>
     <w:p>
       <w:pPr>
-        <w:shd w:val="clear" w:color="auto" w:fill="F1F4F9"/>
         <w:spacing w:after="30"/>
         <w:ind w:left="85"/>
+        <w:shd w:val="clear" w:color="auto" w:fill="F1F4F9"/>
       </w:pPr>
       <w:r>
         <w:rPr>
@@ -3954,7 +4002,7 @@
           <w:sz w:val="20"/>
           <w:u w:val="none"/>
         </w:rPr>
-        <w:t>① 냉장고에 물이 좀 있다. → There are some water in the refrigerator.</w:t>
+        <w:t>① 냉장고에 우유가 좀 있다. → There are some milk in the refrigerator.</w:t>
       </w:r>
       <w:r>
         <w:br/>
@@ -3978,19 +4026,19 @@
           <w:sz w:val="20"/>
           <w:u w:val="none"/>
         </w:rPr>
-        <w:t>③ 버스에 빈자리가 하나도 없었다. → There wasn't any empty seats on the bus.</w:t>
-      </w:r>
-      <w:r>
-        <w:br/>
-      </w:r>
-      <w:r>
-        <w:rPr>
-          <w:b w:val="0"/>
-          <w:i w:val="0"/>
-          <w:sz w:val="20"/>
-          <w:u w:val="none"/>
-        </w:rPr>
-        <w:t>④ 정원에 고양이 한 마리와 개 한 마리가 있니? → Is there a cat and a dog in the garden?</w:t>
+        <w:t>③ 어제 거리에 차가 많지 않았다. → There wasn't many cars on the street yesterday.</w:t>
+      </w:r>
+      <w:r>
+        <w:br/>
+      </w:r>
+      <w:r>
+        <w:rPr>
+          <w:b w:val="0"/>
+          <w:i w:val="0"/>
+          <w:sz w:val="20"/>
+          <w:u w:val="none"/>
+        </w:rPr>
+        <w:t>④ 정원에 꽃들이 없다. → There isn't flowers in the garden.</w:t>
       </w:r>
       <w:r>
         <w:br/>
@@ -4061,9 +4109,9 @@
     </w:p>
     <w:p>
       <w:pPr>
-        <w:shd w:val="clear" w:color="auto" w:fill="F1F4F9"/>
         <w:spacing w:after="30"/>
         <w:ind w:left="85"/>
+        <w:shd w:val="clear" w:color="auto" w:fill="F1F4F9"/>
       </w:pPr>
       <w:r>
         <w:rPr>
@@ -4444,23 +4492,23 @@
           <w:sz w:val="20"/>
           <w:u w:val="none"/>
         </w:rPr>
-        <w:t xml:space="preserve">다음 글을 읽고 물음에 답하시오. </w:t>
-      </w:r>
-      <w:r>
-        <w:rPr>
-          <w:b w:val="0"/>
-          <w:i w:val="0"/>
-          <w:sz w:val="20"/>
-          <w:u w:val="none"/>
-        </w:rPr>
-        <w:t>(표적: 지문 변형 2단계 — 틀린 것 고치기 → There 대답 쓰기)</w:t>
+        <w:t xml:space="preserve">다음 문장을 읽고 물음에 답하시오. </w:t>
+      </w:r>
+      <w:r>
+        <w:rPr>
+          <w:b w:val="0"/>
+          <w:i w:val="0"/>
+          <w:sz w:val="20"/>
+          <w:u w:val="none"/>
+        </w:rPr>
+        <w:t>(표적: 2단계 — 틀린 것 고치기 → There 대답 쓰기 · 프린트 예문)</w:t>
       </w:r>
     </w:p>
     <w:p>
       <w:pPr>
-        <w:shd w:val="clear" w:color="auto" w:fill="F1F4F9"/>
         <w:spacing w:after="30"/>
         <w:ind w:left="85"/>
+        <w:shd w:val="clear" w:color="auto" w:fill="F1F4F9"/>
       </w:pPr>
       <w:r>
         <w:rPr>
@@ -4469,112 +4517,70 @@
           <w:sz w:val="20"/>
           <w:u w:val="none"/>
         </w:rPr>
-        <w:t>Last Saturday, I went to my friend Jisu's birthday party. ⓐ</w:t>
-      </w:r>
-      <w:r>
-        <w:rPr>
-          <w:b w:val="0"/>
-          <w:i w:val="0"/>
-          <w:sz w:val="20"/>
-          <w:u w:val="single"/>
-        </w:rPr>
-        <w:t>There were many people</w:t>
-      </w:r>
-      <w:r>
-        <w:rPr>
-          <w:b w:val="0"/>
-          <w:i w:val="0"/>
-          <w:sz w:val="20"/>
-          <w:u w:val="none"/>
-        </w:rPr>
-        <w:t xml:space="preserve"> at the party. ⓑ</w:t>
-      </w:r>
-      <w:r>
-        <w:rPr>
-          <w:b w:val="0"/>
-          <w:i w:val="0"/>
-          <w:sz w:val="20"/>
-          <w:u w:val="single"/>
-        </w:rPr>
-        <w:t>There was a big cake</w:t>
-      </w:r>
-      <w:r>
-        <w:rPr>
-          <w:b w:val="0"/>
-          <w:i w:val="0"/>
-          <w:sz w:val="20"/>
-          <w:u w:val="none"/>
-        </w:rPr>
-        <w:t xml:space="preserve"> on the table. ⓒ</w:t>
-      </w:r>
-      <w:r>
-        <w:rPr>
-          <w:b w:val="0"/>
-          <w:i w:val="0"/>
-          <w:sz w:val="20"/>
-          <w:u w:val="single"/>
-        </w:rPr>
-        <w:t>There were some milk</w:t>
-      </w:r>
-      <w:r>
-        <w:rPr>
-          <w:b w:val="0"/>
-          <w:i w:val="0"/>
-          <w:sz w:val="20"/>
-          <w:u w:val="none"/>
-        </w:rPr>
-        <w:t xml:space="preserve"> in the refrigerator, too. After the party, we went to the park. ⓓ</w:t>
-      </w:r>
-      <w:r>
-        <w:rPr>
-          <w:b w:val="0"/>
-          <w:i w:val="0"/>
-          <w:sz w:val="20"/>
-          <w:u w:val="single"/>
-        </w:rPr>
-        <w:t>There wasn't any clouds</w:t>
-      </w:r>
-      <w:r>
-        <w:rPr>
-          <w:b w:val="0"/>
-          <w:i w:val="0"/>
-          <w:sz w:val="20"/>
-          <w:u w:val="none"/>
-        </w:rPr>
-        <w:t xml:space="preserve"> in the sky. ⓔ</w:t>
-      </w:r>
-      <w:r>
-        <w:rPr>
-          <w:b w:val="0"/>
-          <w:i w:val="0"/>
-          <w:sz w:val="20"/>
-          <w:u w:val="single"/>
-        </w:rPr>
-        <w:t>There were children</w:t>
-      </w:r>
-      <w:r>
-        <w:rPr>
-          <w:b w:val="0"/>
-          <w:i w:val="0"/>
-          <w:sz w:val="20"/>
-          <w:u w:val="none"/>
-        </w:rPr>
-        <w:t xml:space="preserve"> in the playground.</w:t>
-      </w:r>
-      <w:r>
-        <w:br/>
-      </w:r>
-      <w:r>
-        <w:br/>
-      </w:r>
-      <w:r>
-        <w:rPr>
-          <w:b w:val="0"/>
-          <w:i w:val="0"/>
-          <w:sz w:val="20"/>
-          <w:u w:val="none"/>
-        </w:rPr>
-        <w:t>[1단계] 밑줄 친 ⓐ~ⓔ 중 어법상 틀린 것을 모두 찾아 바르게 고치시오.</w:t>
+        <w:t>ⓐ There is some milk in the refrigerator.</w:t>
+      </w:r>
+      <w:r>
+        <w:br/>
+      </w:r>
+      <w:r>
+        <w:rPr>
+          <w:b w:val="0"/>
+          <w:i w:val="0"/>
+          <w:sz w:val="20"/>
+          <w:u w:val="none"/>
+        </w:rPr>
+        <w:t>ⓑ There are ten questions on the exam.</w:t>
+      </w:r>
+      <w:r>
+        <w:br/>
+      </w:r>
+      <w:r>
+        <w:rPr>
+          <w:b w:val="0"/>
+          <w:i w:val="0"/>
+          <w:sz w:val="20"/>
+          <w:u w:val="none"/>
+        </w:rPr>
+        <w:t>ⓒ There is some oranges in the bag.</w:t>
+      </w:r>
+      <w:r>
+        <w:br/>
+      </w:r>
+      <w:r>
+        <w:rPr>
+          <w:b w:val="0"/>
+          <w:i w:val="0"/>
+          <w:sz w:val="20"/>
+          <w:u w:val="none"/>
+        </w:rPr>
+        <w:t>ⓓ There wasn't many cars on the street yesterday.</w:t>
+      </w:r>
+      <w:r>
+        <w:br/>
+      </w:r>
+      <w:r>
+        <w:rPr>
+          <w:b w:val="0"/>
+          <w:i w:val="0"/>
+          <w:sz w:val="20"/>
+          <w:u w:val="none"/>
+        </w:rPr>
+        <w:t>ⓔ There aren't any clouds in the sky.</w:t>
+      </w:r>
+      <w:r>
+        <w:br/>
+      </w:r>
+      <w:r>
+        <w:br/>
+      </w:r>
+      <w:r>
+        <w:rPr>
+          <w:b w:val="0"/>
+          <w:i w:val="0"/>
+          <w:sz w:val="20"/>
+          <w:u w:val="none"/>
+        </w:rPr>
+        <w:t>[1단계] ⓐ~ⓔ 중 어법상 틀린 것을 모두 찾아 바르게 고치시오.</w:t>
       </w:r>
       <w:r>
         <w:br/>
@@ -4595,7 +4601,7 @@
           <w:sz w:val="20"/>
           <w:u w:val="none"/>
         </w:rPr>
-        <w:t xml:space="preserve">(1) </w:t>
+        <w:t xml:space="preserve">1 </w:t>
       </w:r>
       <w:r>
         <w:rPr>
@@ -4616,19 +4622,19 @@
           <w:sz w:val="20"/>
           <w:u w:val="none"/>
         </w:rPr>
-        <w:t>[2단계] 글의 내용에 맞게 대답을 완성하시오.</w:t>
-      </w:r>
-      <w:r>
-        <w:br/>
-      </w:r>
-      <w:r>
-        <w:rPr>
-          <w:b w:val="0"/>
-          <w:i w:val="0"/>
-          <w:sz w:val="20"/>
-          <w:u w:val="none"/>
-        </w:rPr>
-        <w:t xml:space="preserve">Q1. Were there many people at the party? → </w:t>
+        <w:t>[2단계] 괄호 안의 지시대로 대답을 완성하시오.</w:t>
+      </w:r>
+      <w:r>
+        <w:br/>
+      </w:r>
+      <w:r>
+        <w:rPr>
+          <w:b w:val="0"/>
+          <w:i w:val="0"/>
+          <w:sz w:val="20"/>
+          <w:u w:val="none"/>
+        </w:rPr>
+        <w:t xml:space="preserve">Q1. Is there a library near your house? (긍정) → </w:t>
       </w:r>
       <w:r>
         <w:rPr>
@@ -4637,7 +4643,7 @@
           <w:sz w:val="20"/>
           <w:u w:val="none"/>
         </w:rPr>
-        <w:t xml:space="preserve">(2) </w:t>
+        <w:t xml:space="preserve">Q1 </w:t>
       </w:r>
       <w:r>
         <w:rPr>
@@ -4658,7 +4664,7 @@
           <w:sz w:val="20"/>
           <w:u w:val="none"/>
         </w:rPr>
-        <w:t xml:space="preserve">Q2. Were there any clouds in the sky? → </w:t>
+        <w:t xml:space="preserve">Q2. Were there any mistakes in my report? (부정) → </w:t>
       </w:r>
       <w:r>
         <w:rPr>
@@ -4667,7 +4673,7 @@
           <w:sz w:val="20"/>
           <w:u w:val="none"/>
         </w:rPr>
-        <w:t xml:space="preserve">(3) </w:t>
+        <w:t xml:space="preserve">Q2 </w:t>
       </w:r>
       <w:r>
         <w:rPr>
@@ -4779,9 +4785,9 @@
     </w:p>
     <w:p>
       <w:pPr>
-        <w:shd w:val="clear" w:color="auto" w:fill="F1F4F9"/>
         <w:spacing w:after="30"/>
         <w:ind w:left="85"/>
+        <w:shd w:val="clear" w:color="auto" w:fill="F1F4F9"/>
       </w:pPr>
       <w:r>
         <w:rPr>
@@ -4942,9 +4948,9 @@
     </w:p>
     <w:p>
       <w:pPr>
-        <w:shd w:val="clear" w:color="auto" w:fill="F1F4F9"/>
         <w:spacing w:after="30"/>
         <w:ind w:left="85"/>
+        <w:shd w:val="clear" w:color="auto" w:fill="F1F4F9"/>
       </w:pPr>
       <w:r>
         <w:rPr>
@@ -4965,67 +4971,67 @@
           <w:sz w:val="20"/>
           <w:u w:val="none"/>
         </w:rPr>
-        <w:t>ⓑ She hopes visiting Paris someday.</w:t>
-      </w:r>
-      <w:r>
-        <w:br/>
-      </w:r>
-      <w:r>
-        <w:rPr>
-          <w:b w:val="0"/>
-          <w:i w:val="0"/>
-          <w:sz w:val="20"/>
-          <w:u w:val="none"/>
-        </w:rPr>
-        <w:t>ⓒ Please stop making noise in the library.</w:t>
-      </w:r>
-      <w:r>
-        <w:br/>
-      </w:r>
-      <w:r>
-        <w:rPr>
-          <w:b w:val="0"/>
-          <w:i w:val="0"/>
-          <w:sz w:val="20"/>
-          <w:u w:val="none"/>
-        </w:rPr>
-        <w:t>ⓓ He enjoys to reading comic books.</w:t>
-      </w:r>
-      <w:r>
-        <w:br/>
-      </w:r>
-      <w:r>
-        <w:rPr>
-          <w:b w:val="0"/>
-          <w:i w:val="0"/>
-          <w:sz w:val="20"/>
-          <w:u w:val="none"/>
-        </w:rPr>
-        <w:t>ⓔ He finished painting the picture.</w:t>
-      </w:r>
-      <w:r>
-        <w:br/>
-      </w:r>
-      <w:r>
-        <w:rPr>
-          <w:b w:val="0"/>
-          <w:i w:val="0"/>
-          <w:sz w:val="20"/>
-          <w:u w:val="none"/>
-        </w:rPr>
-        <w:t>ⓕ They decided going home.</w:t>
-      </w:r>
-      <w:r>
-        <w:br/>
-      </w:r>
-      <w:r>
-        <w:rPr>
-          <w:b w:val="0"/>
-          <w:i w:val="0"/>
-          <w:sz w:val="20"/>
-          <w:u w:val="none"/>
-        </w:rPr>
-        <w:t>ⓖ Don't postpone doing your homework.</w:t>
+        <w:t>ⓑ We hope winning the game.</w:t>
+      </w:r>
+      <w:r>
+        <w:br/>
+      </w:r>
+      <w:r>
+        <w:rPr>
+          <w:b w:val="0"/>
+          <w:i w:val="0"/>
+          <w:sz w:val="20"/>
+          <w:u w:val="none"/>
+        </w:rPr>
+        <w:t>ⓒ They decided to go home.</w:t>
+      </w:r>
+      <w:r>
+        <w:br/>
+      </w:r>
+      <w:r>
+        <w:rPr>
+          <w:b w:val="0"/>
+          <w:i w:val="0"/>
+          <w:sz w:val="20"/>
+          <w:u w:val="none"/>
+        </w:rPr>
+        <w:t>ⓓ I plan go shopping with my friends.</w:t>
+      </w:r>
+      <w:r>
+        <w:br/>
+      </w:r>
+      <w:r>
+        <w:rPr>
+          <w:b w:val="0"/>
+          <w:i w:val="0"/>
+          <w:sz w:val="20"/>
+          <w:u w:val="none"/>
+        </w:rPr>
+        <w:t>ⓔ Lily planned to work out three times a week.</w:t>
+      </w:r>
+      <w:r>
+        <w:br/>
+      </w:r>
+      <w:r>
+        <w:rPr>
+          <w:b w:val="0"/>
+          <w:i w:val="0"/>
+          <w:sz w:val="20"/>
+          <w:u w:val="none"/>
+        </w:rPr>
+        <w:t>ⓕ He decided quit his job.</w:t>
+      </w:r>
+      <w:r>
+        <w:br/>
+      </w:r>
+      <w:r>
+        <w:rPr>
+          <w:b w:val="0"/>
+          <w:i w:val="0"/>
+          <w:sz w:val="20"/>
+          <w:u w:val="none"/>
+        </w:rPr>
+        <w:t>ⓖ My sister hopes to sing the song together.</w:t>
       </w:r>
       <w:r>
         <w:br/>
@@ -5165,9 +5171,9 @@
     </w:p>
     <w:p>
       <w:pPr>
-        <w:shd w:val="clear" w:color="auto" w:fill="F1F4F9"/>
         <w:spacing w:after="30"/>
         <w:ind w:left="85"/>
+        <w:shd w:val="clear" w:color="auto" w:fill="F1F4F9"/>
       </w:pPr>
       <w:r>
         <w:rPr>
@@ -5520,7 +5526,7 @@
           <w:sz w:val="20"/>
           <w:u w:val="none"/>
         </w:rPr>
-        <w:t>쓰임이 같은 것을 모두</w:t>
+        <w:t>문장 속 역할이 같은 것을 모두</w:t>
       </w:r>
       <w:r>
         <w:rPr>
@@ -5538,14 +5544,14 @@
           <w:sz w:val="20"/>
           <w:u w:val="none"/>
         </w:rPr>
-        <w:t>(표적: ★와 같은 용법 모두 — 명사적 vs 형용사적·부사적)</w:t>
+        <w:t>(표적: 명사적 용법 — 주어 · 목적어 · 보어 구별 · 프린트 예문)</w:t>
       </w:r>
     </w:p>
     <w:p>
       <w:pPr>
-        <w:shd w:val="clear" w:color="auto" w:fill="F1F4F9"/>
         <w:spacing w:after="30"/>
         <w:ind w:left="85"/>
+        <w:shd w:val="clear" w:color="auto" w:fill="F1F4F9"/>
       </w:pPr>
       <w:r>
         <w:rPr>
@@ -5587,7 +5593,7 @@
           <w:sz w:val="20"/>
           <w:u w:val="none"/>
         </w:rPr>
-        <w:t xml:space="preserve">ⓐ She went to the library </w:t>
+        <w:t xml:space="preserve">ⓐ </w:t>
       </w:r>
       <w:r>
         <w:rPr>
@@ -5596,28 +5602,28 @@
           <w:sz w:val="20"/>
           <w:u w:val="single"/>
         </w:rPr>
-        <w:t>to read</w:t>
-      </w:r>
-      <w:r>
-        <w:rPr>
-          <w:b w:val="0"/>
-          <w:i w:val="0"/>
-          <w:sz w:val="20"/>
-          <w:u w:val="none"/>
-        </w:rPr>
-        <w:t xml:space="preserve"> books.</w:t>
-      </w:r>
-      <w:r>
-        <w:br/>
-      </w:r>
-      <w:r>
-        <w:rPr>
-          <w:b w:val="0"/>
-          <w:i w:val="0"/>
-          <w:sz w:val="20"/>
-          <w:u w:val="none"/>
-        </w:rPr>
-        <w:t xml:space="preserve">ⓑ I need something </w:t>
+        <w:t>To read</w:t>
+      </w:r>
+      <w:r>
+        <w:rPr>
+          <w:b w:val="0"/>
+          <w:i w:val="0"/>
+          <w:sz w:val="20"/>
+          <w:u w:val="none"/>
+        </w:rPr>
+        <w:t xml:space="preserve"> books is fun.</w:t>
+      </w:r>
+      <w:r>
+        <w:br/>
+      </w:r>
+      <w:r>
+        <w:rPr>
+          <w:b w:val="0"/>
+          <w:i w:val="0"/>
+          <w:sz w:val="20"/>
+          <w:u w:val="none"/>
+        </w:rPr>
+        <w:t xml:space="preserve">ⓑ They decided </w:t>
       </w:r>
       <w:r>
         <w:rPr>
@@ -5626,16 +5632,16 @@
           <w:sz w:val="20"/>
           <w:u w:val="single"/>
         </w:rPr>
-        <w:t>to drink</w:t>
-      </w:r>
-      <w:r>
-        <w:rPr>
-          <w:b w:val="0"/>
-          <w:i w:val="0"/>
-          <w:sz w:val="20"/>
-          <w:u w:val="none"/>
-        </w:rPr>
-        <w:t>.</w:t>
+        <w:t>to go</w:t>
+      </w:r>
+      <w:r>
+        <w:rPr>
+          <w:b w:val="0"/>
+          <w:i w:val="0"/>
+          <w:sz w:val="20"/>
+          <w:u w:val="none"/>
+        </w:rPr>
+        <w:t xml:space="preserve"> home.</w:t>
       </w:r>
       <w:r>
         <w:br/>
@@ -5707,7 +5713,7 @@
           <w:sz w:val="20"/>
           <w:u w:val="none"/>
         </w:rPr>
-        <w:t xml:space="preserve">ⓔ He got up early </w:t>
+        <w:t xml:space="preserve">ⓔ </w:t>
       </w:r>
       <w:r>
         <w:rPr>
@@ -5716,16 +5722,16 @@
           <w:sz w:val="20"/>
           <w:u w:val="single"/>
         </w:rPr>
-        <w:t>to catch</w:t>
-      </w:r>
-      <w:r>
-        <w:rPr>
-          <w:b w:val="0"/>
-          <w:i w:val="0"/>
-          <w:sz w:val="20"/>
-          <w:u w:val="none"/>
-        </w:rPr>
-        <w:t xml:space="preserve"> the first bus.</w:t>
+        <w:t>To help</w:t>
+      </w:r>
+      <w:r>
+        <w:rPr>
+          <w:b w:val="0"/>
+          <w:i w:val="0"/>
+          <w:sz w:val="20"/>
+          <w:u w:val="none"/>
+        </w:rPr>
+        <w:t xml:space="preserve"> others makes me happy.</w:t>
       </w:r>
       <w:r>
         <w:br/>
@@ -5764,7 +5770,7 @@
           <w:sz w:val="20"/>
           <w:u w:val="none"/>
         </w:rPr>
-        <w:t>③ ⓒ, ⓓ</w:t>
+        <w:t>③ ⓑ, ⓒ</w:t>
       </w:r>
       <w:r>
         <w:br/>
@@ -5847,9 +5853,9 @@
     </w:p>
     <w:p>
       <w:pPr>
-        <w:shd w:val="clear" w:color="auto" w:fill="F1F4F9"/>
         <w:spacing w:after="30"/>
         <w:ind w:left="85"/>
+        <w:shd w:val="clear" w:color="auto" w:fill="F1F4F9"/>
       </w:pPr>
       <w:r>
         <w:rPr>
@@ -6036,9 +6042,9 @@
     </w:p>
     <w:p>
       <w:pPr>
-        <w:shd w:val="clear" w:color="auto" w:fill="F1F4F9"/>
         <w:spacing w:after="30"/>
         <w:ind w:left="85"/>
+        <w:shd w:val="clear" w:color="auto" w:fill="F1F4F9"/>
       </w:pPr>
       <w:r>
         <w:rPr>
@@ -6406,9 +6412,9 @@
     </w:p>
     <w:p>
       <w:pPr>
-        <w:shd w:val="clear" w:color="auto" w:fill="F1F4F9"/>
         <w:spacing w:after="30"/>
         <w:ind w:left="85"/>
+        <w:shd w:val="clear" w:color="auto" w:fill="F1F4F9"/>
       </w:pPr>
       <w:r>
         <w:rPr>
@@ -6676,9 +6682,9 @@
     </w:p>
     <w:p>
       <w:pPr>
-        <w:shd w:val="clear" w:color="auto" w:fill="F1F4F9"/>
         <w:spacing w:after="30"/>
         <w:ind w:left="85"/>
+        <w:shd w:val="clear" w:color="auto" w:fill="F1F4F9"/>
       </w:pPr>
       <w:r>
         <w:rPr>
@@ -6780,7 +6786,7 @@
           <w:sz w:val="20"/>
           <w:u w:val="none"/>
         </w:rPr>
-        <w:t xml:space="preserve">다음 글의 ⓐ~ⓕ 중 접속사 </w:t>
+        <w:t xml:space="preserve">다음 ⓐ~ⓕ 중 접속사 </w:t>
       </w:r>
       <w:r>
         <w:rPr>
@@ -6798,41 +6804,23 @@
           <w:sz w:val="20"/>
           <w:u w:val="none"/>
         </w:rPr>
-        <w:t xml:space="preserve">이 들어갈 수 있는 곳을 </w:t>
-      </w:r>
-      <w:r>
-        <w:rPr>
-          <w:b/>
-          <w:i w:val="0"/>
-          <w:sz w:val="20"/>
-          <w:u w:val="none"/>
-        </w:rPr>
-        <w:t>모두</w:t>
-      </w:r>
-      <w:r>
-        <w:rPr>
-          <w:b w:val="0"/>
-          <w:i w:val="0"/>
-          <w:sz w:val="20"/>
-          <w:u w:val="none"/>
-        </w:rPr>
-        <w:t xml:space="preserve"> 고른 것은? </w:t>
-      </w:r>
-      <w:r>
-        <w:rPr>
-          <w:b w:val="0"/>
-          <w:i w:val="0"/>
-          <w:sz w:val="20"/>
-          <w:u w:val="none"/>
-        </w:rPr>
-        <w:t>(표적: 지문 속 that 자리 모두 — 가짜 자리(문장 경계 · to 자리) 구별)</w:t>
+        <w:t xml:space="preserve">이 들어갈 수 있는 곳을 모두 고른 것은? </w:t>
+      </w:r>
+      <w:r>
+        <w:rPr>
+          <w:b w:val="0"/>
+          <w:i w:val="0"/>
+          <w:sz w:val="20"/>
+          <w:u w:val="none"/>
+        </w:rPr>
+        <w:t>(표적: that 자리 모두 — 가짜 자리(to 자리) 구별 · 프린트 예문)</w:t>
       </w:r>
     </w:p>
     <w:p>
       <w:pPr>
-        <w:shd w:val="clear" w:color="auto" w:fill="F1F4F9"/>
         <w:spacing w:after="30"/>
         <w:ind w:left="85"/>
+        <w:shd w:val="clear" w:color="auto" w:fill="F1F4F9"/>
       </w:pPr>
       <w:r>
         <w:rPr>
@@ -6841,7 +6829,67 @@
           <w:sz w:val="20"/>
           <w:u w:val="none"/>
         </w:rPr>
-        <w:t>Today was a busy day! ⓐ I heard ⓑ Max is sick, so I visited him after school. He has to see a doctor tomorrow ⓒ check his stomach. I think ⓓ he will be fine soon. The problem is ⓔ he has a big test next week. I hope ⓕ he will get well before the test.</w:t>
+        <w:t>ⓐ I heard ( ) Max is sick today.</w:t>
+      </w:r>
+      <w:r>
+        <w:br/>
+      </w:r>
+      <w:r>
+        <w:rPr>
+          <w:b w:val="0"/>
+          <w:i w:val="0"/>
+          <w:sz w:val="20"/>
+          <w:u w:val="none"/>
+        </w:rPr>
+        <w:t>ⓑ He thought ( ) the history test was difficult.</w:t>
+      </w:r>
+      <w:r>
+        <w:br/>
+      </w:r>
+      <w:r>
+        <w:rPr>
+          <w:b w:val="0"/>
+          <w:i w:val="0"/>
+          <w:sz w:val="20"/>
+          <w:u w:val="none"/>
+        </w:rPr>
+        <w:t>ⓒ My goal is ( ) study harder.</w:t>
+      </w:r>
+      <w:r>
+        <w:br/>
+      </w:r>
+      <w:r>
+        <w:rPr>
+          <w:b w:val="0"/>
+          <w:i w:val="0"/>
+          <w:sz w:val="20"/>
+          <w:u w:val="none"/>
+        </w:rPr>
+        <w:t>ⓓ I hope ( ) he had a great time at the concert.</w:t>
+      </w:r>
+      <w:r>
+        <w:br/>
+      </w:r>
+      <w:r>
+        <w:rPr>
+          <w:b w:val="0"/>
+          <w:i w:val="0"/>
+          <w:sz w:val="20"/>
+          <w:u w:val="none"/>
+        </w:rPr>
+        <w:t>ⓔ I want ( ) be a doctor.</w:t>
+      </w:r>
+      <w:r>
+        <w:br/>
+      </w:r>
+      <w:r>
+        <w:rPr>
+          <w:b w:val="0"/>
+          <w:i w:val="0"/>
+          <w:sz w:val="20"/>
+          <w:u w:val="none"/>
+        </w:rPr>
+        <w:t>ⓕ The problem is ( ) we have no time.</w:t>
       </w:r>
       <w:r>
         <w:br/>
@@ -6981,9 +7029,9 @@
     </w:p>
     <w:p>
       <w:pPr>
-        <w:shd w:val="clear" w:color="auto" w:fill="F1F4F9"/>
         <w:spacing w:after="30"/>
         <w:ind w:left="85"/>
+        <w:shd w:val="clear" w:color="auto" w:fill="F1F4F9"/>
       </w:pPr>
       <w:r>
         <w:rPr>
@@ -7222,9 +7270,9 @@
     </w:p>
     <w:p>
       <w:pPr>
-        <w:shd w:val="clear" w:color="auto" w:fill="F1F4F9"/>
         <w:spacing w:after="30"/>
         <w:ind w:left="85"/>
+        <w:shd w:val="clear" w:color="auto" w:fill="F1F4F9"/>
       </w:pPr>
       <w:r>
         <w:rPr>
@@ -7585,9 +7633,9 @@
     </w:p>
     <w:p>
       <w:pPr>
-        <w:shd w:val="clear" w:color="auto" w:fill="F1F4F9"/>
         <w:spacing w:after="30"/>
         <w:ind w:left="85"/>
+        <w:shd w:val="clear" w:color="auto" w:fill="F1F4F9"/>
       </w:pPr>
       <w:r>
         <w:rPr>
@@ -7754,9 +7802,9 @@
     </w:p>
     <w:p>
       <w:pPr>
-        <w:shd w:val="clear" w:color="auto" w:fill="F1F4F9"/>
         <w:spacing w:after="30"/>
         <w:ind w:left="85"/>
+        <w:shd w:val="clear" w:color="auto" w:fill="F1F4F9"/>
       </w:pPr>
       <w:r>
         <w:rPr>
@@ -7852,23 +7900,23 @@
           <w:sz w:val="20"/>
           <w:u w:val="none"/>
         </w:rPr>
-        <w:t xml:space="preserve">다음 글의 (A)~(D)를 어법상 바르게 고친 것끼리 짝지은 것은? </w:t>
-      </w:r>
-      <w:r>
-        <w:rPr>
-          <w:b w:val="0"/>
-          <w:i w:val="0"/>
-          <w:sz w:val="20"/>
-          <w:u w:val="none"/>
-        </w:rPr>
-        <w:t>(표적: 지문 내 괄호 어법 고치기 — Practice B 시제 단서)</w:t>
+        <w:t xml:space="preserve">다음 (A)~(D)를 어법상 바르게 고친 것끼리 짝지은 것은? </w:t>
+      </w:r>
+      <w:r>
+        <w:rPr>
+          <w:b w:val="0"/>
+          <w:i w:val="0"/>
+          <w:sz w:val="20"/>
+          <w:u w:val="none"/>
+        </w:rPr>
+        <w:t>(표적: 괄호 어법 고치기 — Practice B 시제 단서 · 프린트 예문)</w:t>
       </w:r>
     </w:p>
     <w:p>
       <w:pPr>
-        <w:shd w:val="clear" w:color="auto" w:fill="F1F4F9"/>
         <w:spacing w:after="30"/>
         <w:ind w:left="85"/>
+        <w:shd w:val="clear" w:color="auto" w:fill="F1F4F9"/>
       </w:pPr>
       <w:r>
         <w:rPr>
@@ -7877,79 +7925,43 @@
           <w:sz w:val="20"/>
           <w:u w:val="none"/>
         </w:rPr>
-        <w:t xml:space="preserve">My friend Max went to a concert yesterday. I hope that he (A) </w:t>
-      </w:r>
-      <w:r>
-        <w:rPr>
-          <w:b w:val="0"/>
-          <w:i w:val="0"/>
-          <w:sz w:val="20"/>
-          <w:u w:val="single"/>
-        </w:rPr>
-        <w:t>have</w:t>
-      </w:r>
-      <w:r>
-        <w:rPr>
-          <w:b w:val="0"/>
-          <w:i w:val="0"/>
-          <w:sz w:val="20"/>
-          <w:u w:val="none"/>
-        </w:rPr>
-        <w:t xml:space="preserve"> a great time at the concert. But today I heard that Max (B) </w:t>
-      </w:r>
-      <w:r>
-        <w:rPr>
-          <w:b w:val="0"/>
-          <w:i w:val="0"/>
-          <w:sz w:val="20"/>
-          <w:u w:val="single"/>
-        </w:rPr>
-        <w:t>be</w:t>
-      </w:r>
-      <w:r>
-        <w:rPr>
-          <w:b w:val="0"/>
-          <w:i w:val="0"/>
-          <w:sz w:val="20"/>
-          <w:u w:val="none"/>
-        </w:rPr>
-        <w:t xml:space="preserve"> sick. Last week, he had a history test. He thought that the history test (C) </w:t>
-      </w:r>
-      <w:r>
-        <w:rPr>
-          <w:b w:val="0"/>
-          <w:i w:val="0"/>
-          <w:sz w:val="20"/>
-          <w:u w:val="single"/>
-        </w:rPr>
-        <w:t>be</w:t>
-      </w:r>
-      <w:r>
-        <w:rPr>
-          <w:b w:val="0"/>
-          <w:i w:val="0"/>
-          <w:sz w:val="20"/>
-          <w:u w:val="none"/>
-        </w:rPr>
-        <w:t xml:space="preserve"> difficult. I think that Max should (D) </w:t>
-      </w:r>
-      <w:r>
-        <w:rPr>
-          <w:b w:val="0"/>
-          <w:i w:val="0"/>
-          <w:sz w:val="20"/>
-          <w:u w:val="single"/>
-        </w:rPr>
-        <w:t>changes</w:t>
-      </w:r>
-      <w:r>
-        <w:rPr>
-          <w:b w:val="0"/>
-          <w:i w:val="0"/>
-          <w:sz w:val="20"/>
-          <w:u w:val="none"/>
-        </w:rPr>
-        <w:t xml:space="preserve"> his eating habits.</w:t>
+        <w:t>• I hope that he (A) have a great time at the concert.</w:t>
+      </w:r>
+      <w:r>
+        <w:br/>
+      </w:r>
+      <w:r>
+        <w:rPr>
+          <w:b w:val="0"/>
+          <w:i w:val="0"/>
+          <w:sz w:val="20"/>
+          <w:u w:val="none"/>
+        </w:rPr>
+        <w:t>• I heard that Max (B) be sick today.</w:t>
+      </w:r>
+      <w:r>
+        <w:br/>
+      </w:r>
+      <w:r>
+        <w:rPr>
+          <w:b w:val="0"/>
+          <w:i w:val="0"/>
+          <w:sz w:val="20"/>
+          <w:u w:val="none"/>
+        </w:rPr>
+        <w:t>• He thought that the history test (C) be difficult.</w:t>
+      </w:r>
+      <w:r>
+        <w:br/>
+      </w:r>
+      <w:r>
+        <w:rPr>
+          <w:b w:val="0"/>
+          <w:i w:val="0"/>
+          <w:sz w:val="20"/>
+          <w:u w:val="none"/>
+        </w:rPr>
+        <w:t>• I think that Jim should (D) changes his eating habits.</w:t>
       </w:r>
       <w:r>
         <w:br/>
@@ -8104,9 +8116,9 @@
     </w:p>
     <w:p>
       <w:pPr>
-        <w:shd w:val="clear" w:color="auto" w:fill="F1F4F9"/>
         <w:spacing w:after="30"/>
         <w:ind w:left="85"/>
+        <w:shd w:val="clear" w:color="auto" w:fill="F1F4F9"/>
       </w:pPr>
       <w:r>
         <w:rPr>
@@ -8463,7 +8475,7 @@
           <w:sz w:val="20"/>
           <w:u w:val="none"/>
         </w:rPr>
-        <w:t xml:space="preserve">다음 글의 밑줄 친 ⓐ~ⓔ 중 어법상 </w:t>
+        <w:t xml:space="preserve">다음 밑줄 친 ⓐ~ⓔ 중 어법상 </w:t>
       </w:r>
       <w:r>
         <w:rPr>
@@ -8490,14 +8502,14 @@
           <w:sz w:val="20"/>
           <w:u w:val="none"/>
         </w:rPr>
-        <w:t>(표적: 지문 밑줄 옳은 것 1개 — 비교·There·to부정사·that 통합)</w:t>
+        <w:t>(표적: 밑줄 옳은 것 1개 — 비교·There·to부정사·that 통합 · 프린트 예문)</w:t>
       </w:r>
     </w:p>
     <w:p>
       <w:pPr>
-        <w:shd w:val="clear" w:color="auto" w:fill="F1F4F9"/>
         <w:spacing w:after="30"/>
         <w:ind w:left="85"/>
+        <w:shd w:val="clear" w:color="auto" w:fill="F1F4F9"/>
       </w:pPr>
       <w:r>
         <w:rPr>
@@ -8506,7 +8518,7 @@
           <w:sz w:val="20"/>
           <w:u w:val="none"/>
         </w:rPr>
-        <w:t>My name is Jun. My dream is ⓐ</w:t>
+        <w:t xml:space="preserve">ⓐ My dream is </w:t>
       </w:r>
       <w:r>
         <w:rPr>
@@ -8515,16 +8527,28 @@
           <w:sz w:val="20"/>
           <w:u w:val="single"/>
         </w:rPr>
-        <w:t>become</w:t>
-      </w:r>
-      <w:r>
-        <w:rPr>
-          <w:b w:val="0"/>
-          <w:i w:val="0"/>
-          <w:sz w:val="20"/>
-          <w:u w:val="none"/>
-        </w:rPr>
-        <w:t xml:space="preserve"> a pilot. I believe that a pilot's job is ⓑ</w:t>
+        <w:t>travel</w:t>
+      </w:r>
+      <w:r>
+        <w:rPr>
+          <w:b w:val="0"/>
+          <w:i w:val="0"/>
+          <w:sz w:val="20"/>
+          <w:u w:val="none"/>
+        </w:rPr>
+        <w:t xml:space="preserve"> the world.</w:t>
+      </w:r>
+      <w:r>
+        <w:br/>
+      </w:r>
+      <w:r>
+        <w:rPr>
+          <w:b w:val="0"/>
+          <w:i w:val="0"/>
+          <w:sz w:val="20"/>
+          <w:u w:val="none"/>
+        </w:rPr>
+        <w:t xml:space="preserve">ⓑ Happiness is </w:t>
       </w:r>
       <w:r>
         <w:rPr>
@@ -8533,16 +8557,28 @@
           <w:sz w:val="20"/>
           <w:u w:val="single"/>
         </w:rPr>
-        <w:t>the most exciting</w:t>
-      </w:r>
-      <w:r>
-        <w:rPr>
-          <w:b w:val="0"/>
-          <w:i w:val="0"/>
-          <w:sz w:val="20"/>
-          <w:u w:val="none"/>
-        </w:rPr>
-        <w:t xml:space="preserve"> job in the world. But my mom thinks that it ⓒ</w:t>
+        <w:t>the most important</w:t>
+      </w:r>
+      <w:r>
+        <w:rPr>
+          <w:b w:val="0"/>
+          <w:i w:val="0"/>
+          <w:sz w:val="20"/>
+          <w:u w:val="none"/>
+        </w:rPr>
+        <w:t xml:space="preserve"> thing in my life.</w:t>
+      </w:r>
+      <w:r>
+        <w:br/>
+      </w:r>
+      <w:r>
+        <w:rPr>
+          <w:b w:val="0"/>
+          <w:i w:val="0"/>
+          <w:sz w:val="20"/>
+          <w:u w:val="none"/>
+        </w:rPr>
+        <w:t xml:space="preserve">ⓒ That she studies hard </w:t>
       </w:r>
       <w:r>
         <w:rPr>
@@ -8560,7 +8596,19 @@
           <w:sz w:val="20"/>
           <w:u w:val="none"/>
         </w:rPr>
-        <w:t xml:space="preserve"> very dangerous. There ⓓ</w:t>
+        <w:t xml:space="preserve"> surprising.</w:t>
+      </w:r>
+      <w:r>
+        <w:br/>
+      </w:r>
+      <w:r>
+        <w:rPr>
+          <w:b w:val="0"/>
+          <w:i w:val="0"/>
+          <w:sz w:val="20"/>
+          <w:u w:val="none"/>
+        </w:rPr>
+        <w:t xml:space="preserve">ⓓ There </w:t>
       </w:r>
       <w:r>
         <w:rPr>
@@ -8578,7 +8626,19 @@
           <w:sz w:val="20"/>
           <w:u w:val="none"/>
         </w:rPr>
-        <w:t xml:space="preserve"> many things to learn, so I need to study hard. I enjoy ⓔ</w:t>
+        <w:t xml:space="preserve"> pictures on the wall.</w:t>
+      </w:r>
+      <w:r>
+        <w:br/>
+      </w:r>
+      <w:r>
+        <w:rPr>
+          <w:b w:val="0"/>
+          <w:i w:val="0"/>
+          <w:sz w:val="20"/>
+          <w:u w:val="none"/>
+        </w:rPr>
+        <w:t xml:space="preserve">ⓔ I really hope </w:t>
       </w:r>
       <w:r>
         <w:rPr>
@@ -8587,16 +8647,16 @@
           <w:sz w:val="20"/>
           <w:u w:val="single"/>
         </w:rPr>
-        <w:t>to read</w:t>
-      </w:r>
-      <w:r>
-        <w:rPr>
-          <w:b w:val="0"/>
-          <w:i w:val="0"/>
-          <w:sz w:val="20"/>
-          <w:u w:val="none"/>
-        </w:rPr>
-        <w:t xml:space="preserve"> books about airplanes.</w:t>
+        <w:t>seeing</w:t>
+      </w:r>
+      <w:r>
+        <w:rPr>
+          <w:b w:val="0"/>
+          <w:i w:val="0"/>
+          <w:sz w:val="20"/>
+          <w:u w:val="none"/>
+        </w:rPr>
+        <w:t xml:space="preserve"> them again in the near future.</w:t>
       </w:r>
       <w:r>
         <w:br/>
@@ -8689,8 +8749,8 @@
           <w:type w:val="continuous"/>
           <w:pgSz w:w="11906" w:h="16838"/>
           <w:pgMar w:top="680" w:right="794" w:bottom="624" w:left="794" w:header="720" w:footer="720" w:gutter="0"/>
+          <w:docGrid w:linePitch="360"/>
           <w:cols w:num="2" w:space="396" w:sep="1"/>
-          <w:docGrid w:linePitch="360"/>
         </w:sectPr>
       </w:pPr>
     </w:p>
@@ -9252,7 +9312,7 @@
           <w:sz w:val="18"/>
           <w:u w:val="none"/>
         </w:rPr>
-        <w:t xml:space="preserve"> [1] ⓒ were → was · ⓓ wasn't → weren't [2] Yes, there were. / No, there weren't.</w:t>
+        <w:t xml:space="preserve"> [1단계] ⓒ is → are / ⓓ wasn't → weren't [2단계] Q1 Yes, there is. / Q2 No, there weren't.</w:t>
       </w:r>
       <w:r>
         <w:rPr>
@@ -9368,7 +9428,7 @@
           <w:sz w:val="18"/>
           <w:u w:val="none"/>
         </w:rPr>
-        <w:t xml:space="preserve"> ③ ⓒ, ⓓ (명사적 용법)</w:t>
+        <w:t xml:space="preserve"> ③ ⓑ, ⓒ (목적어)</w:t>
       </w:r>
       <w:r>
         <w:rPr>
@@ -9513,7 +9573,7 @@
           <w:sz w:val="18"/>
           <w:u w:val="none"/>
         </w:rPr>
-        <w:t xml:space="preserve"> ③ ⓑ, ⓓ, ⓔ, ⓕ</w:t>
+        <w:t xml:space="preserve"> ④ ⓐ, ⓑ, ⓓ, ⓕ</w:t>
       </w:r>
       <w:r>
         <w:rPr>
@@ -9716,14 +9776,14 @@
           <w:sz w:val="18"/>
           <w:u w:val="none"/>
         </w:rPr>
-        <w:t xml:space="preserve"> ② ⓑ (the most exciting)</w:t>
+        <w:t xml:space="preserve"> ② ⓑ</w:t>
       </w:r>
     </w:p>
     <w:sectPr>
       <w:pgSz w:w="11906" w:h="16838"/>
       <w:pgMar w:top="680" w:right="794" w:bottom="624" w:left="794" w:header="720" w:footer="720" w:gutter="0"/>
+      <w:docGrid w:linePitch="360"/>
       <w:cols w:num="1" w:space="396"/>
-      <w:docGrid w:linePitch="360"/>
     </w:sectPr>
   </w:body>
 </w:document>
